--- a/docs/M2_RE_09_M2aSoiling.docx
+++ b/docs/M2_RE_09_M2aSoiling.docx
@@ -32,9 +32,9 @@
       <w:pPr>
         <w:pStyle w:val="Heading1"/>
       </w:pPr>
-      <w:bookmarkStart w:id="20" w:name="X06361785e8026f9126d3f10c7097273ef10187b"/>
-      <w:r>
-        <w:t xml:space="preserve">M2 Reverse Engineering — Iterasi 9: M2aSoiling (SKELETON)</w:t>
+      <w:bookmarkStart w:id="20" w:name="Xb1d566c835232edebee22a4c7e988eed0a3851e"/>
+      <w:r>
+        <w:t xml:space="preserve">M2 Reverse Engineering — Iterasi 9: M2aSoiling</w:t>
       </w:r>
       <w:bookmarkEnd w:id="20"/>
     </w:p>
@@ -64,7 +64,22 @@
         <w:t xml:space="preserve"> </w:t>
       </w:r>
       <w:r>
-        <w:t xml:space="preserve">(715 baris)</w:t>
+        <w:t xml:space="preserve">(1818 baris per 2026-07-11; 715 baris saat iterasi 9 ditulis) +</w:t>
+      </w:r>
+      <w:r>
+        <w:t xml:space="preserve"> </w:t>
+      </w:r>
+      <w:r>
+        <w:rPr>
+          <w:rStyle w:val="VerbatimChar"/>
+        </w:rPr>
+        <w:t xml:space="preserve">pv_pipeline/m2a/cleaning_report.py</w:t>
+      </w:r>
+      <w:r>
+        <w:t xml:space="preserve"> </w:t>
+      </w:r>
+      <w:r>
+        <w:t xml:space="preserve">(rekap manual cleaning)</w:t>
       </w:r>
       <w:r>
         <w:t xml:space="preserve"> </w:t>
@@ -134,39 +149,156 @@
       </w:r>
       <w:r>
         <w:rPr>
+          <w:rStyle w:val="VerbatimChar"/>
+        </w:rPr>
+        <w:t xml:space="preserve">enabled</w:t>
+      </w:r>
+      <w:r>
+        <w:t xml:space="preserve"> </w:t>
+      </w:r>
+      <w:r>
+        <w:t xml:space="preserve">default</w:t>
+      </w:r>
+      <w:r>
+        <w:t xml:space="preserve"> </w:t>
+      </w:r>
+      <w:r>
+        <w:rPr>
+          <w:rStyle w:val="VerbatimChar"/>
+        </w:rPr>
+        <w:t xml:space="preserve">False</w:t>
+      </w:r>
+      <w:r>
+        <w:t xml:space="preserve"> </w:t>
+      </w:r>
+      <w:r>
+        <w:t xml:space="preserve">dan di config IKN masih</w:t>
+      </w:r>
+      <w:r>
+        <w:t xml:space="preserve"> </w:t>
+      </w:r>
+      <w:r>
+        <w:rPr>
+          <w:rStyle w:val="VerbatimChar"/>
+        </w:rPr>
+        <w:t xml:space="preserve">False</w:t>
+      </w:r>
+      <w:r>
+        <w:t xml:space="preserve"> </w:t>
+      </w:r>
+      <w:r>
+        <w:t xml:space="preserve">untuk pipeline harian,</w:t>
+      </w:r>
+      <w:r>
+        <w:t xml:space="preserve"> </w:t>
+      </w:r>
+      <w:r>
+        <w:rPr>
           <w:b/>
         </w:rPr>
-        <w:t xml:space="preserve">SKELETON</w:t>
-      </w:r>
-      <w:r>
-        <w:t xml:space="preserve"> </w:t>
-      </w:r>
-      <w:r>
-        <w:t xml:space="preserve">—</w:t>
-      </w:r>
-      <w:r>
-        <w:t xml:space="preserve"> </w:t>
-      </w:r>
-      <w:r>
-        <w:rPr>
-          <w:rStyle w:val="VerbatimChar"/>
-        </w:rPr>
-        <w:t xml:space="preserve">enabled</w:t>
-      </w:r>
-      <w:r>
-        <w:t xml:space="preserve"> </w:t>
-      </w:r>
-      <w:r>
-        <w:t xml:space="preserve">default</w:t>
-      </w:r>
-      <w:r>
-        <w:t xml:space="preserve"> </w:t>
-      </w:r>
-      <w:r>
-        <w:rPr>
-          <w:rStyle w:val="VerbatimChar"/>
-        </w:rPr>
-        <w:t xml:space="preserve">False</w:t>
+        <w:t xml:space="preserve">tetapi sejak 2026-07 modul sudah matang sebagai analysis run standalone</w:t>
+      </w:r>
+      <w:r>
+        <w:t xml:space="preserve"> </w:t>
+      </w:r>
+      <w:r>
+        <w:t xml:space="preserve">(</w:t>
+      </w:r>
+      <w:r>
+        <w:rPr>
+          <w:rStyle w:val="VerbatimChar"/>
+        </w:rPr>
+        <w:t xml:space="preserve">run_soiling_analysis.py</w:t>
+      </w:r>
+      <w:r>
+        <w:t xml:space="preserve"> </w:t>
+      </w:r>
+      <w:r>
+        <w:t xml:space="preserve">+</w:t>
+      </w:r>
+      <w:r>
+        <w:t xml:space="preserve"> </w:t>
+      </w:r>
+      <w:r>
+        <w:rPr>
+          <w:rStyle w:val="VerbatimChar"/>
+        </w:rPr>
+        <w:t xml:space="preserve">notebook/M2aSoiling.ipynb</w:t>
+      </w:r>
+      <w:r>
+        <w:t xml:space="preserve">) atas data multi-bulan — run nyata:</w:t>
+      </w:r>
+      <w:r>
+        <w:t xml:space="preserve"> </w:t>
+      </w:r>
+      <w:r>
+        <w:rPr>
+          <w:rStyle w:val="VerbatimChar"/>
+        </w:rPr>
+        <w:t xml:space="preserve">soiling_srr_20250103_20260430*.xlsx</w:t>
+      </w:r>
+      <w:r>
+        <w:t xml:space="preserve">. Lihat</w:t>
+      </w:r>
+      <w:r>
+        <w:t xml:space="preserve"> </w:t>
+      </w:r>
+      <w:r>
+        <w:rPr>
+          <w:b/>
+        </w:rPr>
+        <w:t xml:space="preserve">§0 Update Modul 2026-07</w:t>
+      </w:r>
+      <w:r>
+        <w:t xml:space="preserve">.</w:t>
+      </w:r>
+      <w:r>
+        <w:t xml:space="preserve"> </w:t>
+      </w:r>
+      <w:r>
+        <w:rPr>
+          <w:b/>
+        </w:rPr>
+        <w:t xml:space="preserve">Spec referensi</w:t>
+      </w:r>
+      <w:r>
+        <w:t xml:space="preserve">: Master Context — soiling/cleaning (Fase 3 Part 2 Task #5); IEC 61724-1 (PR); Deceglie et al. 2018</w:t>
+      </w:r>
+      <w:r>
+        <w:t xml:space="preserve"> </w:t>
+      </w:r>
+      <w:r>
+        <w:rPr>
+          <w:b/>
+        </w:rPr>
+        <w:t xml:space="preserve">Dependency</w:t>
+      </w:r>
+      <w:r>
+        <w:t xml:space="preserve">:</w:t>
+      </w:r>
+      <w:r>
+        <w:t xml:space="preserve"> </w:t>
+      </w:r>
+      <w:r>
+        <w:rPr>
+          <w:rStyle w:val="VerbatimChar"/>
+        </w:rPr>
+        <w:t xml:space="preserve">rdtools.soiling.soiling_srr</w:t>
+      </w:r>
+      <w:r>
+        <w:t xml:space="preserve"> </w:t>
+      </w:r>
+      <w:r>
+        <w:t xml:space="preserve">(auto-install),</w:t>
+      </w:r>
+      <w:r>
+        <w:t xml:space="preserve"> </w:t>
+      </w:r>
+      <w:r>
+        <w:rPr>
+          <w:rStyle w:val="VerbatimChar"/>
+        </w:rPr>
+        <w:t xml:space="preserve">POAProvider</w:t>
       </w:r>
       <w:r>
         <w:t xml:space="preserve">,</w:t>
@@ -176,28 +308,293 @@
       </w:r>
       <w:r>
         <w:rPr>
+          <w:rStyle w:val="VerbatimChar"/>
+        </w:rPr>
+        <w:t xml:space="preserve">CellTempProvider</w:t>
+      </w:r>
+      <w:r>
+        <w:t xml:space="preserve"> </w:t>
+      </w:r>
+      <w:r>
+        <w:t xml:space="preserve">+</w:t>
+      </w:r>
+      <w:r>
+        <w:t xml:space="preserve"> </w:t>
+      </w:r>
+      <w:r>
+        <w:rPr>
+          <w:rStyle w:val="VerbatimChar"/>
+        </w:rPr>
+        <w:t xml:space="preserve">PanelSpec</w:t>
+      </w:r>
+      <w:r>
+        <w:t xml:space="preserve"> </w:t>
+      </w:r>
+      <w:r>
+        <w:t xml:space="preserve">(koreksi suhu),</w:t>
+      </w:r>
+      <w:r>
+        <w:t xml:space="preserve"> </w:t>
+      </w:r>
+      <w:r>
+        <w:rPr>
+          <w:rStyle w:val="VerbatimChar"/>
+        </w:rPr>
+        <w:t xml:space="preserve">load_empty_pv_map</w:t>
+      </w:r>
+      <w:r>
+        <w:t xml:space="preserve"> </w:t>
+      </w:r>
+      <w:r>
+        <w:rPr>
           <w:b/>
         </w:rPr>
-        <w:t xml:space="preserve">dan di config IKN juga</w:t>
+        <w:t xml:space="preserve">Output sheet Python</w:t>
+      </w:r>
+      <w:r>
+        <w:t xml:space="preserve">:</w:t>
+      </w:r>
+      <w:r>
+        <w:t xml:space="preserve"> </w:t>
+      </w:r>
+      <w:r>
+        <w:rPr>
+          <w:rStyle w:val="VerbatimChar"/>
+        </w:rPr>
+        <w:t xml:space="preserve">EconomicAnalysis</w:t>
+      </w:r>
+      <w:r>
+        <w:t xml:space="preserve"> </w:t>
+      </w:r>
+      <w:r>
+        <w:t xml:space="preserve">(1-row) +</w:t>
+      </w:r>
+      <w:r>
+        <w:t xml:space="preserve"> </w:t>
+      </w:r>
+      <w:r>
+        <w:rPr>
+          <w:rStyle w:val="VerbatimChar"/>
+        </w:rPr>
+        <w:t xml:space="preserve">SoilingRatio</w:t>
+      </w:r>
+      <w:r>
+        <w:t xml:space="preserve"> </w:t>
+      </w:r>
+      <w:r>
+        <w:t xml:space="preserve">(SR harian + CI) +</w:t>
+      </w:r>
+      <w:r>
+        <w:t xml:space="preserve"> </w:t>
+      </w:r>
+      <w:r>
+        <w:rPr>
+          <w:rStyle w:val="VerbatimChar"/>
+        </w:rPr>
+        <w:t xml:space="preserve">CleaningEvents</w:t>
+      </w:r>
+      <w:r>
+        <w:t xml:space="preserve"> </w:t>
+      </w:r>
+      <w:r>
+        <w:t xml:space="preserve">— ditambah sejak 2026-07:</w:t>
+      </w:r>
+      <w:r>
+        <w:t xml:space="preserve"> </w:t>
+      </w:r>
+      <w:r>
+        <w:rPr>
+          <w:rStyle w:val="VerbatimChar"/>
+        </w:rPr>
+        <w:t xml:space="preserve">PRDaily</w:t>
+      </w:r>
+      <w:r>
+        <w:t xml:space="preserve">,</w:t>
+      </w:r>
+      <w:r>
+        <w:t xml:space="preserve"> </w:t>
+      </w:r>
+      <w:r>
+        <w:rPr>
+          <w:rStyle w:val="VerbatimChar"/>
+        </w:rPr>
+        <w:t xml:space="preserve">AvailabilityMask</w:t>
+      </w:r>
+      <w:r>
+        <w:t xml:space="preserve">,</w:t>
+      </w:r>
+      <w:r>
+        <w:t xml:space="preserve"> </w:t>
+      </w:r>
+      <w:r>
+        <w:rPr>
+          <w:rStyle w:val="VerbatimChar"/>
+        </w:rPr>
+        <w:t xml:space="preserve">ManualCleaning</w:t>
+      </w:r>
+      <w:r>
+        <w:t xml:space="preserve">,</w:t>
+      </w:r>
+      <w:r>
+        <w:t xml:space="preserve"> </w:t>
+      </w:r>
+      <w:r>
+        <w:rPr>
+          <w:rStyle w:val="VerbatimChar"/>
+        </w:rPr>
+        <w:t xml:space="preserve">CleaningImpact</w:t>
+      </w:r>
+      <w:r>
+        <w:t xml:space="preserve">,</w:t>
+      </w:r>
+      <w:r>
+        <w:t xml:space="preserve"> </w:t>
+      </w:r>
+      <w:r>
+        <w:rPr>
+          <w:rStyle w:val="VerbatimChar"/>
+        </w:rPr>
+        <w:t xml:space="preserve">DirectCleaningImpact</w:t>
+      </w:r>
+      <w:r>
+        <w:t xml:space="preserve">,</w:t>
+      </w:r>
+      <w:r>
+        <w:t xml:space="preserve"> </w:t>
+      </w:r>
+      <w:r>
+        <w:rPr>
+          <w:rStyle w:val="VerbatimChar"/>
+        </w:rPr>
+        <w:t xml:space="preserve">DirectCleaningImpactPerString</w:t>
+      </w:r>
+      <w:r>
+        <w:t xml:space="preserve">,</w:t>
+      </w:r>
+      <w:r>
+        <w:t xml:space="preserve"> </w:t>
+      </w:r>
+      <w:r>
+        <w:rPr>
+          <w:rStyle w:val="VerbatimChar"/>
+        </w:rPr>
+        <w:t xml:space="preserve">PerInverterSRR</w:t>
+      </w:r>
+      <w:r>
+        <w:t xml:space="preserve"> </w:t>
+      </w:r>
+      <w:r>
+        <w:t xml:space="preserve">(opt-in),</w:t>
+      </w:r>
+      <w:r>
+        <w:t xml:space="preserve"> </w:t>
+      </w:r>
+      <w:r>
+        <w:rPr>
+          <w:rStyle w:val="VerbatimChar"/>
+        </w:rPr>
+        <w:t xml:space="preserve">MonthlySoilingLoss</w:t>
+      </w:r>
+      <w:r>
+        <w:t xml:space="preserve"> </w:t>
       </w:r>
       <w:r>
         <w:rPr>
           <w:b/>
         </w:rPr>
-        <w:t xml:space="preserve"> </w:t>
-      </w:r>
-      <w:r>
-        <w:rPr>
-          <w:rStyle w:val="VerbatimChar"/>
+        <w:t xml:space="preserve">Output Excel workbook</w:t>
+      </w:r>
+      <w:r>
+        <w:t xml:space="preserve">: sheet</w:t>
+      </w:r>
+      <w:r>
+        <w:t xml:space="preserve"> </w:t>
+      </w:r>
+      <w:r>
+        <w:rPr>
+          <w:rStyle w:val="VerbatimChar"/>
+        </w:rPr>
+        <w:t xml:space="preserve">Raw_Data_SO</w:t>
+      </w:r>
+      <w:r>
+        <w:t xml:space="preserve">,</w:t>
+      </w:r>
+      <w:r>
+        <w:t xml:space="preserve"> </w:t>
+      </w:r>
+      <w:r>
+        <w:rPr>
+          <w:rStyle w:val="VerbatimChar"/>
+        </w:rPr>
+        <w:t xml:space="preserve">Helpers_SO</w:t>
+      </w:r>
+      <w:r>
+        <w:t xml:space="preserve">,</w:t>
+      </w:r>
+      <w:r>
+        <w:t xml:space="preserve"> </w:t>
+      </w:r>
+      <w:r>
+        <w:rPr>
+          <w:rStyle w:val="VerbatimChar"/>
+        </w:rPr>
+        <w:t xml:space="preserve">SO_Economics</w:t>
+      </w:r>
+      <w:r>
+        <w:t xml:space="preserve">,</w:t>
+      </w:r>
+      <w:r>
+        <w:t xml:space="preserve"> </w:t>
+      </w:r>
+      <w:r>
+        <w:rPr>
+          <w:rStyle w:val="VerbatimChar"/>
+        </w:rPr>
+        <w:t xml:space="preserve">SO_Summary</w:t>
+      </w:r>
+      <w:r>
+        <w:t xml:space="preserve"> </w:t>
+      </w:r>
+      <w:r>
+        <w:t xml:space="preserve">di</w:t>
+      </w:r>
+      <w:r>
+        <w:t xml:space="preserve"> </w:t>
+      </w:r>
+      <w:r>
+        <w:rPr>
+          <w:rStyle w:val="VerbatimChar"/>
+        </w:rPr>
+        <w:t xml:space="preserve">docs/M2_PV_Performance_Workbook.xlsx</w:t>
+      </w:r>
+      <w:r>
+        <w:t xml:space="preserve"> </w:t>
+      </w:r>
+      <w:r>
+        <w:t xml:space="preserve">(kini</w:t>
+      </w:r>
+      <w:r>
+        <w:t xml:space="preserve"> </w:t>
+      </w:r>
+      <w:r>
+        <w:rPr>
           <w:b/>
         </w:rPr>
-        <w:t xml:space="preserve">False</w:t>
-      </w:r>
-      <w:r>
-        <w:t xml:space="preserve"> </w:t>
-      </w:r>
-      <w:r>
-        <w:t xml:space="preserve">(belum produksi; blocked pada data ≥90 hari + presipitasi).</w:t>
+        <w:t xml:space="preserve">46</w:t>
+      </w:r>
+      <w:r>
+        <w:t xml:space="preserve"> </w:t>
+      </w:r>
+      <w:r>
+        <w:t xml:space="preserve">sheet setelah iterasi 11; 4 sheet SO tidak berubah)</w:t>
+      </w:r>
+    </w:p>
+    <w:p>
+      <w:pPr>
+        <w:pStyle w:val="BlockText"/>
+      </w:pPr>
+      <w:r>
+        <w:t xml:space="preserve">⚠️</w:t>
       </w:r>
       <w:r>
         <w:t xml:space="preserve"> </w:t>
@@ -206,10 +603,28 @@
         <w:rPr>
           <w:b/>
         </w:rPr>
-        <w:t xml:space="preserve">Spec referensi</w:t>
-      </w:r>
-      <w:r>
-        <w:t xml:space="preserve">: Master Context — soiling/cleaning (Fase 3 Part 2 Task #5); IEC 61724-1 (PR); Deceglie et al. 2018</w:t>
+        <w:t xml:space="preserve">CAVEAT UTAMA — baca dulu.</w:t>
+      </w:r>
+      <w:r>
+        <w:t xml:space="preserve"> </w:t>
+      </w:r>
+      <w:r>
+        <w:t xml:space="preserve">Inti detektor =</w:t>
+      </w:r>
+      <w:r>
+        <w:t xml:space="preserve"> </w:t>
+      </w:r>
+      <w:r>
+        <w:rPr>
+          <w:rStyle w:val="VerbatimChar"/>
+        </w:rPr>
+        <w:t xml:space="preserve">rdtools.soiling_srr()</w:t>
+      </w:r>
+      <w:r>
+        <w:t xml:space="preserve"> </w:t>
+      </w:r>
+      <w:r>
+        <w:t xml:space="preserve">=</w:t>
       </w:r>
       <w:r>
         <w:t xml:space="preserve"> </w:t>
@@ -218,46 +633,28 @@
         <w:rPr>
           <w:b/>
         </w:rPr>
-        <w:t xml:space="preserve">Dependency</w:t>
-      </w:r>
-      <w:r>
-        <w:t xml:space="preserve">:</w:t>
-      </w:r>
-      <w:r>
-        <w:t xml:space="preserve"> </w:t>
-      </w:r>
-      <w:r>
-        <w:rPr>
-          <w:rStyle w:val="VerbatimChar"/>
-        </w:rPr>
-        <w:t xml:space="preserve">rdtools.soiling.soiling_srr</w:t>
-      </w:r>
-      <w:r>
-        <w:t xml:space="preserve"> </w:t>
-      </w:r>
-      <w:r>
-        <w:t xml:space="preserve">(auto-install),</w:t>
-      </w:r>
-      <w:r>
-        <w:t xml:space="preserve"> </w:t>
-      </w:r>
-      <w:r>
-        <w:rPr>
-          <w:rStyle w:val="VerbatimChar"/>
-        </w:rPr>
-        <w:t xml:space="preserve">POAProvider</w:t>
-      </w:r>
-      <w:r>
-        <w:t xml:space="preserve">,</w:t>
-      </w:r>
-      <w:r>
-        <w:t xml:space="preserve"> </w:t>
-      </w:r>
-      <w:r>
-        <w:rPr>
-          <w:rStyle w:val="VerbatimChar"/>
-        </w:rPr>
-        <w:t xml:space="preserve">load_empty_pv_map</w:t>
+        <w:t xml:space="preserve">Monte-Carlo 1000-rep</w:t>
+      </w:r>
+      <w:r>
+        <w:t xml:space="preserve"> </w:t>
+      </w:r>
+      <w:r>
+        <w:t xml:space="preserve">(Stochastic Rate &amp; Recovery) yang mengestimasi</w:t>
+      </w:r>
+      <w:r>
+        <w:t xml:space="preserve"> </w:t>
+      </w:r>
+      <w:r>
+        <w:rPr>
+          <w:i/>
+        </w:rPr>
+        <w:t xml:space="preserve">soiling ratio</w:t>
+      </w:r>
+      <w:r>
+        <w:t xml:space="preserve"> </w:t>
+      </w:r>
+      <w:r>
+        <w:t xml:space="preserve">dari deret PR harian. Itu</w:t>
       </w:r>
       <w:r>
         <w:t xml:space="preserve"> </w:t>
@@ -266,201 +663,41 @@
         <w:rPr>
           <w:b/>
         </w:rPr>
-        <w:t xml:space="preserve">Output sheet Python</w:t>
-      </w:r>
-      <w:r>
-        <w:t xml:space="preserve">:</w:t>
-      </w:r>
-      <w:r>
-        <w:t xml:space="preserve"> </w:t>
-      </w:r>
-      <w:r>
-        <w:rPr>
-          <w:rStyle w:val="VerbatimChar"/>
-        </w:rPr>
-        <w:t xml:space="preserve">EconomicAnalysis</w:t>
-      </w:r>
-      <w:r>
-        <w:t xml:space="preserve"> </w:t>
-      </w:r>
-      <w:r>
-        <w:t xml:space="preserve">(1-row) +</w:t>
-      </w:r>
-      <w:r>
-        <w:t xml:space="preserve"> </w:t>
-      </w:r>
-      <w:r>
-        <w:rPr>
-          <w:rStyle w:val="VerbatimChar"/>
-        </w:rPr>
-        <w:t xml:space="preserve">SoilingRatio</w:t>
-      </w:r>
-      <w:r>
-        <w:t xml:space="preserve"> </w:t>
-      </w:r>
-      <w:r>
-        <w:t xml:space="preserve">(SR harian + CI) +</w:t>
-      </w:r>
-      <w:r>
-        <w:t xml:space="preserve"> </w:t>
-      </w:r>
-      <w:r>
-        <w:rPr>
-          <w:rStyle w:val="VerbatimChar"/>
-        </w:rPr>
-        <w:t xml:space="preserve">CleaningEvents</w:t>
-      </w:r>
-      <w:r>
-        <w:t xml:space="preserve"> </w:t>
-      </w:r>
-      <w:r>
-        <w:t xml:space="preserve">(dari rdtools)</w:t>
-      </w:r>
-      <w:r>
-        <w:t xml:space="preserve"> </w:t>
-      </w:r>
-      <w:r>
-        <w:rPr>
+        <w:t xml:space="preserve">black box stokastik — TIDAK bisa formula Excel</w:t>
+      </w:r>
+      <w:r>
+        <w:t xml:space="preserve"> </w:t>
+      </w:r>
+      <w:r>
+        <w:t xml:space="preserve">(dan rdtools tak tersedia di sandbox). Maka di workbook,</w:t>
+      </w:r>
+      <w:r>
+        <w:t xml:space="preserve"> </w:t>
+      </w:r>
+      <w:r>
+        <w:rPr>
+          <w:rStyle w:val="VerbatimChar"/>
           <w:b/>
         </w:rPr>
-        <w:t xml:space="preserve">Output Excel workbook</w:t>
-      </w:r>
-      <w:r>
-        <w:t xml:space="preserve">: sheet</w:t>
-      </w:r>
-      <w:r>
-        <w:t xml:space="preserve"> </w:t>
-      </w:r>
-      <w:r>
-        <w:rPr>
-          <w:rStyle w:val="VerbatimChar"/>
-        </w:rPr>
-        <w:t xml:space="preserve">Raw_Data_SO</w:t>
-      </w:r>
-      <w:r>
-        <w:t xml:space="preserve">,</w:t>
-      </w:r>
-      <w:r>
-        <w:t xml:space="preserve"> </w:t>
-      </w:r>
-      <w:r>
-        <w:rPr>
-          <w:rStyle w:val="VerbatimChar"/>
-        </w:rPr>
-        <w:t xml:space="preserve">Helpers_SO</w:t>
-      </w:r>
-      <w:r>
-        <w:t xml:space="preserve">,</w:t>
-      </w:r>
-      <w:r>
-        <w:t xml:space="preserve"> </w:t>
-      </w:r>
-      <w:r>
-        <w:rPr>
-          <w:rStyle w:val="VerbatimChar"/>
-        </w:rPr>
-        <w:t xml:space="preserve">SO_Economics</w:t>
-      </w:r>
-      <w:r>
-        <w:t xml:space="preserve">,</w:t>
-      </w:r>
-      <w:r>
-        <w:t xml:space="preserve"> </w:t>
-      </w:r>
-      <w:r>
-        <w:rPr>
-          <w:rStyle w:val="VerbatimChar"/>
-        </w:rPr>
-        <w:t xml:space="preserve">SO_Summary</w:t>
-      </w:r>
-      <w:r>
-        <w:t xml:space="preserve"> </w:t>
-      </w:r>
-      <w:r>
-        <w:t xml:space="preserve">di</w:t>
-      </w:r>
-      <w:r>
-        <w:t xml:space="preserve"> </w:t>
-      </w:r>
-      <w:r>
-        <w:rPr>
-          <w:rStyle w:val="VerbatimChar"/>
-        </w:rPr>
-        <w:t xml:space="preserve">docs/M2_PV_Performance_Workbook.xlsx</w:t>
-      </w:r>
-      <w:r>
-        <w:t xml:space="preserve"> </w:t>
-      </w:r>
-      <w:r>
-        <w:t xml:space="preserve">(kini 41 sheet)</w:t>
-      </w:r>
-    </w:p>
-    <w:p>
-      <w:pPr>
-        <w:pStyle w:val="BlockText"/>
-      </w:pPr>
-      <w:r>
-        <w:t xml:space="preserve">⚠️</w:t>
-      </w:r>
-      <w:r>
-        <w:t xml:space="preserve"> </w:t>
+        <w:t xml:space="preserve">soiling_ratio (sr)</w:t>
       </w:r>
       <w:r>
         <w:rPr>
           <w:b/>
         </w:rPr>
-        <w:t xml:space="preserve">CAVEAT UTAMA — baca dulu.</w:t>
-      </w:r>
-      <w:r>
-        <w:t xml:space="preserve"> </w:t>
-      </w:r>
-      <w:r>
-        <w:t xml:space="preserve">Inti detektor =</w:t>
-      </w:r>
-      <w:r>
-        <w:t xml:space="preserve"> </w:t>
-      </w:r>
-      <w:r>
-        <w:rPr>
-          <w:rStyle w:val="VerbatimChar"/>
-        </w:rPr>
-        <w:t xml:space="preserve">rdtools.soiling_srr()</w:t>
-      </w:r>
-      <w:r>
-        <w:t xml:space="preserve"> </w:t>
-      </w:r>
-      <w:r>
-        <w:t xml:space="preserve">=</w:t>
-      </w:r>
-      <w:r>
         <w:t xml:space="preserve"> </w:t>
       </w:r>
       <w:r>
         <w:rPr>
           <w:b/>
         </w:rPr>
-        <w:t xml:space="preserve">Monte-Carlo 1000-rep</w:t>
-      </w:r>
-      <w:r>
-        <w:t xml:space="preserve"> </w:t>
-      </w:r>
-      <w:r>
-        <w:t xml:space="preserve">(Stochastic Rate &amp; Recovery) yang mengestimasi</w:t>
-      </w:r>
-      <w:r>
-        <w:t xml:space="preserve"> </w:t>
-      </w:r>
-      <w:r>
-        <w:rPr>
-          <w:i/>
-        </w:rPr>
-        <w:t xml:space="preserve">soiling ratio</w:t>
-      </w:r>
-      <w:r>
-        <w:t xml:space="preserve"> </w:t>
-      </w:r>
-      <w:r>
-        <w:t xml:space="preserve">dari deret PR harian. Itu</w:t>
+        <w:t xml:space="preserve">= INPUT terdokumentasi</w:t>
+      </w:r>
+      <w:r>
+        <w:t xml:space="preserve"> </w:t>
+      </w:r>
+      <w:r>
+        <w:t xml:space="preserve">(output SRR). Namun</w:t>
       </w:r>
       <w:r>
         <w:t xml:space="preserve"> </w:t>
@@ -469,41 +706,57 @@
         <w:rPr>
           <w:b/>
         </w:rPr>
-        <w:t xml:space="preserve">black box stokastik — TIDAK bisa formula Excel</w:t>
-      </w:r>
-      <w:r>
-        <w:t xml:space="preserve"> </w:t>
-      </w:r>
-      <w:r>
-        <w:t xml:space="preserve">(dan rdtools tak tersedia di sandbox). Maka di workbook,</w:t>
-      </w:r>
-      <w:r>
-        <w:t xml:space="preserve"> </w:t>
-      </w:r>
-      <w:r>
-        <w:rPr>
-          <w:rStyle w:val="VerbatimChar"/>
+        <w:t xml:space="preserve">SEMUA lapisan hilir sr direproduksi PENUH &amp; live</w:t>
+      </w:r>
+      <w:r>
+        <w:t xml:space="preserve"> </w:t>
+      </w:r>
+      <w:r>
+        <w:t xml:space="preserve">dan terverifikasi: PR harian, gate data-sufficiency, dan</w:t>
+      </w:r>
+      <w:r>
+        <w:t xml:space="preserve"> </w:t>
+      </w:r>
+      <w:r>
+        <w:rPr>
           <w:b/>
         </w:rPr>
-        <w:t xml:space="preserve">soiling_ratio (sr)</w:t>
-      </w:r>
+        <w:t xml:space="preserve">seluruh ekonomi cleaning</w:t>
+      </w:r>
+      <w:r>
+        <w:t xml:space="preserve"> </w:t>
+      </w:r>
+      <w:r>
+        <w:t xml:space="preserve">(p_loss, daily_loss, payback, severity, recommend). Ini struktur sama dengan iForest (skor = black box, sisanya transparan).</w:t>
+      </w:r>
+    </w:p>
+    <w:p>
+      <w:pPr>
+        <w:pStyle w:val="FirstParagraph"/>
+      </w:pPr>
       <w:r>
         <w:rPr>
           <w:b/>
         </w:rPr>
+        <w:t xml:space="preserve">Status verifikasi</w:t>
+      </w:r>
+      <w:r>
+        <w:t xml:space="preserve">: ✅ PR harian + ekonomi (p_loss/daily_loss/payback/severity/confidence) cocok eksak antara proto, recompute Python, audit formula per sel + regen 0-diff. ⚠️ Bukan verifikasi terhadap output SRR rdtools (Monte-Carlo, tak tersedia) — lihat Section 7. ⚠️ Verifikasi tsb. merekam</w:t>
+      </w:r>
+      <w:r>
         <w:t xml:space="preserve"> </w:t>
       </w:r>
       <w:r>
         <w:rPr>
           <w:b/>
         </w:rPr>
-        <w:t xml:space="preserve">= INPUT terdokumentasi</w:t>
-      </w:r>
-      <w:r>
-        <w:t xml:space="preserve"> </w:t>
-      </w:r>
-      <w:r>
-        <w:t xml:space="preserve">(output SRR). Namun</w:t>
+        <w:t xml:space="preserve">iterasi 9 (2026-06-12)</w:t>
+      </w:r>
+      <w:r>
+        <w:t xml:space="preserve"> </w:t>
+      </w:r>
+      <w:r>
+        <w:t xml:space="preserve">— masih valid untuk lapisan PR+ekonomi &amp; 4 sheet SO; ekstensi modul 2026-07 (§0)</w:t>
       </w:r>
       <w:r>
         <w:t xml:space="preserve"> </w:t>
@@ -512,42 +765,13 @@
         <w:rPr>
           <w:b/>
         </w:rPr>
-        <w:t xml:space="preserve">SEMUA lapisan hilir sr direproduksi PENUH &amp; live</w:t>
-      </w:r>
-      <w:r>
-        <w:t xml:space="preserve"> </w:t>
-      </w:r>
-      <w:r>
-        <w:t xml:space="preserve">dan terverifikasi: PR harian, gate data-sufficiency, dan</w:t>
-      </w:r>
-      <w:r>
-        <w:t xml:space="preserve"> </w:t>
-      </w:r>
-      <w:r>
-        <w:rPr>
-          <w:b/>
-        </w:rPr>
-        <w:t xml:space="preserve">seluruh ekonomi cleaning</w:t>
-      </w:r>
-      <w:r>
-        <w:t xml:space="preserve"> </w:t>
-      </w:r>
-      <w:r>
-        <w:t xml:space="preserve">(p_loss, daily_loss, payback, severity, recommend). Ini struktur sama dengan iForest (skor = black box, sisanya transparan).</w:t>
-      </w:r>
-    </w:p>
-    <w:p>
-      <w:pPr>
-        <w:pStyle w:val="FirstParagraph"/>
-      </w:pPr>
-      <w:r>
-        <w:rPr>
-          <w:b/>
-        </w:rPr>
-        <w:t xml:space="preserve">Status verifikasi</w:t>
-      </w:r>
-      <w:r>
-        <w:t xml:space="preserve">: ✅ PR harian + ekonomi (p_loss/daily_loss/payback/severity/confidence) cocok eksak antara proto, recompute Python, audit formula per sel + regen 0-diff. ⚠️ Bukan verifikasi terhadap output SRR rdtools (Monte-Carlo, tak tersedia) — lihat Section 7.</w:t>
+        <w:t xml:space="preserve">belum</w:t>
+      </w:r>
+      <w:r>
+        <w:t xml:space="preserve"> </w:t>
+      </w:r>
+      <w:r>
+        <w:t xml:space="preserve">dicakup workbook.</w:t>
       </w:r>
     </w:p>
     <w:p>
@@ -561,11 +785,903 @@
       <w:pPr>
         <w:pStyle w:val="Heading2"/>
       </w:pPr>
-      <w:bookmarkStart w:id="21" w:name="gambaran-soiling"/>
+      <w:bookmarkStart w:id="21" w:name="update-modul-2026-07-pasca-iterasi-9"/>
+      <w:r>
+        <w:t xml:space="preserve">0. Update Modul 2026-07 (pasca-iterasi 9)</w:t>
+      </w:r>
+      <w:bookmarkEnd w:id="21"/>
+    </w:p>
+    <w:p>
+      <w:pPr>
+        <w:pStyle w:val="FirstParagraph"/>
+      </w:pPr>
+      <w:r>
+        <w:t xml:space="preserve">Sepuluh commit 2026-07-06..07-10 memperluas modul 715 → 1818 baris. Ringkasan per fitur (kronologis):</w:t>
+      </w:r>
+    </w:p>
+    <w:p>
+      <w:pPr>
+        <w:numPr>
+          <w:ilvl w:val="0"/>
+          <w:numId w:val="1001"/>
+        </w:numPr>
+        <w:pStyle w:val="Compact"/>
+      </w:pPr>
+      <w:r>
+        <w:rPr>
+          <w:b/>
+        </w:rPr>
+        <w:t xml:space="preserve">Rekap manual cleaning</w:t>
+      </w:r>
+      <w:r>
+        <w:t xml:space="preserve"> </w:t>
+      </w:r>
+      <w:r>
+        <w:t xml:space="preserve">(185b09c) —</w:t>
+      </w:r>
+      <w:r>
+        <w:t xml:space="preserve"> </w:t>
+      </w:r>
+      <w:r>
+        <w:rPr>
+          <w:rStyle w:val="VerbatimChar"/>
+        </w:rPr>
+        <w:t xml:space="preserve">cleaning_report_path</w:t>
+      </w:r>
+      <w:r>
+        <w:t xml:space="preserve"> </w:t>
+      </w:r>
+      <w:r>
+        <w:t xml:space="preserve">(checklist TRUE per string per tanggal, sheet</w:t>
+      </w:r>
+      <w:r>
+        <w:t xml:space="preserve"> </w:t>
+      </w:r>
+      <w:r>
+        <w:rPr>
+          <w:rStyle w:val="VerbatimChar"/>
+        </w:rPr>
+        <w:t xml:space="preserve">STSn</w:t>
+      </w:r>
+      <w:r>
+        <w:t xml:space="preserve">, via</w:t>
+      </w:r>
+      <w:r>
+        <w:t xml:space="preserve"> </w:t>
+      </w:r>
+      <w:r>
+        <w:rPr>
+          <w:rStyle w:val="VerbatimChar"/>
+        </w:rPr>
+        <w:t xml:space="preserve">m2a/cleaning_report.py</w:t>
+      </w:r>
+      <w:r>
+        <w:t xml:space="preserve">) +</w:t>
+      </w:r>
+      <w:r>
+        <w:t xml:space="preserve"> </w:t>
+      </w:r>
+      <w:r>
+        <w:rPr>
+          <w:rStyle w:val="VerbatimChar"/>
+        </w:rPr>
+        <w:t xml:space="preserve">dc_cable_list_path</w:t>
+      </w:r>
+      <w:r>
+        <w:t xml:space="preserve"> </w:t>
+      </w:r>
+      <w:r>
+        <w:t xml:space="preserve">(mapping nomor String checklist → nomor PV Huawei untuk WB03–WB10). Artifact</w:t>
+      </w:r>
+      <w:r>
+        <w:t xml:space="preserve"> </w:t>
+      </w:r>
+      <w:r>
+        <w:rPr>
+          <w:rStyle w:val="VerbatimChar"/>
+        </w:rPr>
+        <w:t xml:space="preserve">ManualCleaning</w:t>
+      </w:r>
+      <w:r>
+        <w:t xml:space="preserve">.</w:t>
+      </w:r>
+    </w:p>
+    <w:p>
+      <w:pPr>
+        <w:numPr>
+          <w:ilvl w:val="0"/>
+          <w:numId w:val="1001"/>
+        </w:numPr>
+        <w:pStyle w:val="Compact"/>
+      </w:pPr>
+      <w:r>
+        <w:rPr>
+          <w:b/>
+        </w:rPr>
+        <w:t xml:space="preserve">Analysis run per kelompok WB</w:t>
+      </w:r>
+      <w:r>
+        <w:t xml:space="preserve"> </w:t>
+      </w:r>
+      <w:r>
+        <w:t xml:space="preserve">(c5a4842) —</w:t>
+      </w:r>
+      <w:r>
+        <w:t xml:space="preserve"> </w:t>
+      </w:r>
+      <w:r>
+        <w:rPr>
+          <w:rStyle w:val="VerbatimChar"/>
+        </w:rPr>
+        <w:t xml:space="preserve">wb_filter</w:t>
+      </w:r>
+      <w:r>
+        <w:t xml:space="preserve"> </w:t>
+      </w:r>
+      <w:r>
+        <w:t xml:space="preserve">/ CLI</w:t>
+      </w:r>
+      <w:r>
+        <w:t xml:space="preserve"> </w:t>
+      </w:r>
+      <w:r>
+        <w:rPr>
+          <w:rStyle w:val="VerbatimChar"/>
+        </w:rPr>
+        <w:t xml:space="preserve">--wb --capacity-kwp</w:t>
+      </w:r>
+      <w:r>
+        <w:t xml:space="preserve"> </w:t>
+      </w:r>
+      <w:r>
+        <w:t xml:space="preserve">(referensi: WB01–02 ~13.500 kWp, WB03–10 ~58.000 kWp); manual cleaning dibatasi ke kelompok yang dianalisis.</w:t>
+      </w:r>
+    </w:p>
+    <w:p>
+      <w:pPr>
+        <w:numPr>
+          <w:ilvl w:val="0"/>
+          <w:numId w:val="1001"/>
+        </w:numPr>
+        <w:pStyle w:val="Compact"/>
+      </w:pPr>
+      <w:r>
+        <w:rPr>
+          <w:b/>
+        </w:rPr>
+        <w:t xml:space="preserve">Knob segmentasi SRR</w:t>
+      </w:r>
+      <w:r>
+        <w:t xml:space="preserve"> </w:t>
+      </w:r>
+      <w:r>
+        <w:t xml:space="preserve">(d786e77) +</w:t>
+      </w:r>
+      <w:r>
+        <w:t xml:space="preserve"> </w:t>
+      </w:r>
+      <w:r>
+        <w:rPr>
+          <w:b/>
+        </w:rPr>
+        <w:t xml:space="preserve">reindex</w:t>
+      </w:r>
+      <w:r>
+        <w:rPr>
+          <w:b/>
+        </w:rPr>
+        <w:t xml:space="preserve"> </w:t>
+      </w:r>
+      <w:r>
+        <w:rPr>
+          <w:rStyle w:val="VerbatimChar"/>
+          <w:b/>
+        </w:rPr>
+        <w:t xml:space="preserve">freq='D'</w:t>
+      </w:r>
+      <w:r>
+        <w:t xml:space="preserve"> </w:t>
+      </w:r>
+      <w:r>
+        <w:t xml:space="preserve">sebelum</w:t>
+      </w:r>
+      <w:r>
+        <w:t xml:space="preserve"> </w:t>
+      </w:r>
+      <w:r>
+        <w:rPr>
+          <w:rStyle w:val="VerbatimChar"/>
+        </w:rPr>
+        <w:t xml:space="preserve">soiling_srr</w:t>
+      </w:r>
+      <w:r>
+        <w:t xml:space="preserve"> </w:t>
+      </w:r>
+      <w:r>
+        <w:t xml:space="preserve">(0c178a9) —</w:t>
+      </w:r>
+      <w:r>
+        <w:t xml:space="preserve"> </w:t>
+      </w:r>
+      <w:r>
+        <w:rPr>
+          <w:rStyle w:val="VerbatimChar"/>
+        </w:rPr>
+        <w:t xml:space="preserve">rdtools_clean_criterion</w:t>
+      </w:r>
+      <w:r>
+        <w:t xml:space="preserve"> </w:t>
+      </w:r>
+      <w:r>
+        <w:t xml:space="preserve">(default</w:t>
+      </w:r>
+      <w:r>
+        <w:t xml:space="preserve"> </w:t>
+      </w:r>
+      <w:r>
+        <w:rPr>
+          <w:rStyle w:val="VerbatimChar"/>
+        </w:rPr>
+        <w:t xml:space="preserve">"shift"</w:t>
+      </w:r>
+      <w:r>
+        <w:t xml:space="preserve">; opsi</w:t>
+      </w:r>
+      <w:r>
+        <w:t xml:space="preserve"> </w:t>
+      </w:r>
+      <w:r>
+        <w:rPr>
+          <w:rStyle w:val="VerbatimChar"/>
+        </w:rPr>
+        <w:t xml:space="preserve">precip_and_shift</w:t>
+      </w:r>
+      <w:r>
+        <w:t xml:space="preserve"> </w:t>
+      </w:r>
+      <w:r>
+        <w:t xml:space="preserve">dst.),</w:t>
+      </w:r>
+      <w:r>
+        <w:t xml:space="preserve"> </w:t>
+      </w:r>
+      <w:r>
+        <w:rPr>
+          <w:rStyle w:val="VerbatimChar"/>
+        </w:rPr>
+        <w:t xml:space="preserve">rdtools_precip_threshold</w:t>
+      </w:r>
+      <w:r>
+        <w:t xml:space="preserve"> </w:t>
+      </w:r>
+      <w:r>
+        <w:t xml:space="preserve">(0.01 mm),</w:t>
+      </w:r>
+      <w:r>
+        <w:t xml:space="preserve"> </w:t>
+      </w:r>
+      <w:r>
+        <w:rPr>
+          <w:rStyle w:val="VerbatimChar"/>
+        </w:rPr>
+        <w:t xml:space="preserve">rdtools_min_interval_length</w:t>
+      </w:r>
+      <w:r>
+        <w:t xml:space="preserve"> </w:t>
+      </w:r>
+      <w:r>
+        <w:t xml:space="preserve">(7 hari),</w:t>
+      </w:r>
+      <w:r>
+        <w:t xml:space="preserve"> </w:t>
+      </w:r>
+      <w:r>
+        <w:rPr>
+          <w:rStyle w:val="VerbatimChar"/>
+        </w:rPr>
+        <w:t xml:space="preserve">rdtools_day_scale</w:t>
+      </w:r>
+      <w:r>
+        <w:t xml:space="preserve"> </w:t>
+      </w:r>
+      <w:r>
+        <w:t xml:space="preserve">(13). Di iklim monsoon dengan PR berisik, ini mengurangi</w:t>
+      </w:r>
+      <w:r>
+        <w:t xml:space="preserve"> </w:t>
+      </w:r>
+      <w:r>
+        <w:rPr>
+          <w:rStyle w:val="VerbatimChar"/>
+        </w:rPr>
+        <w:t xml:space="preserve">NoValidIntervalError</w:t>
+      </w:r>
+      <w:r>
+        <w:t xml:space="preserve">. Plus notebook analysis run</w:t>
+      </w:r>
+      <w:r>
+        <w:t xml:space="preserve"> </w:t>
+      </w:r>
+      <w:r>
+        <w:rPr>
+          <w:rStyle w:val="VerbatimChar"/>
+        </w:rPr>
+        <w:t xml:space="preserve">notebook/M2aSoiling.ipynb</w:t>
+      </w:r>
+      <w:r>
+        <w:t xml:space="preserve">.</w:t>
+      </w:r>
+    </w:p>
+    <w:p>
+      <w:pPr>
+        <w:numPr>
+          <w:ilvl w:val="0"/>
+          <w:numId w:val="1001"/>
+        </w:numPr>
+        <w:pStyle w:val="Compact"/>
+      </w:pPr>
+      <w:r>
+        <w:rPr>
+          <w:b/>
+        </w:rPr>
+        <w:t xml:space="preserve">CleaningImpact</w:t>
+      </w:r>
+      <w:r>
+        <w:t xml:space="preserve"> </w:t>
+      </w:r>
+      <w:r>
+        <w:t xml:space="preserve">(5473ed9) — uplift PR per event/interval + klasifikasi cause hujan vs manual (</w:t>
+      </w:r>
+      <w:r>
+        <w:rPr>
+          <w:rStyle w:val="VerbatimChar"/>
+        </w:rPr>
+        <w:t xml:space="preserve">cleaning_precip_threshold_mm</w:t>
+      </w:r>
+      <w:r>
+        <w:t xml:space="preserve"> </w:t>
+      </w:r>
+      <w:r>
+        <w:t xml:space="preserve">1.0; match window ±</w:t>
+      </w:r>
+      <w:r>
+        <w:rPr>
+          <w:rStyle w:val="VerbatimChar"/>
+        </w:rPr>
+        <w:t xml:space="preserve">cleaning_match_window_days</w:t>
+      </w:r>
+      <w:r>
+        <w:t xml:space="preserve"> </w:t>
+      </w:r>
+      <w:r>
+        <w:t xml:space="preserve">3) + analisis per-WB.</w:t>
+      </w:r>
+    </w:p>
+    <w:p>
+      <w:pPr>
+        <w:numPr>
+          <w:ilvl w:val="0"/>
+          <w:numId w:val="1001"/>
+        </w:numPr>
+        <w:pStyle w:val="Compact"/>
+      </w:pPr>
+      <w:r>
+        <w:rPr>
+          <w:b/>
+        </w:rPr>
+        <w:t xml:space="preserve">DirectCleaningImpact</w:t>
+      </w:r>
+      <w:r>
+        <w:t xml:space="preserve"> </w:t>
+      </w:r>
+      <w:r>
+        <w:t xml:space="preserve">(6fdcc69) — pre/post PR di sekitar campaign cleaning manual (</w:t>
+      </w:r>
+      <w:r>
+        <w:rPr>
+          <w:rStyle w:val="VerbatimChar"/>
+        </w:rPr>
+        <w:t xml:space="preserve">direct_impact_window_days</w:t>
+      </w:r>
+      <w:r>
+        <w:t xml:space="preserve"> </w:t>
+      </w:r>
+      <w:r>
+        <w:t xml:space="preserve">7,</w:t>
+      </w:r>
+      <w:r>
+        <w:t xml:space="preserve"> </w:t>
+      </w:r>
+      <w:r>
+        <w:rPr>
+          <w:rStyle w:val="VerbatimChar"/>
+        </w:rPr>
+        <w:t xml:space="preserve">direct_impact_gap_days</w:t>
+      </w:r>
+      <w:r>
+        <w:t xml:space="preserve"> </w:t>
+      </w:r>
+      <w:r>
+        <w:t xml:space="preserve">7),</w:t>
+      </w:r>
+      <w:r>
+        <w:t xml:space="preserve"> </w:t>
+      </w:r>
+      <w:r>
+        <w:rPr>
+          <w:b/>
+        </w:rPr>
+        <w:t xml:space="preserve">independen SRR</w:t>
+      </w:r>
+      <w:r>
+        <w:t xml:space="preserve"> </w:t>
+      </w:r>
+      <w:r>
+        <w:t xml:space="preserve">(tetap terisi walau</w:t>
+      </w:r>
+      <w:r>
+        <w:t xml:space="preserve"> </w:t>
+      </w:r>
+      <w:r>
+        <w:rPr>
+          <w:rStyle w:val="VerbatimChar"/>
+        </w:rPr>
+        <w:t xml:space="preserve">NoValidIntervalError</w:t>
+      </w:r>
+      <w:r>
+        <w:t xml:space="preserve">).</w:t>
+      </w:r>
+    </w:p>
+    <w:p>
+      <w:pPr>
+        <w:numPr>
+          <w:ilvl w:val="0"/>
+          <w:numId w:val="1001"/>
+        </w:numPr>
+        <w:pStyle w:val="Compact"/>
+      </w:pPr>
+      <w:r>
+        <w:rPr>
+          <w:b/>
+        </w:rPr>
+        <w:t xml:space="preserve">Koreksi suhu PR sebelum SRR</w:t>
+      </w:r>
+      <w:r>
+        <w:t xml:space="preserve"> </w:t>
+      </w:r>
+      <w:r>
+        <w:t xml:space="preserve">(653be85) —</w:t>
+      </w:r>
+      <w:r>
+        <w:t xml:space="preserve"> </w:t>
+      </w:r>
+      <w:r>
+        <w:rPr>
+          <w:rStyle w:val="VerbatimChar"/>
+        </w:rPr>
+        <w:t xml:space="preserve">temperature_correction: true</w:t>
+      </w:r>
+      <w:r>
+        <w:t xml:space="preserve"> </w:t>
+      </w:r>
+      <w:r>
+        <w:t xml:space="preserve">(default),</w:t>
+      </w:r>
+      <w:r>
+        <w:t xml:space="preserve"> </w:t>
+      </w:r>
+      <w:r>
+        <w:rPr>
+          <w:rStyle w:val="VerbatimChar"/>
+        </w:rPr>
+        <w:t xml:space="preserve">CF = 1 + (γ/100)(Tcell − 25)</w:t>
+      </w:r>
+      <w:r>
+        <w:t xml:space="preserve"> </w:t>
+      </w:r>
+      <w:r>
+        <w:t xml:space="preserve">dengan γ dari</w:t>
+      </w:r>
+      <w:r>
+        <w:t xml:space="preserve"> </w:t>
+      </w:r>
+      <w:r>
+        <w:rPr>
+          <w:rStyle w:val="VerbatimChar"/>
+        </w:rPr>
+        <w:t xml:space="preserve">temp_coef_pmax_pct_per_c</w:t>
+      </w:r>
+      <w:r>
+        <w:t xml:space="preserve"> </w:t>
+      </w:r>
+      <w:r>
+        <w:t xml:space="preserve">(−0.29 %/°C Jinko JKM625N; kosong = dari panel_spec). PR = E/(H·C·CF) → depresi suhu musiman hilang, soiling terisolasi;</w:t>
+      </w:r>
+      <w:r>
+        <w:t xml:space="preserve"> </w:t>
+      </w:r>
+      <w:r>
+        <w:rPr>
+          <w:rStyle w:val="VerbatimChar"/>
+        </w:rPr>
+        <w:t xml:space="preserve">Temp_Loss</w:t>
+      </w:r>
+      <w:r>
+        <w:t xml:space="preserve"> </w:t>
+      </w:r>
+      <w:r>
+        <w:t xml:space="preserve">(insolation-weighted, %) eksplisit di</w:t>
+      </w:r>
+      <w:r>
+        <w:t xml:space="preserve"> </w:t>
+      </w:r>
+      <w:r>
+        <w:rPr>
+          <w:rStyle w:val="VerbatimChar"/>
+        </w:rPr>
+        <w:t xml:space="preserve">EconomicAnalysis</w:t>
+      </w:r>
+      <w:r>
+        <w:t xml:space="preserve">.</w:t>
+      </w:r>
+    </w:p>
+    <w:p>
+      <w:pPr>
+        <w:numPr>
+          <w:ilvl w:val="0"/>
+          <w:numId w:val="1001"/>
+        </w:numPr>
+        <w:pStyle w:val="Compact"/>
+      </w:pPr>
+      <w:r>
+        <w:rPr>
+          <w:b/>
+        </w:rPr>
+        <w:t xml:space="preserve">DirectCleaningImpactPerString + PerInverterSRR</w:t>
+      </w:r>
+      <w:r>
+        <w:t xml:space="preserve"> </w:t>
+      </w:r>
+      <w:r>
+        <w:t xml:space="preserve">(92bd9f1) — per-string (jendela sama dgn #5) dan</w:t>
+      </w:r>
+      <w:r>
+        <w:t xml:space="preserve"> </w:t>
+      </w:r>
+      <w:r>
+        <w:rPr>
+          <w:rStyle w:val="VerbatimChar"/>
+        </w:rPr>
+        <w:t xml:space="preserve">soiling_srr</w:t>
+      </w:r>
+      <w:r>
+        <w:t xml:space="preserve"> </w:t>
+      </w:r>
+      <w:r>
+        <w:t xml:space="preserve">per inverter (~194 unit; MAHAL — opt-in</w:t>
+      </w:r>
+      <w:r>
+        <w:t xml:space="preserve"> </w:t>
+      </w:r>
+      <w:r>
+        <w:rPr>
+          <w:rStyle w:val="VerbatimChar"/>
+        </w:rPr>
+        <w:t xml:space="preserve">per_inverter_srr</w:t>
+      </w:r>
+      <w:r>
+        <w:t xml:space="preserve">,</w:t>
+      </w:r>
+      <w:r>
+        <w:t xml:space="preserve"> </w:t>
+      </w:r>
+      <w:r>
+        <w:rPr>
+          <w:rStyle w:val="VerbatimChar"/>
+        </w:rPr>
+        <w:t xml:space="preserve">per_inverter_reps</w:t>
+      </w:r>
+      <w:r>
+        <w:t xml:space="preserve"> </w:t>
+      </w:r>
+      <w:r>
+        <w:t xml:space="preserve">200).</w:t>
+      </w:r>
+    </w:p>
+    <w:p>
+      <w:pPr>
+        <w:numPr>
+          <w:ilvl w:val="0"/>
+          <w:numId w:val="1001"/>
+        </w:numPr>
+        <w:pStyle w:val="Compact"/>
+      </w:pPr>
+      <w:r>
+        <w:rPr>
+          <w:b/>
+        </w:rPr>
+        <w:t xml:space="preserve">Mask availability M2e + monthly loss + rekomendasi cleaning + plot sawtooth</w:t>
+      </w:r>
+      <w:r>
+        <w:t xml:space="preserve"> </w:t>
+      </w:r>
+      <w:r>
+        <w:t xml:space="preserve">(9720195) —</w:t>
+      </w:r>
+      <w:r>
+        <w:t xml:space="preserve"> </w:t>
+      </w:r>
+      <w:r>
+        <w:rPr>
+          <w:rStyle w:val="VerbatimChar"/>
+        </w:rPr>
+        <w:t xml:space="preserve">availability_dir</w:t>
+      </w:r>
+      <w:r>
+        <w:t xml:space="preserve"> </w:t>
+      </w:r>
+      <w:r>
+        <w:t xml:space="preserve">(folder</w:t>
+      </w:r>
+      <w:r>
+        <w:t xml:space="preserve"> </w:t>
+      </w:r>
+      <w:r>
+        <w:rPr>
+          <w:rStyle w:val="VerbatimChar"/>
+        </w:rPr>
+        <w:t xml:space="preserve">m2_findings_*.jsonl/.xlsx</w:t>
+      </w:r>
+      <w:r>
+        <w:t xml:space="preserve"> </w:t>
+      </w:r>
+      <w:r>
+        <w:t xml:space="preserve">output daily notebook) +</w:t>
+      </w:r>
+      <w:r>
+        <w:t xml:space="preserve"> </w:t>
+      </w:r>
+      <w:r>
+        <w:rPr>
+          <w:rStyle w:val="VerbatimChar"/>
+        </w:rPr>
+        <w:t xml:space="preserve">availability_min_uptime_pct</w:t>
+      </w:r>
+      <w:r>
+        <w:t xml:space="preserve"> </w:t>
+      </w:r>
+      <w:r>
+        <w:t xml:space="preserve">(95): inverter-day uptime rendah di-drop dari energi</w:t>
+      </w:r>
+      <w:r>
+        <w:t xml:space="preserve"> </w:t>
+      </w:r>
+      <w:r>
+        <w:rPr>
+          <w:b/>
+        </w:rPr>
+        <w:t xml:space="preserve">dan</w:t>
+      </w:r>
+      <w:r>
+        <w:t xml:space="preserve"> </w:t>
+      </w:r>
+      <w:r>
+        <w:t xml:space="preserve">kapasitasnya keluar dari penyebut PR (capacity factor) → outage parsial tidak terbaca sebagai soiling. Artifacts</w:t>
+      </w:r>
+      <w:r>
+        <w:t xml:space="preserve"> </w:t>
+      </w:r>
+      <w:r>
+        <w:rPr>
+          <w:rStyle w:val="VerbatimChar"/>
+        </w:rPr>
+        <w:t xml:space="preserve">AvailabilityMask</w:t>
+      </w:r>
+      <w:r>
+        <w:t xml:space="preserve">,</w:t>
+      </w:r>
+      <w:r>
+        <w:t xml:space="preserve"> </w:t>
+      </w:r>
+      <w:r>
+        <w:rPr>
+          <w:rStyle w:val="VerbatimChar"/>
+        </w:rPr>
+        <w:t xml:space="preserve">MonthlySoilingLoss</w:t>
+      </w:r>
+      <w:r>
+        <w:t xml:space="preserve">,</w:t>
+      </w:r>
+      <w:r>
+        <w:t xml:space="preserve"> </w:t>
+      </w:r>
+      <w:r>
+        <w:rPr>
+          <w:rStyle w:val="VerbatimChar"/>
+        </w:rPr>
+        <w:t xml:space="preserve">PRDaily</w:t>
+      </w:r>
+      <w:r>
+        <w:t xml:space="preserve"> </w:t>
+      </w:r>
+      <w:r>
+        <w:t xml:space="preserve">(deret harian untuk plot sawtooth dari xlsx tanpa run ulang), +</w:t>
+      </w:r>
+      <w:r>
+        <w:t xml:space="preserve"> </w:t>
+      </w:r>
+      <w:r>
+        <w:rPr>
+          <w:rStyle w:val="VerbatimChar"/>
+        </w:rPr>
+        <w:t xml:space="preserve">build_cleaning_recommendation</w:t>
+      </w:r>
+      <w:r>
+        <w:t xml:space="preserve">.</w:t>
+      </w:r>
+    </w:p>
+    <w:p>
+      <w:pPr>
+        <w:pStyle w:val="FirstParagraph"/>
+      </w:pPr>
+      <w:r>
+        <w:rPr>
+          <w:rStyle w:val="VerbatimChar"/>
+        </w:rPr>
+        <w:t xml:space="preserve">fault_type</w:t>
+      </w:r>
+      <w:r>
+        <w:t xml:space="preserve"> </w:t>
+      </w:r>
+      <w:r>
+        <w:t xml:space="preserve">kini 5:</w:t>
+      </w:r>
+      <w:r>
+        <w:t xml:space="preserve"> </w:t>
+      </w:r>
+      <w:r>
+        <w:rPr>
+          <w:rStyle w:val="VerbatimChar"/>
+        </w:rPr>
+        <w:t xml:space="preserve">soiling_detected</w:t>
+      </w:r>
+      <w:r>
+        <w:t xml:space="preserve"> </w:t>
+      </w:r>
+      <w:r>
+        <w:t xml:space="preserve">/</w:t>
+      </w:r>
+      <w:r>
+        <w:t xml:space="preserve"> </w:t>
+      </w:r>
+      <w:r>
+        <w:rPr>
+          <w:rStyle w:val="VerbatimChar"/>
+        </w:rPr>
+        <w:t xml:space="preserve">cleaning_recommended</w:t>
+      </w:r>
+      <w:r>
+        <w:t xml:space="preserve"> </w:t>
+      </w:r>
+      <w:r>
+        <w:t xml:space="preserve">/</w:t>
+      </w:r>
+      <w:r>
+        <w:t xml:space="preserve"> </w:t>
+      </w:r>
+      <w:r>
+        <w:rPr>
+          <w:rStyle w:val="VerbatimChar"/>
+        </w:rPr>
+        <w:t xml:space="preserve">insufficient_data</w:t>
+      </w:r>
+      <w:r>
+        <w:t xml:space="preserve"> </w:t>
+      </w:r>
+      <w:r>
+        <w:t xml:space="preserve">/</w:t>
+      </w:r>
+      <w:r>
+        <w:t xml:space="preserve"> </w:t>
+      </w:r>
+      <w:r>
+        <w:rPr>
+          <w:rStyle w:val="VerbatimChar"/>
+        </w:rPr>
+        <w:t xml:space="preserve">insufficient_dependency</w:t>
+      </w:r>
+      <w:r>
+        <w:t xml:space="preserve"> </w:t>
+      </w:r>
+      <w:r>
+        <w:t xml:space="preserve">/</w:t>
+      </w:r>
+      <w:r>
+        <w:t xml:space="preserve"> </w:t>
+      </w:r>
+      <w:r>
+        <w:rPr>
+          <w:rStyle w:val="VerbatimChar"/>
+          <w:b/>
+        </w:rPr>
+        <w:t xml:space="preserve">rdtools_error</w:t>
+      </w:r>
+      <w:r>
+        <w:t xml:space="preserve"> </w:t>
+      </w:r>
+      <w:r>
+        <w:t xml:space="preserve">(baru). Key tarif di config:</w:t>
+      </w:r>
+      <w:r>
+        <w:t xml:space="preserve"> </w:t>
+      </w:r>
+      <w:r>
+        <w:rPr>
+          <w:rStyle w:val="VerbatimChar"/>
+        </w:rPr>
+        <w:t xml:space="preserve">electricity_tariff_idr_per_kwh</w:t>
+      </w:r>
+      <w:r>
+        <w:t xml:space="preserve">.</w:t>
+      </w:r>
+    </w:p>
+    <w:p>
+      <w:pPr>
+        <w:pStyle w:val="BlockText"/>
+      </w:pPr>
+      <w:r>
+        <w:t xml:space="preserve">Catatan: docstring modul</w:t>
+      </w:r>
+      <w:r>
+        <w:t xml:space="preserve"> </w:t>
+      </w:r>
+      <w:r>
+        <w:rPr>
+          <w:rStyle w:val="VerbatimChar"/>
+        </w:rPr>
+        <w:t xml:space="preserve">soiling.py</w:t>
+      </w:r>
+      <w:r>
+        <w:t xml:space="preserve"> </w:t>
+      </w:r>
+      <w:r>
+        <w:t xml:space="preserve">masih berlabel</w:t>
+      </w:r>
+      <w:r>
+        <w:t xml:space="preserve"> </w:t>
+      </w:r>
+      <w:r>
+        <w:t xml:space="preserve">“</w:t>
+      </w:r>
+      <w:r>
+        <w:t xml:space="preserve">SKELETON ONLY (2026-05-23)</w:t>
+      </w:r>
+      <w:r>
+        <w:t xml:space="preserve">”</w:t>
+      </w:r>
+      <w:r>
+        <w:t xml:space="preserve"> </w:t>
+      </w:r>
+      <w:r>
+        <w:t xml:space="preserve">— tertinggal dari implementasi aktual. §2 di bawah direvisi ke alur 2026-07; §3–§7 adalah rekaman verifikasi iterasi 9 (tetap valid untuk lapisan yang dicakupnya).</w:t>
+      </w:r>
+    </w:p>
+    <w:p>
+      <w:r>
+        <w:pict>
+          <v:rect style="width:0;height:1.5pt" o:hralign="center" o:hrstd="t" o:hr="t"/>
+        </w:pict>
+      </w:r>
+    </w:p>
+    <w:p>
+      <w:pPr>
+        <w:pStyle w:val="Heading2"/>
+      </w:pPr>
+      <w:bookmarkStart w:id="22" w:name="gambaran-soiling"/>
       <w:r>
         <w:t xml:space="preserve">1. Gambaran Soiling</w:t>
       </w:r>
-      <w:bookmarkEnd w:id="21"/>
+      <w:bookmarkEnd w:id="22"/>
     </w:p>
     <w:p>
       <w:pPr>
@@ -1371,7 +2487,7 @@
         <w:rPr>
           <w:b/>
         </w:rPr>
-        <w:t xml:space="preserve">Status skeleton</w:t>
+        <w:t xml:space="preserve">Gate data</w:t>
       </w:r>
       <w:r>
         <w:t xml:space="preserve">: dengan data &lt;</w:t>
@@ -1434,7 +2550,7 @@
         <w:t xml:space="preserve"> </w:t>
       </w:r>
       <w:r>
-        <w:t xml:space="preserve">SRR — itu perilaku nyata saat ini (config IKN</w:t>
+        <w:t xml:space="preserve">SRR. Di pipeline harian (config IKN</w:t>
       </w:r>
       <w:r>
         <w:t xml:space="preserve"> </w:t>
@@ -1446,7 +2562,37 @@
         <w:t xml:space="preserve">enabled=false</w:t>
       </w:r>
       <w:r>
-        <w:t xml:space="preserve">).</w:t>
+        <w:t xml:space="preserve">) detektor memang tidak jalan; jalur produksinya adalah</w:t>
+      </w:r>
+      <w:r>
+        <w:t xml:space="preserve"> </w:t>
+      </w:r>
+      <w:r>
+        <w:rPr>
+          <w:b/>
+        </w:rPr>
+        <w:t xml:space="preserve">analysis run standalone multi-bulan</w:t>
+      </w:r>
+      <w:r>
+        <w:t xml:space="preserve"> </w:t>
+      </w:r>
+      <w:r>
+        <w:t xml:space="preserve">via</w:t>
+      </w:r>
+      <w:r>
+        <w:t xml:space="preserve"> </w:t>
+      </w:r>
+      <w:r>
+        <w:rPr>
+          <w:rStyle w:val="VerbatimChar"/>
+        </w:rPr>
+        <w:t xml:space="preserve">run_soiling_analysis.py</w:t>
+      </w:r>
+      <w:r>
+        <w:t xml:space="preserve"> </w:t>
+      </w:r>
+      <w:r>
+        <w:t xml:space="preserve">(lihat §0).</w:t>
       </w:r>
     </w:p>
     <w:p>
@@ -1460,7 +2606,7 @@
       <w:pPr>
         <w:pStyle w:val="Heading2"/>
       </w:pPr>
-      <w:bookmarkStart w:id="22" w:name="pipeline-m2asoiling.run-step-by-step"/>
+      <w:bookmarkStart w:id="23" w:name="X8b7664c9f59533f1a9eb8dd374ba6a85ebdf4f5"/>
       <w:r>
         <w:t xml:space="preserve">2. Pipeline</w:t>
       </w:r>
@@ -1477,19 +2623,34 @@
         <w:t xml:space="preserve"> </w:t>
       </w:r>
       <w:r>
-        <w:t xml:space="preserve">— Step by Step</w:t>
-      </w:r>
-      <w:bookmarkEnd w:id="22"/>
+        <w:t xml:space="preserve">— Step by Step (alur 2026-07;</w:t>
+      </w:r>
+      <w:r>
+        <w:t xml:space="preserve"> </w:t>
+      </w:r>
+      <w:r>
+        <w:rPr>
+          <w:rStyle w:val="VerbatimChar"/>
+        </w:rPr>
+        <w:t xml:space="preserve">run()</w:t>
+      </w:r>
+      <w:r>
+        <w:t xml:space="preserve"> </w:t>
+      </w:r>
+      <w:r>
+        <w:t xml:space="preserve">mulai baris 1315)</w:t>
+      </w:r>
+      <w:bookmarkEnd w:id="23"/>
     </w:p>
     <w:p>
       <w:pPr>
         <w:pStyle w:val="Heading3"/>
       </w:pPr>
-      <w:bookmarkStart w:id="23" w:name="langkah-1-opt-in-config-baris-440-458"/>
-      <w:r>
-        <w:t xml:space="preserve">Langkah 1 — Opt-in &amp; config (baris 440-458)</w:t>
-      </w:r>
-      <w:bookmarkEnd w:id="23"/>
+      <w:bookmarkStart w:id="24" w:name="langkah-1-opt-in-config"/>
+      <w:r>
+        <w:t xml:space="preserve">Langkah 1 — Opt-in &amp; config</w:t>
+      </w:r>
+      <w:bookmarkEnd w:id="24"/>
     </w:p>
     <w:p>
       <w:pPr>
@@ -1532,7 +2693,7 @@
         <w:t xml:space="preserve">[]</w:t>
       </w:r>
       <w:r>
-        <w:t xml:space="preserve">. Bila aktif:</w:t>
+        <w:t xml:space="preserve">. Knob inti:</w:t>
       </w:r>
       <w:r>
         <w:t xml:space="preserve"> </w:t>
@@ -1601,7 +2762,7 @@
         <w:rPr>
           <w:rStyle w:val="VerbatimChar"/>
         </w:rPr>
-        <w:t xml:space="preserve">electricity_tariff_idr=1500</w:t>
+        <w:t xml:space="preserve">electricity_tariff_idr_per_kwh=1500</w:t>
       </w:r>
       <w:r>
         <w:t xml:space="preserve">,</w:t>
@@ -1613,7 +2774,7 @@
         <w:rPr>
           <w:rStyle w:val="VerbatimChar"/>
         </w:rPr>
-        <w:t xml:space="preserve">payback_threshold=30</w:t>
+        <w:t xml:space="preserve">payback_threshold_days=30</w:t>
       </w:r>
       <w:r>
         <w:t xml:space="preserve">,</w:t>
@@ -1640,6 +2801,267 @@
         <w:t xml:space="preserve">rdtools_reps=1000</w:t>
       </w:r>
       <w:r>
+        <w:t xml:space="preserve">. Knob baru 2026-07:</w:t>
+      </w:r>
+      <w:r>
+        <w:t xml:space="preserve"> </w:t>
+      </w:r>
+      <w:r>
+        <w:rPr>
+          <w:rStyle w:val="VerbatimChar"/>
+        </w:rPr>
+        <w:t xml:space="preserve">temperature_correction=true</w:t>
+      </w:r>
+      <w:r>
+        <w:t xml:space="preserve">,</w:t>
+      </w:r>
+      <w:r>
+        <w:t xml:space="preserve"> </w:t>
+      </w:r>
+      <w:r>
+        <w:rPr>
+          <w:rStyle w:val="VerbatimChar"/>
+        </w:rPr>
+        <w:t xml:space="preserve">availability_dir</w:t>
+      </w:r>
+      <w:r>
+        <w:t xml:space="preserve">/</w:t>
+      </w:r>
+      <w:r>
+        <w:rPr>
+          <w:rStyle w:val="VerbatimChar"/>
+        </w:rPr>
+        <w:t xml:space="preserve">availability_min_uptime_pct</w:t>
+      </w:r>
+      <w:r>
+        <w:t xml:space="preserve">,</w:t>
+      </w:r>
+      <w:r>
+        <w:t xml:space="preserve"> </w:t>
+      </w:r>
+      <w:r>
+        <w:rPr>
+          <w:rStyle w:val="VerbatimChar"/>
+        </w:rPr>
+        <w:t xml:space="preserve">cleaning_report_path</w:t>
+      </w:r>
+      <w:r>
+        <w:t xml:space="preserve">/</w:t>
+      </w:r>
+      <w:r>
+        <w:rPr>
+          <w:rStyle w:val="VerbatimChar"/>
+        </w:rPr>
+        <w:t xml:space="preserve">dc_cable_list_path</w:t>
+      </w:r>
+      <w:r>
+        <w:t xml:space="preserve">,</w:t>
+      </w:r>
+      <w:r>
+        <w:t xml:space="preserve"> </w:t>
+      </w:r>
+      <w:r>
+        <w:rPr>
+          <w:rStyle w:val="VerbatimChar"/>
+        </w:rPr>
+        <w:t xml:space="preserve">cleaning_match_window_days</w:t>
+      </w:r>
+      <w:r>
+        <w:t xml:space="preserve">/</w:t>
+      </w:r>
+      <w:r>
+        <w:rPr>
+          <w:rStyle w:val="VerbatimChar"/>
+        </w:rPr>
+        <w:t xml:space="preserve">cleaning_precip_threshold_mm</w:t>
+      </w:r>
+      <w:r>
+        <w:t xml:space="preserve">,</w:t>
+      </w:r>
+      <w:r>
+        <w:t xml:space="preserve"> </w:t>
+      </w:r>
+      <w:r>
+        <w:rPr>
+          <w:rStyle w:val="VerbatimChar"/>
+        </w:rPr>
+        <w:t xml:space="preserve">direct_impact_window_days</w:t>
+      </w:r>
+      <w:r>
+        <w:t xml:space="preserve">/</w:t>
+      </w:r>
+      <w:r>
+        <w:rPr>
+          <w:rStyle w:val="VerbatimChar"/>
+        </w:rPr>
+        <w:t xml:space="preserve">direct_impact_gap_days</w:t>
+      </w:r>
+      <w:r>
+        <w:t xml:space="preserve">,</w:t>
+      </w:r>
+      <w:r>
+        <w:t xml:space="preserve"> </w:t>
+      </w:r>
+      <w:r>
+        <w:rPr>
+          <w:rStyle w:val="VerbatimChar"/>
+        </w:rPr>
+        <w:t xml:space="preserve">per_inverter_srr</w:t>
+      </w:r>
+      <w:r>
+        <w:t xml:space="preserve">/</w:t>
+      </w:r>
+      <w:r>
+        <w:rPr>
+          <w:rStyle w:val="VerbatimChar"/>
+        </w:rPr>
+        <w:t xml:space="preserve">per_inverter_reps</w:t>
+      </w:r>
+      <w:r>
+        <w:t xml:space="preserve">,</w:t>
+      </w:r>
+      <w:r>
+        <w:t xml:space="preserve"> </w:t>
+      </w:r>
+      <w:r>
+        <w:rPr>
+          <w:rStyle w:val="VerbatimChar"/>
+        </w:rPr>
+        <w:t xml:space="preserve">wb_filter</w:t>
+      </w:r>
+      <w:r>
+        <w:t xml:space="preserve">,</w:t>
+      </w:r>
+      <w:r>
+        <w:t xml:space="preserve"> </w:t>
+      </w:r>
+      <w:r>
+        <w:rPr>
+          <w:rStyle w:val="VerbatimChar"/>
+        </w:rPr>
+        <w:t xml:space="preserve">rdtools_clean_criterion</w:t>
+      </w:r>
+      <w:r>
+        <w:t xml:space="preserve">/</w:t>
+      </w:r>
+      <w:r>
+        <w:rPr>
+          <w:rStyle w:val="VerbatimChar"/>
+        </w:rPr>
+        <w:t xml:space="preserve">rdtools_precip_threshold</w:t>
+      </w:r>
+      <w:r>
+        <w:t xml:space="preserve">/</w:t>
+      </w:r>
+      <w:r>
+        <w:rPr>
+          <w:rStyle w:val="VerbatimChar"/>
+        </w:rPr>
+        <w:t xml:space="preserve">rdtools_min_interval_length</w:t>
+      </w:r>
+      <w:r>
+        <w:t xml:space="preserve">/</w:t>
+      </w:r>
+      <w:r>
+        <w:rPr>
+          <w:rStyle w:val="VerbatimChar"/>
+        </w:rPr>
+        <w:t xml:space="preserve">rdtools_day_scale</w:t>
+      </w:r>
+      <w:r>
+        <w:t xml:space="preserve"> </w:t>
+      </w:r>
+      <w:r>
+        <w:t xml:space="preserve">(lihat §0).</w:t>
+      </w:r>
+    </w:p>
+    <w:p>
+      <w:pPr>
+        <w:pStyle w:val="Heading3"/>
+      </w:pPr>
+      <w:bookmarkStart w:id="25" w:name="X768078823ab32444845f711328ece03e295078c"/>
+      <w:r>
+        <w:t xml:space="preserve">Langkah 2 — Mask availability M2e (opsional, baru)</w:t>
+      </w:r>
+      <w:bookmarkEnd w:id="25"/>
+    </w:p>
+    <w:p>
+      <w:pPr>
+        <w:pStyle w:val="FirstParagraph"/>
+      </w:pPr>
+      <w:r>
+        <w:t xml:space="preserve">Bila</w:t>
+      </w:r>
+      <w:r>
+        <w:t xml:space="preserve"> </w:t>
+      </w:r>
+      <w:r>
+        <w:rPr>
+          <w:rStyle w:val="VerbatimChar"/>
+        </w:rPr>
+        <w:t xml:space="preserve">availability_dir</w:t>
+      </w:r>
+      <w:r>
+        <w:t xml:space="preserve"> </w:t>
+      </w:r>
+      <w:r>
+        <w:t xml:space="preserve">diisi: baca uptime per inverter-day dari</w:t>
+      </w:r>
+      <w:r>
+        <w:t xml:space="preserve"> </w:t>
+      </w:r>
+      <w:r>
+        <w:rPr>
+          <w:rStyle w:val="VerbatimChar"/>
+        </w:rPr>
+        <w:t xml:space="preserve">m2_findings_*.jsonl/.xlsx</w:t>
+      </w:r>
+      <w:r>
+        <w:t xml:space="preserve"> </w:t>
+      </w:r>
+      <w:r>
+        <w:t xml:space="preserve">→</w:t>
+      </w:r>
+      <w:r>
+        <w:t xml:space="preserve"> </w:t>
+      </w:r>
+      <w:r>
+        <w:rPr>
+          <w:rStyle w:val="VerbatimChar"/>
+        </w:rPr>
+        <w:t xml:space="preserve">build_availability_mask</w:t>
+      </w:r>
+      <w:r>
+        <w:t xml:space="preserve"> </w:t>
+      </w:r>
+      <w:r>
+        <w:t xml:space="preserve">(uptime &lt; 95% → inverter-day masuk mask). Baris ter-mask keluar dari energi harian</w:t>
+      </w:r>
+      <w:r>
+        <w:t xml:space="preserve"> </w:t>
+      </w:r>
+      <w:r>
+        <w:rPr>
+          <w:b/>
+        </w:rPr>
+        <w:t xml:space="preserve">dan</w:t>
+      </w:r>
+      <w:r>
+        <w:t xml:space="preserve"> </w:t>
+      </w:r>
+      <w:r>
+        <w:t xml:space="preserve">kapasitasnya keluar dari penyebut PR hari itu (capacity factor) → outage parsial tidak terbaca sebagai soiling. Artifact</w:t>
+      </w:r>
+      <w:r>
+        <w:t xml:space="preserve"> </w:t>
+      </w:r>
+      <w:r>
+        <w:rPr>
+          <w:rStyle w:val="VerbatimChar"/>
+        </w:rPr>
+        <w:t xml:space="preserve">AvailabilityMask</w:t>
+      </w:r>
+      <w:r>
         <w:t xml:space="preserve">.</w:t>
       </w:r>
     </w:p>
@@ -1647,12 +3069,9 @@
       <w:pPr>
         <w:pStyle w:val="Heading3"/>
       </w:pPr>
-      <w:bookmarkStart w:id="24" w:name="Xf73b9c639eb339acdb80b35b58bc37a4d3a3e65"/>
-      <w:r>
-        <w:t xml:space="preserve">Langkah 2 — Bangun deret PR harian (baris 480-488,</w:t>
-      </w:r>
-      <w:r>
-        <w:t xml:space="preserve"> </w:t>
+      <w:bookmarkStart w:id="26" w:name="Xaa2e774dc0ce15f6524f04aef445fb63d6a421e"/>
+      <w:r>
+        <w:t xml:space="preserve">Langkah 3 — Bangun deret PR harian (</w:t>
       </w:r>
       <w:r>
         <w:rPr>
@@ -1661,12 +3080,9 @@
         <w:t xml:space="preserve">_build_daily_series</w:t>
       </w:r>
       <w:r>
-        <w:t xml:space="preserve"> </w:t>
-      </w:r>
-      <w:r>
-        <w:t xml:space="preserve">377-438)</w:t>
-      </w:r>
-      <w:bookmarkEnd w:id="24"/>
+        <w:t xml:space="preserve">, temperature-corrected)</w:t>
+      </w:r>
+      <w:bookmarkEnd w:id="26"/>
     </w:p>
     <w:p>
       <w:pPr>
@@ -1709,7 +3125,7 @@
         <w:t xml:space="preserve">V·I/1000</w:t>
       </w:r>
       <w:r>
-        <w:t xml:space="preserve">). Site-aggregate (sum energy, mean POA).</w:t>
+        <w:t xml:space="preserve">), hormati mask availability. Site-aggregate (sum energy, mean POA).</w:t>
       </w:r>
       <w:r>
         <w:t xml:space="preserve"> </w:t>
@@ -1724,7 +3140,7 @@
         <w:t xml:space="preserve"> </w:t>
       </w:r>
       <w:r>
-        <w:t xml:space="preserve">(baris 220-238) = Riemann sum (</w:t>
+        <w:t xml:space="preserve">= Riemann sum (</w:t>
       </w:r>
       <w:r>
         <w:rPr>
@@ -1757,25 +3173,50 @@
         <w:rPr>
           <w:rStyle w:val="VerbatimChar"/>
         </w:rPr>
+        <w:t xml:space="preserve">temp_correction_factor</w:t>
+      </w:r>
+      <w:r>
+        <w:t xml:space="preserve">:</w:t>
+      </w:r>
+      <w:r>
+        <w:t xml:space="preserve"> </w:t>
+      </w:r>
+      <w:r>
+        <w:rPr>
+          <w:rStyle w:val="VerbatimChar"/>
+        </w:rPr>
+        <w:t xml:space="preserve">CF = 1 + (γ/100)(Tcell − 25)</w:t>
+      </w:r>
+      <w:r>
+        <w:t xml:space="preserve">.</w:t>
+      </w:r>
+      <w:r>
+        <w:t xml:space="preserve"> </w:t>
+      </w:r>
+      <w:r>
+        <w:rPr>
+          <w:rStyle w:val="VerbatimChar"/>
+        </w:rPr>
         <w:t xml:space="preserve">compute_daily_pr_series</w:t>
       </w:r>
       <w:r>
-        <w:t xml:space="preserve"> </w:t>
-      </w:r>
-      <w:r>
-        <w:t xml:space="preserve">(baris 241-259):</w:t>
-      </w:r>
-      <w:r>
-        <w:t xml:space="preserve"> </w:t>
-      </w:r>
-      <w:r>
-        <w:rPr>
-          <w:rStyle w:val="VerbatimChar"/>
-        </w:rPr>
-        <w:t xml:space="preserve">PR = E/(H·capacity)</w:t>
-      </w:r>
-      <w:r>
-        <w:t xml:space="preserve">, filter</w:t>
+        <w:t xml:space="preserve">:</w:t>
+      </w:r>
+      <w:r>
+        <w:t xml:space="preserve"> </w:t>
+      </w:r>
+      <w:r>
+        <w:rPr>
+          <w:rStyle w:val="VerbatimChar"/>
+          <w:b/>
+        </w:rPr>
+        <w:t xml:space="preserve">PR = E/(H·capacity·CF_temp·CF_cap)</w:t>
+      </w:r>
+      <w:r>
+        <w:t xml:space="preserve"> </w:t>
+      </w:r>
+      <w:r>
+        <w:t xml:space="preserve">(kedua faktor opsional), filter</w:t>
       </w:r>
       <w:r>
         <w:t xml:space="preserve"> </w:t>
@@ -1787,24 +3228,498 @@
         <w:t xml:space="preserve">0 ≤ PR ≤ 1.5</w:t>
       </w:r>
       <w:r>
+        <w:t xml:space="preserve">. Artifact</w:t>
+      </w:r>
+      <w:r>
+        <w:t xml:space="preserve"> </w:t>
+      </w:r>
+      <w:r>
+        <w:rPr>
+          <w:rStyle w:val="VerbatimChar"/>
+        </w:rPr>
+        <w:t xml:space="preserve">PRDaily</w:t>
+      </w:r>
+      <w:r>
+        <w:t xml:space="preserve"> </w:t>
+      </w:r>
+      <w:r>
+        <w:t xml:space="preserve">(energy, insolation, temp_factor, capacity_factor, pr per hari — emit juga saat insufficient_data) +</w:t>
+      </w:r>
+      <w:r>
+        <w:t xml:space="preserve"> </w:t>
+      </w:r>
+      <w:r>
+        <w:rPr>
+          <w:rStyle w:val="VerbatimChar"/>
+        </w:rPr>
+        <w:t xml:space="preserve">Temp_Loss</w:t>
+      </w:r>
+      <w:r>
+        <w:t xml:space="preserve"> </w:t>
+      </w:r>
+      <w:r>
+        <w:t xml:space="preserve">insolation-weighted (%).</w:t>
+      </w:r>
+    </w:p>
+    <w:p>
+      <w:pPr>
+        <w:pStyle w:val="Heading3"/>
+      </w:pPr>
+      <w:bookmarkStart w:id="27" w:name="langkah-4-gate-data-sufficiency"/>
+      <w:r>
+        <w:t xml:space="preserve">Langkah 4 — Gate data-sufficiency</w:t>
+      </w:r>
+      <w:bookmarkEnd w:id="27"/>
+    </w:p>
+    <w:p>
+      <w:pPr>
+        <w:pStyle w:val="FirstParagraph"/>
+      </w:pPr>
+      <w:r>
+        <w:t xml:space="preserve">Bila</w:t>
+      </w:r>
+      <w:r>
+        <w:t xml:space="preserve"> </w:t>
+      </w:r>
+      <w:r>
+        <w:rPr>
+          <w:rStyle w:val="VerbatimChar"/>
+        </w:rPr>
+        <w:t xml:space="preserve">n_days &lt; min_days</w:t>
+      </w:r>
+      <w:r>
+        <w:t xml:space="preserve"> </w:t>
+      </w:r>
+      <w:r>
+        <w:t xml:space="preserve">→ emit</w:t>
+      </w:r>
+      <w:r>
+        <w:t xml:space="preserve"> </w:t>
+      </w:r>
+      <w:r>
+        <w:rPr>
+          <w:rStyle w:val="VerbatimChar"/>
+        </w:rPr>
+        <w:t xml:space="preserve">insufficient_data</w:t>
+      </w:r>
+      <w:r>
+        <w:t xml:space="preserve"> </w:t>
+      </w:r>
+      <w:r>
+        <w:t xml:space="preserve">(INFO, value=n_days) + artefak</w:t>
+      </w:r>
+      <w:r>
+        <w:t xml:space="preserve"> </w:t>
+      </w:r>
+      <w:r>
+        <w:rPr>
+          <w:rStyle w:val="VerbatimChar"/>
+        </w:rPr>
+        <w:t xml:space="preserve">EconomicAnalysis</w:t>
+      </w:r>
+      <w:r>
+        <w:t xml:space="preserve"> </w:t>
+      </w:r>
+      <w:r>
+        <w:t xml:space="preserve">status</w:t>
+      </w:r>
+      <w:r>
+        <w:t xml:space="preserve"> </w:t>
+      </w:r>
+      <w:r>
+        <w:rPr>
+          <w:rStyle w:val="VerbatimChar"/>
+        </w:rPr>
+        <w:t xml:space="preserve">insufficient_data</w:t>
+      </w:r>
+      <w:r>
+        <w:t xml:space="preserve">,</w:t>
+      </w:r>
+      <w:r>
+        <w:t xml:space="preserve"> </w:t>
+      </w:r>
+      <w:r>
+        <w:rPr>
+          <w:b/>
+        </w:rPr>
+        <w:t xml:space="preserve">return</w:t>
+      </w:r>
+      <w:r>
+        <w:t xml:space="preserve">. Jalur ini yang diambil pipeline harian; analysis run multi-bulan (≥90 hari) lolos ke SRR.</w:t>
+      </w:r>
+    </w:p>
+    <w:p>
+      <w:pPr>
+        <w:pStyle w:val="Heading3"/>
+      </w:pPr>
+      <w:bookmarkStart w:id="28" w:name="langkah-5-rdtools-srr"/>
+      <w:r>
+        <w:t xml:space="preserve">Langkah 5 — rdtools SRR</w:t>
+      </w:r>
+      <w:bookmarkEnd w:id="28"/>
+    </w:p>
+    <w:p>
+      <w:pPr>
+        <w:pStyle w:val="FirstParagraph"/>
+      </w:pPr>
+      <w:r>
+        <w:rPr>
+          <w:rStyle w:val="VerbatimChar"/>
+        </w:rPr>
+        <w:t xml:space="preserve">_ensure_rdtools()</w:t>
+      </w:r>
+      <w:r>
+        <w:t xml:space="preserve"> </w:t>
+      </w:r>
+      <w:r>
+        <w:t xml:space="preserve">auto-</w:t>
+      </w:r>
+      <w:r>
+        <w:rPr>
+          <w:rStyle w:val="VerbatimChar"/>
+        </w:rPr>
+        <w:t xml:space="preserve">pip install rdtools</w:t>
+      </w:r>
+      <w:r>
+        <w:t xml:space="preserve"> </w:t>
+      </w:r>
+      <w:r>
+        <w:t xml:space="preserve">(gagal →</w:t>
+      </w:r>
+      <w:r>
+        <w:t xml:space="preserve"> </w:t>
+      </w:r>
+      <w:r>
+        <w:rPr>
+          <w:rStyle w:val="VerbatimChar"/>
+        </w:rPr>
+        <w:t xml:space="preserve">insufficient_dependency</w:t>
+      </w:r>
+      <w:r>
+        <w:t xml:space="preserve">).</w:t>
+      </w:r>
+      <w:r>
+        <w:t xml:space="preserve"> </w:t>
+      </w:r>
+      <w:r>
+        <w:rPr>
+          <w:rStyle w:val="VerbatimChar"/>
+        </w:rPr>
+        <w:t xml:space="preserve">reindex_daily_frequency</w:t>
+      </w:r>
+      <w:r>
+        <w:t xml:space="preserve"> </w:t>
+      </w:r>
+      <w:r>
+        <w:t xml:space="preserve">ke</w:t>
+      </w:r>
+      <w:r>
+        <w:t xml:space="preserve"> </w:t>
+      </w:r>
+      <w:r>
+        <w:rPr>
+          <w:rStyle w:val="VerbatimChar"/>
+        </w:rPr>
+        <w:t xml:space="preserve">freq='D'</w:t>
+      </w:r>
+      <w:r>
+        <w:t xml:space="preserve"> </w:t>
+      </w:r>
+      <w:r>
+        <w:t xml:space="preserve">dulu (fix 0c178a9), lalu</w:t>
+      </w:r>
+      <w:r>
+        <w:t xml:space="preserve"> </w:t>
+      </w:r>
+      <w:r>
+        <w:rPr>
+          <w:rStyle w:val="VerbatimChar"/>
+        </w:rPr>
+        <w:t xml:space="preserve">soiling.soiling_srr(energy_normalized_daily=pr_daily, insolation_daily, precipitation_daily, reps=1000, confidence_level=68.2, clean_criterion=..., precip_threshold=..., min_interval_length=..., day_scale=...)</w:t>
+      </w:r>
+      <w:r>
+        <w:t xml:space="preserve"> </w:t>
+      </w:r>
+      <w:r>
+        <w:t xml:space="preserve">→</w:t>
+      </w:r>
+      <w:r>
+        <w:t xml:space="preserve"> </w:t>
+      </w:r>
+      <w:r>
+        <w:rPr>
+          <w:rStyle w:val="VerbatimChar"/>
+        </w:rPr>
+        <w:t xml:space="preserve">sr</w:t>
+      </w:r>
+      <w:r>
+        <w:t xml:space="preserve">,</w:t>
+      </w:r>
+      <w:r>
+        <w:t xml:space="preserve"> </w:t>
+      </w:r>
+      <w:r>
+        <w:rPr>
+          <w:rStyle w:val="VerbatimChar"/>
+        </w:rPr>
+        <w:t xml:space="preserve">sr_ci</w:t>
+      </w:r>
+      <w:r>
+        <w:t xml:space="preserve"> </w:t>
+      </w:r>
+      <w:r>
+        <w:t xml:space="preserve">(np.ndarray [lower, upper] via</w:t>
+      </w:r>
+      <w:r>
+        <w:t xml:space="preserve"> </w:t>
+      </w:r>
+      <w:r>
+        <w:rPr>
+          <w:rStyle w:val="VerbatimChar"/>
+        </w:rPr>
+        <w:t xml:space="preserve">_ci_bounds</w:t>
+      </w:r>
+      <w:r>
+        <w:t xml:space="preserve">),</w:t>
+      </w:r>
+      <w:r>
+        <w:t xml:space="preserve"> </w:t>
+      </w:r>
+      <w:r>
+        <w:rPr>
+          <w:rStyle w:val="VerbatimChar"/>
+        </w:rPr>
+        <w:t xml:space="preserve">calc_info</w:t>
+      </w:r>
+      <w:r>
         <w:t xml:space="preserve">.</w:t>
       </w:r>
+      <w:r>
+        <w:t xml:space="preserve"> </w:t>
+      </w:r>
+      <w:r>
+        <w:rPr>
+          <w:b/>
+        </w:rPr>
+        <w:t xml:space="preserve">Inilah Monte-Carlo black box.</w:t>
+      </w:r>
+      <w:r>
+        <w:t xml:space="preserve"> </w:t>
+      </w:r>
+      <w:r>
+        <w:t xml:space="preserve">Exception rdtools → finding</w:t>
+      </w:r>
+      <w:r>
+        <w:t xml:space="preserve"> </w:t>
+      </w:r>
+      <w:r>
+        <w:rPr>
+          <w:rStyle w:val="VerbatimChar"/>
+        </w:rPr>
+        <w:t xml:space="preserve">rdtools_error</w:t>
+      </w:r>
+      <w:r>
+        <w:t xml:space="preserve">.</w:t>
+      </w:r>
+      <w:r>
+        <w:t xml:space="preserve"> </w:t>
+      </w:r>
+      <w:r>
+        <w:rPr>
+          <w:rStyle w:val="VerbatimChar"/>
+        </w:rPr>
+        <w:t xml:space="preserve">p_loss = 1 − sr</w:t>
+      </w:r>
+      <w:r>
+        <w:t xml:space="preserve">.</w:t>
+      </w:r>
     </w:p>
     <w:p>
       <w:pPr>
         <w:pStyle w:val="Heading3"/>
       </w:pPr>
-      <w:bookmarkStart w:id="25" w:name="X6fa0d0b48969508c454c2a00c4f2820ab03a16f"/>
-      <w:r>
-        <w:t xml:space="preserve">Langkah 3 — Gate data-sufficiency (baris 491-527) ← perilaku utama skeleton</w:t>
-      </w:r>
-      <w:bookmarkEnd w:id="25"/>
+      <w:bookmarkStart w:id="29" w:name="langkah-6-ekonomi-severity-emit"/>
+      <w:r>
+        <w:t xml:space="preserve">Langkah 6 — Ekonomi + severity + emit</w:t>
+      </w:r>
+      <w:bookmarkEnd w:id="29"/>
     </w:p>
     <w:p>
       <w:pPr>
         <w:pStyle w:val="FirstParagraph"/>
       </w:pPr>
       <w:r>
+        <w:rPr>
+          <w:rStyle w:val="VerbatimChar"/>
+        </w:rPr>
+        <w:t xml:space="preserve">avg_daily_kwh = mean(energy_daily.tail(30))</w:t>
+      </w:r>
+      <w:r>
+        <w:t xml:space="preserve">.</w:t>
+      </w:r>
+      <w:r>
+        <w:t xml:space="preserve"> </w:t>
+      </w:r>
+      <w:r>
+        <w:rPr>
+          <w:rStyle w:val="VerbatimChar"/>
+        </w:rPr>
+        <w:t xml:space="preserve">compute_cleaning_payback</w:t>
+      </w:r>
+      <w:r>
+        <w:t xml:space="preserve"> </w:t>
+      </w:r>
+      <w:r>
+        <w:t xml:space="preserve">→</w:t>
+      </w:r>
+      <w:r>
+        <w:t xml:space="preserve"> </w:t>
+      </w:r>
+      <w:r>
+        <w:rPr>
+          <w:rStyle w:val="VerbatimChar"/>
+        </w:rPr>
+        <w:t xml:space="preserve">daily_loss_idr</w:t>
+      </w:r>
+      <w:r>
+        <w:t xml:space="preserve">,</w:t>
+      </w:r>
+      <w:r>
+        <w:t xml:space="preserve"> </w:t>
+      </w:r>
+      <w:r>
+        <w:rPr>
+          <w:rStyle w:val="VerbatimChar"/>
+        </w:rPr>
+        <w:t xml:space="preserve">payback_days</w:t>
+      </w:r>
+      <w:r>
+        <w:t xml:space="preserve"> </w:t>
+      </w:r>
+      <w:r>
+        <w:t xml:space="preserve">(inf bila loss/biaya = 0).</w:t>
+      </w:r>
+      <w:r>
+        <w:t xml:space="preserve"> </w:t>
+      </w:r>
+      <w:r>
+        <w:rPr>
+          <w:rStyle w:val="VerbatimChar"/>
+        </w:rPr>
+        <w:t xml:space="preserve">recommend = payback &lt; threshold</w:t>
+      </w:r>
+      <w:r>
+        <w:t xml:space="preserve">.</w:t>
+      </w:r>
+      <w:r>
+        <w:t xml:space="preserve"> </w:t>
+      </w:r>
+      <w:r>
+        <w:rPr>
+          <w:rStyle w:val="VerbatimChar"/>
+        </w:rPr>
+        <w:t xml:space="preserve">_severity_from_economics</w:t>
+      </w:r>
+      <w:r>
+        <w:t xml:space="preserve">.</w:t>
+      </w:r>
+      <w:r>
+        <w:t xml:space="preserve"> </w:t>
+      </w:r>
+      <w:r>
+        <w:rPr>
+          <w:rStyle w:val="VerbatimChar"/>
+        </w:rPr>
+        <w:t xml:space="preserve">fault_type = cleaning_recommended | soiling_detected</w:t>
+      </w:r>
+      <w:r>
+        <w:t xml:space="preserve">.</w:t>
+      </w:r>
+      <w:r>
+        <w:t xml:space="preserve"> </w:t>
+      </w:r>
+      <w:r>
+        <w:rPr>
+          <w:rStyle w:val="VerbatimChar"/>
+        </w:rPr>
+        <w:t xml:space="preserve">confidence = 50 + sr·50</w:t>
+      </w:r>
+      <w:r>
+        <w:t xml:space="preserve">. Artefak</w:t>
+      </w:r>
+      <w:r>
+        <w:t xml:space="preserve"> </w:t>
+      </w:r>
+      <w:r>
+        <w:rPr>
+          <w:rStyle w:val="VerbatimChar"/>
+        </w:rPr>
+        <w:t xml:space="preserve">SoilingRatio</w:t>
+      </w:r>
+      <w:r>
+        <w:t xml:space="preserve"> </w:t>
+      </w:r>
+      <w:r>
+        <w:t xml:space="preserve">(+</w:t>
+      </w:r>
+      <w:r>
+        <w:t xml:space="preserve"> </w:t>
+      </w:r>
+      <w:r>
+        <w:rPr>
+          <w:rStyle w:val="VerbatimChar"/>
+        </w:rPr>
+        <w:t xml:space="preserve">summarize_soiling_profiles</w:t>
+      </w:r>
+      <w:r>
+        <w:t xml:space="preserve">),</w:t>
+      </w:r>
+      <w:r>
+        <w:t xml:space="preserve"> </w:t>
+      </w:r>
+      <w:r>
+        <w:rPr>
+          <w:rStyle w:val="VerbatimChar"/>
+        </w:rPr>
+        <w:t xml:space="preserve">CleaningEvents</w:t>
+      </w:r>
+      <w:r>
+        <w:t xml:space="preserve"> </w:t>
+      </w:r>
+      <w:r>
+        <w:t xml:space="preserve">(klasifikasi cause hujan vs manual),</w:t>
+      </w:r>
+      <w:r>
+        <w:t xml:space="preserve"> </w:t>
+      </w:r>
+      <w:r>
+        <w:rPr>
+          <w:rStyle w:val="VerbatimChar"/>
+        </w:rPr>
+        <w:t xml:space="preserve">EconomicAnalysis</w:t>
+      </w:r>
+      <w:r>
+        <w:t xml:space="preserve"> </w:t>
+      </w:r>
+      <w:r>
+        <w:t xml:space="preserve">(+ Temp_Loss).</w:t>
+      </w:r>
+    </w:p>
+    <w:p>
+      <w:pPr>
+        <w:pStyle w:val="Heading3"/>
+      </w:pPr>
+      <w:bookmarkStart w:id="30" w:name="langkah-7-artifacts-hilir-cleaning-baru"/>
+      <w:r>
+        <w:t xml:space="preserve">Langkah 7 — Artifacts hilir cleaning (baru)</w:t>
+      </w:r>
+      <w:bookmarkEnd w:id="30"/>
+    </w:p>
+    <w:p>
+      <w:pPr>
+        <w:pStyle w:val="FirstParagraph"/>
+      </w:pPr>
+      <w:r>
         <w:t xml:space="preserve">Bila</w:t>
       </w:r>
       <w:r>
@@ -1814,343 +3729,109 @@
         <w:rPr>
           <w:rStyle w:val="VerbatimChar"/>
         </w:rPr>
-        <w:t xml:space="preserve">n_days &lt; min_days</w:t>
-      </w:r>
-      <w:r>
-        <w:t xml:space="preserve"> </w:t>
-      </w:r>
-      <w:r>
-        <w:t xml:space="preserve">→ emit</w:t>
-      </w:r>
-      <w:r>
-        <w:t xml:space="preserve"> </w:t>
-      </w:r>
-      <w:r>
-        <w:rPr>
-          <w:rStyle w:val="VerbatimChar"/>
-        </w:rPr>
-        <w:t xml:space="preserve">insufficient_data</w:t>
-      </w:r>
-      <w:r>
-        <w:t xml:space="preserve"> </w:t>
-      </w:r>
-      <w:r>
-        <w:t xml:space="preserve">(INFO, value=n_days) + artefak</w:t>
-      </w:r>
-      <w:r>
-        <w:t xml:space="preserve"> </w:t>
-      </w:r>
-      <w:r>
-        <w:rPr>
-          <w:rStyle w:val="VerbatimChar"/>
-        </w:rPr>
-        <w:t xml:space="preserve">EconomicAnalysis</w:t>
-      </w:r>
-      <w:r>
-        <w:t xml:space="preserve"> </w:t>
-      </w:r>
-      <w:r>
-        <w:t xml:space="preserve">status</w:t>
-      </w:r>
-      <w:r>
-        <w:t xml:space="preserve"> </w:t>
-      </w:r>
-      <w:r>
-        <w:rPr>
-          <w:rStyle w:val="VerbatimChar"/>
-        </w:rPr>
-        <w:t xml:space="preserve">insufficient_data</w:t>
-      </w:r>
-      <w:r>
-        <w:t xml:space="preserve">,</w:t>
-      </w:r>
-      <w:r>
-        <w:t xml:space="preserve"> </w:t>
-      </w:r>
-      <w:r>
-        <w:rPr>
-          <w:b/>
-        </w:rPr>
-        <w:t xml:space="preserve">return</w:t>
-      </w:r>
-      <w:r>
-        <w:t xml:space="preserve">. Untuk data IKN saat ini (window pendek), inilah jalur yang diambil.</w:t>
-      </w:r>
-    </w:p>
-    <w:p>
-      <w:pPr>
-        <w:pStyle w:val="Heading3"/>
-      </w:pPr>
-      <w:bookmarkStart w:id="26" w:name="langkah-4-rdtools-srr-baris-529-605"/>
-      <w:r>
-        <w:t xml:space="preserve">Langkah 4 — rdtools SRR (baris 529-605)</w:t>
-      </w:r>
-      <w:bookmarkEnd w:id="26"/>
-    </w:p>
-    <w:p>
-      <w:pPr>
-        <w:pStyle w:val="FirstParagraph"/>
-      </w:pPr>
-      <w:r>
-        <w:rPr>
-          <w:rStyle w:val="VerbatimChar"/>
-        </w:rPr>
-        <w:t xml:space="preserve">_ensure_rdtools()</w:t>
-      </w:r>
-      <w:r>
-        <w:t xml:space="preserve"> </w:t>
-      </w:r>
-      <w:r>
-        <w:t xml:space="preserve">auto-</w:t>
-      </w:r>
-      <w:r>
-        <w:rPr>
-          <w:rStyle w:val="VerbatimChar"/>
-        </w:rPr>
-        <w:t xml:space="preserve">pip install rdtools</w:t>
-      </w:r>
-      <w:r>
-        <w:t xml:space="preserve"> </w:t>
-      </w:r>
-      <w:r>
-        <w:t xml:space="preserve">(gagal →</w:t>
-      </w:r>
-      <w:r>
-        <w:t xml:space="preserve"> </w:t>
-      </w:r>
-      <w:r>
-        <w:rPr>
-          <w:rStyle w:val="VerbatimChar"/>
-        </w:rPr>
-        <w:t xml:space="preserve">insufficient_dependency</w:t>
-      </w:r>
-      <w:r>
-        <w:t xml:space="preserve">).</w:t>
-      </w:r>
-      <w:r>
-        <w:t xml:space="preserve"> </w:t>
-      </w:r>
-      <w:r>
-        <w:rPr>
-          <w:rStyle w:val="VerbatimChar"/>
-        </w:rPr>
-        <w:t xml:space="preserve">soiling.soiling_srr(energy_normalized_daily=pr_daily, insolation_daily, precipitation_daily, reps=1000, confidence_level=68.2)</w:t>
-      </w:r>
-      <w:r>
-        <w:t xml:space="preserve"> </w:t>
-      </w:r>
-      <w:r>
-        <w:t xml:space="preserve">→</w:t>
-      </w:r>
-      <w:r>
-        <w:t xml:space="preserve"> </w:t>
-      </w:r>
-      <w:r>
-        <w:rPr>
-          <w:rStyle w:val="VerbatimChar"/>
-        </w:rPr>
-        <w:t xml:space="preserve">sr</w:t>
-      </w:r>
-      <w:r>
-        <w:t xml:space="preserve">,</w:t>
-      </w:r>
-      <w:r>
-        <w:t xml:space="preserve"> </w:t>
-      </w:r>
-      <w:r>
-        <w:rPr>
-          <w:rStyle w:val="VerbatimChar"/>
-        </w:rPr>
-        <w:t xml:space="preserve">sr_ci</w:t>
-      </w:r>
-      <w:r>
-        <w:t xml:space="preserve">,</w:t>
-      </w:r>
-      <w:r>
-        <w:t xml:space="preserve"> </w:t>
-      </w:r>
-      <w:r>
-        <w:rPr>
-          <w:rStyle w:val="VerbatimChar"/>
-        </w:rPr>
-        <w:t xml:space="preserve">calc_info</w:t>
-      </w:r>
-      <w:r>
-        <w:t xml:space="preserve">.</w:t>
-      </w:r>
-      <w:r>
-        <w:t xml:space="preserve"> </w:t>
-      </w:r>
-      <w:r>
-        <w:rPr>
-          <w:b/>
-        </w:rPr>
-        <w:t xml:space="preserve">Inilah Monte-Carlo black box.</w:t>
-      </w:r>
-      <w:r>
-        <w:t xml:space="preserve"> </w:t>
-      </w:r>
-      <w:r>
-        <w:rPr>
-          <w:rStyle w:val="VerbatimChar"/>
-        </w:rPr>
-        <w:t xml:space="preserve">p_loss = 1 − sr</w:t>
-      </w:r>
-      <w:r>
-        <w:t xml:space="preserve">.</w:t>
-      </w:r>
-    </w:p>
-    <w:p>
-      <w:pPr>
-        <w:pStyle w:val="Heading3"/>
-      </w:pPr>
-      <w:bookmarkStart w:id="27" w:name="X6ae1b6b0234a5e1c1aece9e19f30c72438cebd8"/>
-      <w:r>
-        <w:t xml:space="preserve">Langkah 5 — Ekonomi + severity + emit (baris 607-694)</w:t>
-      </w:r>
-      <w:bookmarkEnd w:id="27"/>
-    </w:p>
-    <w:p>
-      <w:pPr>
-        <w:pStyle w:val="FirstParagraph"/>
-      </w:pPr>
-      <w:r>
-        <w:rPr>
-          <w:rStyle w:val="VerbatimChar"/>
-        </w:rPr>
-        <w:t xml:space="preserve">avg_daily_kwh = mean(energy_daily.tail(30))</w:t>
-      </w:r>
-      <w:r>
-        <w:t xml:space="preserve">.</w:t>
-      </w:r>
-      <w:r>
-        <w:t xml:space="preserve"> </w:t>
-      </w:r>
-      <w:r>
-        <w:rPr>
-          <w:rStyle w:val="VerbatimChar"/>
-        </w:rPr>
-        <w:t xml:space="preserve">compute_cleaning_payback</w:t>
-      </w:r>
-      <w:r>
-        <w:t xml:space="preserve"> </w:t>
-      </w:r>
-      <w:r>
-        <w:t xml:space="preserve">(baris 286-301) →</w:t>
-      </w:r>
-      <w:r>
-        <w:t xml:space="preserve"> </w:t>
-      </w:r>
-      <w:r>
-        <w:rPr>
-          <w:rStyle w:val="VerbatimChar"/>
-        </w:rPr>
-        <w:t xml:space="preserve">daily_loss_idr</w:t>
-      </w:r>
-      <w:r>
-        <w:t xml:space="preserve">,</w:t>
-      </w:r>
-      <w:r>
-        <w:t xml:space="preserve"> </w:t>
-      </w:r>
-      <w:r>
-        <w:rPr>
-          <w:rStyle w:val="VerbatimChar"/>
-        </w:rPr>
-        <w:t xml:space="preserve">payback_days</w:t>
-      </w:r>
-      <w:r>
-        <w:t xml:space="preserve"> </w:t>
-      </w:r>
-      <w:r>
-        <w:t xml:space="preserve">(inf bila loss/biaya = 0).</w:t>
-      </w:r>
-      <w:r>
-        <w:t xml:space="preserve"> </w:t>
-      </w:r>
-      <w:r>
-        <w:rPr>
-          <w:rStyle w:val="VerbatimChar"/>
-        </w:rPr>
-        <w:t xml:space="preserve">recommend = payback &lt; threshold</w:t>
-      </w:r>
-      <w:r>
-        <w:t xml:space="preserve">.</w:t>
-      </w:r>
-      <w:r>
-        <w:t xml:space="preserve"> </w:t>
-      </w:r>
-      <w:r>
-        <w:rPr>
-          <w:rStyle w:val="VerbatimChar"/>
-        </w:rPr>
-        <w:t xml:space="preserve">_severity_from_economics</w:t>
-      </w:r>
-      <w:r>
-        <w:t xml:space="preserve"> </w:t>
-      </w:r>
-      <w:r>
-        <w:t xml:space="preserve">(baris 262-283).</w:t>
-      </w:r>
-      <w:r>
-        <w:t xml:space="preserve"> </w:t>
-      </w:r>
-      <w:r>
-        <w:rPr>
-          <w:rStyle w:val="VerbatimChar"/>
-        </w:rPr>
-        <w:t xml:space="preserve">fault_type = cleaning_recommended | soiling_detected</w:t>
-      </w:r>
-      <w:r>
-        <w:t xml:space="preserve">.</w:t>
-      </w:r>
-      <w:r>
-        <w:t xml:space="preserve"> </w:t>
-      </w:r>
-      <w:r>
-        <w:rPr>
-          <w:rStyle w:val="VerbatimChar"/>
-        </w:rPr>
-        <w:t xml:space="preserve">confidence = 50 + sr·50</w:t>
-      </w:r>
-      <w:r>
-        <w:t xml:space="preserve">. Artefak</w:t>
-      </w:r>
-      <w:r>
-        <w:t xml:space="preserve"> </w:t>
-      </w:r>
-      <w:r>
-        <w:rPr>
-          <w:rStyle w:val="VerbatimChar"/>
-        </w:rPr>
-        <w:t xml:space="preserve">SoilingRatio</w:t>
-      </w:r>
-      <w:r>
-        <w:t xml:space="preserve">,</w:t>
-      </w:r>
-      <w:r>
-        <w:t xml:space="preserve"> </w:t>
-      </w:r>
-      <w:r>
-        <w:rPr>
-          <w:rStyle w:val="VerbatimChar"/>
-        </w:rPr>
-        <w:t xml:space="preserve">CleaningEvents</w:t>
-      </w:r>
-      <w:r>
-        <w:t xml:space="preserve">,</w:t>
-      </w:r>
-      <w:r>
-        <w:t xml:space="preserve"> </w:t>
-      </w:r>
-      <w:r>
-        <w:rPr>
-          <w:rStyle w:val="VerbatimChar"/>
-        </w:rPr>
-        <w:t xml:space="preserve">EconomicAnalysis</w:t>
-      </w:r>
-      <w:r>
-        <w:t xml:space="preserve">.</w:t>
+        <w:t xml:space="preserve">cleaning_report_path</w:t>
+      </w:r>
+      <w:r>
+        <w:t xml:space="preserve"> </w:t>
+      </w:r>
+      <w:r>
+        <w:t xml:space="preserve">diisi:</w:t>
+      </w:r>
+      <w:r>
+        <w:t xml:space="preserve"> </w:t>
+      </w:r>
+      <w:r>
+        <w:rPr>
+          <w:rStyle w:val="VerbatimChar"/>
+        </w:rPr>
+        <w:t xml:space="preserve">ManualCleaning</w:t>
+      </w:r>
+      <w:r>
+        <w:t xml:space="preserve"> </w:t>
+      </w:r>
+      <w:r>
+        <w:t xml:space="preserve">(rekap checklist),</w:t>
+      </w:r>
+      <w:r>
+        <w:t xml:space="preserve"> </w:t>
+      </w:r>
+      <w:r>
+        <w:rPr>
+          <w:rStyle w:val="VerbatimChar"/>
+        </w:rPr>
+        <w:t xml:space="preserve">CleaningImpact</w:t>
+      </w:r>
+      <w:r>
+        <w:t xml:space="preserve"> </w:t>
+      </w:r>
+      <w:r>
+        <w:t xml:space="preserve">(uplift per event/interval SRR),</w:t>
+      </w:r>
+      <w:r>
+        <w:t xml:space="preserve"> </w:t>
+      </w:r>
+      <w:r>
+        <w:rPr>
+          <w:rStyle w:val="VerbatimChar"/>
+        </w:rPr>
+        <w:t xml:space="preserve">DirectCleaningImpact</w:t>
+      </w:r>
+      <w:r>
+        <w:t xml:space="preserve"> </w:t>
+      </w:r>
+      <w:r>
+        <w:t xml:space="preserve">+</w:t>
+      </w:r>
+      <w:r>
+        <w:t xml:space="preserve"> </w:t>
+      </w:r>
+      <w:r>
+        <w:rPr>
+          <w:rStyle w:val="VerbatimChar"/>
+        </w:rPr>
+        <w:t xml:space="preserve">DirectCleaningImpactPerString</w:t>
+      </w:r>
+      <w:r>
+        <w:t xml:space="preserve"> </w:t>
+      </w:r>
+      <w:r>
+        <w:t xml:space="preserve">(pre/post PR sekitar campaign, independen SRR),</w:t>
+      </w:r>
+      <w:r>
+        <w:t xml:space="preserve"> </w:t>
+      </w:r>
+      <w:r>
+        <w:rPr>
+          <w:rStyle w:val="VerbatimChar"/>
+        </w:rPr>
+        <w:t xml:space="preserve">MonthlySoilingLoss</w:t>
+      </w:r>
+      <w:r>
+        <w:t xml:space="preserve">, rekomendasi cleaning (</w:t>
+      </w:r>
+      <w:r>
+        <w:rPr>
+          <w:rStyle w:val="VerbatimChar"/>
+        </w:rPr>
+        <w:t xml:space="preserve">build_cleaning_recommendation</w:t>
+      </w:r>
+      <w:r>
+        <w:t xml:space="preserve">), dan</w:t>
+      </w:r>
+      <w:r>
+        <w:t xml:space="preserve"> </w:t>
+      </w:r>
+      <w:r>
+        <w:rPr>
+          <w:rStyle w:val="VerbatimChar"/>
+        </w:rPr>
+        <w:t xml:space="preserve">PerInverterSRR</w:t>
+      </w:r>
+      <w:r>
+        <w:t xml:space="preserve"> </w:t>
+      </w:r>
+      <w:r>
+        <w:t xml:space="preserve">bila opt-in.</w:t>
       </w:r>
     </w:p>
     <w:p>
@@ -2164,11 +3845,11 @@
       <w:pPr>
         <w:pStyle w:val="Heading2"/>
       </w:pPr>
-      <w:bookmarkStart w:id="28" w:name="X6ec8f21a48734961f06d3cefb0d65fd3ee93a51"/>
+      <w:bookmarkStart w:id="31" w:name="X6ec8f21a48734961f06d3cefb0d65fd3ee93a51"/>
       <w:r>
         <w:t xml:space="preserve">3. Worked Example — Numerik (ekonomi LIVE; sr = input)</w:t>
       </w:r>
-      <w:bookmarkEnd w:id="28"/>
+      <w:bookmarkEnd w:id="31"/>
     </w:p>
     <w:p>
       <w:pPr>
@@ -2290,11 +3971,11 @@
       <w:pPr>
         <w:pStyle w:val="Heading3"/>
       </w:pPr>
-      <w:bookmarkStart w:id="29" w:name="pr-harian-avg_daily_kwh"/>
+      <w:bookmarkStart w:id="32" w:name="pr-harian-avg_daily_kwh"/>
       <w:r>
         <w:t xml:space="preserve">3.1 PR harian &amp; avg_daily_kwh</w:t>
       </w:r>
-      <w:bookmarkEnd w:id="29"/>
+      <w:bookmarkEnd w:id="32"/>
     </w:p>
     <w:p>
       <w:pPr>
@@ -2338,11 +4019,11 @@
       <w:pPr>
         <w:pStyle w:val="Heading3"/>
       </w:pPr>
-      <w:bookmarkStart w:id="30" w:name="kalkulator-ekonomi-4-skenario-sr"/>
+      <w:bookmarkStart w:id="33" w:name="kalkulator-ekonomi-4-skenario-sr"/>
       <w:r>
         <w:t xml:space="preserve">3.2 Kalkulator ekonomi (4 skenario sr)</w:t>
       </w:r>
-      <w:bookmarkEnd w:id="30"/>
+      <w:bookmarkEnd w:id="33"/>
     </w:p>
     <w:tbl>
       <w:tblPr>
@@ -3006,11 +4687,11 @@
       <w:pPr>
         <w:pStyle w:val="Heading3"/>
       </w:pPr>
-      <w:bookmarkStart w:id="31" w:name="gate-skeleton"/>
-      <w:r>
-        <w:t xml:space="preserve">3.3 Gate skeleton</w:t>
-      </w:r>
-      <w:bookmarkEnd w:id="31"/>
+      <w:bookmarkStart w:id="34" w:name="gate-data-sufficiency"/>
+      <w:r>
+        <w:t xml:space="preserve">3.3 Gate data-sufficiency</w:t>
+      </w:r>
+      <w:bookmarkEnd w:id="34"/>
     </w:p>
     <w:p>
       <w:pPr>
@@ -3080,10 +4761,7 @@
         <w:t xml:space="preserve">SRR + ekonomi tidak dijalankan</w:t>
       </w:r>
       <w:r>
-        <w:t xml:space="preserve"> </w:t>
-      </w:r>
-      <w:r>
-        <w:t xml:space="preserve">(jalur nyata saat ini).</w:t>
+        <w:t xml:space="preserve">.</w:t>
       </w:r>
     </w:p>
     <w:p>
@@ -3097,11 +4775,11 @@
       <w:pPr>
         <w:pStyle w:val="Heading2"/>
       </w:pPr>
-      <w:bookmarkStart w:id="32" w:name="pemetaan-python-excel"/>
+      <w:bookmarkStart w:id="35" w:name="pemetaan-python-excel"/>
       <w:r>
         <w:t xml:space="preserve">4. Pemetaan Python → Excel</w:t>
       </w:r>
-      <w:bookmarkEnd w:id="32"/>
+      <w:bookmarkEnd w:id="35"/>
     </w:p>
     <w:p>
       <w:pPr>
@@ -3167,7 +4845,7 @@
       <w:pPr>
         <w:pStyle w:val="Heading3"/>
       </w:pPr>
-      <w:bookmarkStart w:id="33" w:name="helpers_so-pr-harian"/>
+      <w:bookmarkStart w:id="36" w:name="helpers_so-pr-harian"/>
       <w:r>
         <w:t xml:space="preserve">4.1</w:t>
       </w:r>
@@ -3186,7 +4864,7 @@
       <w:r>
         <w:t xml:space="preserve">— PR harian</w:t>
       </w:r>
-      <w:bookmarkEnd w:id="33"/>
+      <w:bookmarkEnd w:id="36"/>
     </w:p>
     <w:tbl>
       <w:tblPr>
@@ -3299,7 +4977,7 @@
       <w:pPr>
         <w:pStyle w:val="Heading3"/>
       </w:pPr>
-      <w:bookmarkStart w:id="34" w:name="X260459f8bbca24aa65c86f0970d8b0b8580ac97"/>
+      <w:bookmarkStart w:id="37" w:name="X260459f8bbca24aa65c86f0970d8b0b8580ac97"/>
       <w:r>
         <w:t xml:space="preserve">4.2</w:t>
       </w:r>
@@ -3318,7 +4996,7 @@
       <w:r>
         <w:t xml:space="preserve">— kalkulator (sr = input ter-highlight)</w:t>
       </w:r>
-      <w:bookmarkEnd w:id="34"/>
+      <w:bookmarkEnd w:id="37"/>
     </w:p>
     <w:tbl>
       <w:tblPr>
@@ -3632,21 +5310,21 @@
       <w:pPr>
         <w:pStyle w:val="Heading2"/>
       </w:pPr>
-      <w:bookmarkStart w:id="35" w:name="edge-cases-limitasi-translasi"/>
+      <w:bookmarkStart w:id="38" w:name="edge-cases-limitasi-translasi"/>
       <w:r>
         <w:t xml:space="preserve">5. Edge Cases &amp; Limitasi Translasi</w:t>
       </w:r>
-      <w:bookmarkEnd w:id="35"/>
+      <w:bookmarkEnd w:id="38"/>
     </w:p>
     <w:p>
       <w:pPr>
         <w:pStyle w:val="Heading3"/>
       </w:pPr>
-      <w:bookmarkStart w:id="36" w:name="X6c9e22d8305942f2c24871f1251ac1581cd7860"/>
+      <w:bookmarkStart w:id="39" w:name="X6c9e22d8305942f2c24871f1251ac1581cd7860"/>
       <w:r>
         <w:t xml:space="preserve">5.1 SRR Monte-Carlo bukan formula Excel (caveat inti)</w:t>
       </w:r>
-      <w:bookmarkEnd w:id="36"/>
+      <w:bookmarkEnd w:id="39"/>
     </w:p>
     <w:p>
       <w:pPr>
@@ -3763,17 +5441,23 @@
       <w:pPr>
         <w:pStyle w:val="Heading3"/>
       </w:pPr>
-      <w:bookmarkStart w:id="37" w:name="status-skeleton-rdtools-tak-tersedia"/>
-      <w:r>
-        <w:t xml:space="preserve">5.2 Status SKELETON + rdtools tak tersedia</w:t>
-      </w:r>
-      <w:bookmarkEnd w:id="37"/>
+      <w:bookmarkStart w:id="40" w:name="X2cfce37bea9798c35bf5418fe436112146a0767"/>
+      <w:r>
+        <w:t xml:space="preserve">5.2 Status modul + rdtools tak tersedia di sandbox</w:t>
+      </w:r>
+      <w:bookmarkEnd w:id="40"/>
     </w:p>
     <w:p>
       <w:pPr>
         <w:pStyle w:val="FirstParagraph"/>
       </w:pPr>
       <w:r>
+        <w:t xml:space="preserve">Saat iterasi 9 ditulis,</w:t>
+      </w:r>
+      <w:r>
+        <w:t xml:space="preserve"> </w:t>
+      </w:r>
+      <w:r>
         <w:rPr>
           <w:rStyle w:val="VerbatimChar"/>
         </w:rPr>
@@ -3783,802 +5467,72 @@
         <w:t xml:space="preserve"> </w:t>
       </w:r>
       <w:r>
-        <w:t xml:space="preserve">adalah skeleton:</w:t>
-      </w:r>
-      <w:r>
-        <w:t xml:space="preserve"> </w:t>
-      </w:r>
-      <w:r>
-        <w:rPr>
-          <w:rStyle w:val="VerbatimChar"/>
-        </w:rPr>
-        <w:t xml:space="preserve">enabled=false</w:t>
-      </w:r>
-      <w:r>
-        <w:t xml:space="preserve"> </w:t>
-      </w:r>
-      <w:r>
-        <w:t xml:space="preserve">di config IKN, blocked pada (a) data ≥90 hari (rec 180) via</w:t>
-      </w:r>
-      <w:r>
-        <w:t xml:space="preserve"> </w:t>
-      </w:r>
-      <w:r>
-        <w:rPr>
-          <w:rStyle w:val="VerbatimChar"/>
-        </w:rPr>
-        <w:t xml:space="preserve">BaselineAccumulator</w:t>
-      </w:r>
-      <w:r>
-        <w:t xml:space="preserve">, (b) data presipitasi (BMKG) untuk membedakan cleaning hujan vs manual (penting di monsoon tropis — tanpa presipitasi, semua reset dianggap manual = false positive). rdtools juga gagal install di sandbox (seperti sklearn). Maka tak ada SRR referensi untuk dibandingkan.</w:t>
+        <w:t xml:space="preserve">adalah skeleton yang blocked pada (a) data ≥90 hari, (b) data presipitasi.</w:t>
+      </w:r>
+      <w:r>
+        <w:t xml:space="preserve"> </w:t>
+      </w:r>
+      <w:r>
+        <w:rPr>
+          <w:b/>
+        </w:rPr>
+        <w:t xml:space="preserve">Update 2026-07: keduanya terpenuhi di jalur analysis run</w:t>
+      </w:r>
+      <w:r>
+        <w:t xml:space="preserve"> </w:t>
+      </w:r>
+      <w:r>
+        <w:t xml:space="preserve">— SRR dijalankan atas data 2025-01-03..2026-04-30 dengan presipitasi harian (</w:t>
+      </w:r>
+      <w:r>
+        <w:rPr>
+          <w:rStyle w:val="VerbatimChar"/>
+        </w:rPr>
+        <w:t xml:space="preserve">precipitation_daily_plts_ikn.csv</w:t>
+      </w:r>
+      <w:r>
+        <w:t xml:space="preserve">) untuk membedakan cleaning hujan vs manual.</w:t>
+      </w:r>
+      <w:r>
+        <w:t xml:space="preserve"> </w:t>
+      </w:r>
+      <w:r>
+        <w:rPr>
+          <w:rStyle w:val="VerbatimChar"/>
+        </w:rPr>
+        <w:t xml:space="preserve">enabled</w:t>
+      </w:r>
+      <w:r>
+        <w:t xml:space="preserve"> </w:t>
+      </w:r>
+      <w:r>
+        <w:t xml:space="preserve">tetap</w:t>
+      </w:r>
+      <w:r>
+        <w:t xml:space="preserve"> </w:t>
+      </w:r>
+      <w:r>
+        <w:rPr>
+          <w:rStyle w:val="VerbatimChar"/>
+        </w:rPr>
+        <w:t xml:space="preserve">false</w:t>
+      </w:r>
+      <w:r>
+        <w:t xml:space="preserve"> </w:t>
+      </w:r>
+      <w:r>
+        <w:t xml:space="preserve">di config IKN untuk pipeline harian (by design: SRR butuh window multi-bulan, bukan harian). rdtools tetap gagal install di sandbox dokumentasi (seperti sklearn), maka workbook tetap tanpa SRR referensi.</w:t>
       </w:r>
     </w:p>
     <w:p>
       <w:pPr>
         <w:pStyle w:val="Heading3"/>
       </w:pPr>
-      <w:bookmarkStart w:id="38" w:name="asumsi-demo"/>
+      <w:bookmarkStart w:id="41" w:name="asumsi-demo"/>
       <w:r>
         <w:t xml:space="preserve">5.3 Asumsi demo</w:t>
       </w:r>
-      <w:bookmarkEnd w:id="38"/>
-    </w:p>
-    <w:p>
-      <w:pPr>
-        <w:numPr>
-          <w:ilvl w:val="0"/>
-          <w:numId w:val="1001"/>
-        </w:numPr>
-        <w:pStyle w:val="Compact"/>
-      </w:pPr>
-      <w:r>
-        <w:rPr>
-          <w:rStyle w:val="VerbatimChar"/>
-          <w:b/>
-        </w:rPr>
-        <w:t xml:space="preserve">n_days_assumed=120</w:t>
-      </w:r>
-      <w:r>
-        <w:t xml:space="preserve"> </w:t>
-      </w:r>
-      <w:r>
-        <w:t xml:space="preserve">dipakai agar gate</w:t>
-      </w:r>
-      <w:r>
-        <w:t xml:space="preserve"> </w:t>
-      </w:r>
-      <w:r>
-        <w:rPr>
-          <w:rStyle w:val="VerbatimChar"/>
-        </w:rPr>
-        <w:t xml:space="preserve">ok</w:t>
-      </w:r>
-      <w:r>
-        <w:t xml:space="preserve"> </w:t>
-      </w:r>
-      <w:r>
-        <w:t xml:space="preserve">dan ekonomi terdemonstrasi; window PR demo hanya</w:t>
-      </w:r>
-      <w:r>
-        <w:t xml:space="preserve"> </w:t>
-      </w:r>
-      <w:r>
-        <w:rPr>
-          <w:b/>
-        </w:rPr>
-        <w:t xml:space="preserve">12 hari</w:t>
-      </w:r>
-      <w:r>
-        <w:t xml:space="preserve"> </w:t>
-      </w:r>
-      <w:r>
-        <w:t xml:space="preserve">(ilustrasi metrik, bukan cukup untuk SRR).</w:t>
-      </w:r>
-    </w:p>
-    <w:p>
-      <w:pPr>
-        <w:numPr>
-          <w:ilvl w:val="0"/>
-          <w:numId w:val="1001"/>
-        </w:numPr>
-        <w:pStyle w:val="Compact"/>
-      </w:pPr>
-      <w:r>
-        <w:rPr>
-          <w:rStyle w:val="VerbatimChar"/>
-          <w:b/>
-        </w:rPr>
-        <w:t xml:space="preserve">avg_daily_kwh = AVERAGE(12 hari)</w:t>
-      </w:r>
-      <w:r>
-        <w:t xml:space="preserve"> </w:t>
-      </w:r>
-      <w:r>
-        <w:t xml:space="preserve">sebagai proxy</w:t>
-      </w:r>
-      <w:r>
-        <w:t xml:space="preserve"> </w:t>
-      </w:r>
-      <w:r>
-        <w:rPr>
-          <w:rStyle w:val="VerbatimChar"/>
-        </w:rPr>
-        <w:t xml:space="preserve">mean(tail(30))</w:t>
-      </w:r>
-      <w:r>
-        <w:t xml:space="preserve">.</w:t>
-      </w:r>
-    </w:p>
-    <w:p>
-      <w:pPr>
-        <w:numPr>
-          <w:ilvl w:val="0"/>
-          <w:numId w:val="1001"/>
-        </w:numPr>
-        <w:pStyle w:val="Compact"/>
-      </w:pPr>
-      <w:r>
-        <w:rPr>
-          <w:rStyle w:val="VerbatimChar"/>
-          <w:b/>
-        </w:rPr>
-        <w:t xml:space="preserve">cleaning_cost = 50.000.000 IDR</w:t>
-      </w:r>
-      <w:r>
-        <w:t xml:space="preserve"> </w:t>
-      </w:r>
-      <w:r>
-        <w:t xml:space="preserve">(demo). Default config</w:t>
-      </w:r>
-      <w:r>
-        <w:t xml:space="preserve"> </w:t>
-      </w:r>
-      <w:r>
-        <w:rPr>
-          <w:b/>
-        </w:rPr>
-        <w:t xml:space="preserve">0</w:t>
-      </w:r>
-      <w:r>
-        <w:t xml:space="preserve"> </w:t>
-      </w:r>
-      <w:r>
-        <w:t xml:space="preserve">(</w:t>
-      </w:r>
-      <w:r>
-        <w:rPr>
-          <w:rStyle w:val="VerbatimChar"/>
-        </w:rPr>
-        <w:t xml:space="preserve">USER MUST PROVIDE</w:t>
-      </w:r>
-      <w:r>
-        <w:t xml:space="preserve">) — dengan 0,</w:t>
-      </w:r>
-      <w:r>
-        <w:t xml:space="preserve"> </w:t>
-      </w:r>
-      <w:r>
-        <w:rPr>
-          <w:rStyle w:val="VerbatimChar"/>
-        </w:rPr>
-        <w:t xml:space="preserve">payback = ∞</w:t>
-      </w:r>
-      <w:r>
-        <w:t xml:space="preserve"> </w:t>
-      </w:r>
-      <w:r>
-        <w:t xml:space="preserve">→ tak pernah recommend. Ini divergensi yang saya buat</w:t>
-      </w:r>
-      <w:r>
-        <w:t xml:space="preserve"> </w:t>
-      </w:r>
-      <w:r>
-        <w:rPr>
-          <w:b/>
-        </w:rPr>
-        <w:t xml:space="preserve">khusus demo</w:t>
-      </w:r>
-      <w:r>
-        <w:t xml:space="preserve"> </w:t>
-      </w:r>
-      <w:r>
-        <w:t xml:space="preserve">(didokumentasikan).</w:t>
-      </w:r>
-    </w:p>
-    <w:p>
-      <w:pPr>
-        <w:pStyle w:val="Heading3"/>
-      </w:pPr>
-      <w:bookmarkStart w:id="39" w:name="reproduksi-ekonomi-penuh"/>
-      <w:r>
-        <w:t xml:space="preserve">5.4 Reproduksi ekonomi = PENUH</w:t>
-      </w:r>
-      <w:bookmarkEnd w:id="39"/>
-    </w:p>
-    <w:p>
-      <w:pPr>
-        <w:pStyle w:val="FirstParagraph"/>
-      </w:pPr>
-      <w:r>
-        <w:rPr>
-          <w:rStyle w:val="VerbatimChar"/>
-        </w:rPr>
-        <w:t xml:space="preserve">p_loss</w:t>
-      </w:r>
-      <w:r>
-        <w:t xml:space="preserve">,</w:t>
-      </w:r>
-      <w:r>
-        <w:t xml:space="preserve"> </w:t>
-      </w:r>
-      <w:r>
-        <w:rPr>
-          <w:rStyle w:val="VerbatimChar"/>
-        </w:rPr>
-        <w:t xml:space="preserve">daily_loss</w:t>
-      </w:r>
-      <w:r>
-        <w:t xml:space="preserve">,</w:t>
-      </w:r>
-      <w:r>
-        <w:t xml:space="preserve"> </w:t>
-      </w:r>
-      <w:r>
-        <w:rPr>
-          <w:rStyle w:val="VerbatimChar"/>
-        </w:rPr>
-        <w:t xml:space="preserve">payback</w:t>
-      </w:r>
-      <w:r>
-        <w:t xml:space="preserve">,</w:t>
-      </w:r>
-      <w:r>
-        <w:t xml:space="preserve"> </w:t>
-      </w:r>
-      <w:r>
-        <w:rPr>
-          <w:rStyle w:val="VerbatimChar"/>
-        </w:rPr>
-        <w:t xml:space="preserve">recommend</w:t>
-      </w:r>
-      <w:r>
-        <w:t xml:space="preserve">,</w:t>
-      </w:r>
-      <w:r>
-        <w:t xml:space="preserve"> </w:t>
-      </w:r>
-      <w:r>
-        <w:rPr>
-          <w:rStyle w:val="VerbatimChar"/>
-        </w:rPr>
-        <w:t xml:space="preserve">severity</w:t>
-      </w:r>
-      <w:r>
-        <w:t xml:space="preserve">,</w:t>
-      </w:r>
-      <w:r>
-        <w:t xml:space="preserve"> </w:t>
-      </w:r>
-      <w:r>
-        <w:rPr>
-          <w:rStyle w:val="VerbatimChar"/>
-        </w:rPr>
-        <w:t xml:space="preserve">confidence</w:t>
-      </w:r>
-      <w:r>
-        <w:t xml:space="preserve">, dan PR harian: semua</w:t>
-      </w:r>
-      <w:r>
-        <w:t xml:space="preserve"> </w:t>
-      </w:r>
-      <w:r>
-        <w:rPr>
-          <w:b/>
-        </w:rPr>
-        <w:t xml:space="preserve">eksak</w:t>
-      </w:r>
-      <w:r>
-        <w:t xml:space="preserve"> </w:t>
-      </w:r>
-      <w:r>
-        <w:t xml:space="preserve">vs</w:t>
-      </w:r>
-      <w:r>
-        <w:t xml:space="preserve"> </w:t>
-      </w:r>
-      <w:r>
-        <w:rPr>
-          <w:rStyle w:val="VerbatimChar"/>
-        </w:rPr>
-        <w:t xml:space="preserve">compute_cleaning_payback</w:t>
-      </w:r>
-      <w:r>
-        <w:t xml:space="preserve"> </w:t>
-      </w:r>
-      <w:r>
-        <w:t xml:space="preserve">/</w:t>
-      </w:r>
-      <w:r>
-        <w:t xml:space="preserve"> </w:t>
-      </w:r>
-      <w:r>
-        <w:rPr>
-          <w:rStyle w:val="VerbatimChar"/>
-        </w:rPr>
-        <w:t xml:space="preserve">_severity_from_economics</w:t>
-      </w:r>
-      <w:r>
-        <w:t xml:space="preserve"> </w:t>
-      </w:r>
-      <w:r>
-        <w:t xml:space="preserve">/</w:t>
-      </w:r>
-      <w:r>
-        <w:t xml:space="preserve"> </w:t>
-      </w:r>
-      <w:r>
-        <w:rPr>
-          <w:rStyle w:val="VerbatimChar"/>
-        </w:rPr>
-        <w:t xml:space="preserve">compute_daily_pr_series</w:t>
-      </w:r>
-      <w:r>
-        <w:t xml:space="preserve"> </w:t>
-      </w:r>
-      <w:r>
-        <w:t xml:space="preserve">(verifikasi selisih &lt; 1 IDR / &lt; 1e-2 hari). Tidak ada approksimasi di lapisan ini.</w:t>
-      </w:r>
-    </w:p>
-    <w:p>
-      <w:r>
-        <w:pict>
-          <v:rect style="width:0;height:1.5pt" o:hralign="center" o:hrstd="t" o:hr="t"/>
-        </w:pict>
-      </w:r>
-    </w:p>
-    <w:p>
-      <w:pPr>
-        <w:pStyle w:val="Heading2"/>
-      </w:pPr>
-      <w:bookmarkStart w:id="40" w:name="cross-check-vs-spec-config"/>
-      <w:r>
-        <w:t xml:space="preserve">6. Cross-Check vs Spec &amp; Config</w:t>
-      </w:r>
-      <w:bookmarkEnd w:id="40"/>
-    </w:p>
-    <w:tbl>
-      <w:tblPr>
-        <w:tblStyle w:val="Table"/>
-        <w:tblW w:type="pct" w:w="0.0"/>
-        <w:tblLook w:firstRow="1"/>
-      </w:tblPr>
-      <w:tblGrid/>
-      <w:tr>
-        <w:trPr>
-          <w:cnfStyle w:firstRow="1"/>
-        </w:trPr>
-        <w:tc>
-          <w:tcPr>
-            <w:tcBorders>
-              <w:bottom w:val="single"/>
-            </w:tcBorders>
-            <w:vAlign w:val="bottom"/>
-          </w:tcPr>
-          <w:p>
-            <w:pPr>
-              <w:pStyle w:val="Compact"/>
-              <w:jc w:val="left"/>
-            </w:pPr>
-            <w:r>
-              <w:t xml:space="preserve">Aspek</w:t>
-            </w:r>
-          </w:p>
-        </w:tc>
-        <w:tc>
-          <w:tcPr>
-            <w:tcBorders>
-              <w:bottom w:val="single"/>
-            </w:tcBorders>
-            <w:vAlign w:val="bottom"/>
-          </w:tcPr>
-          <w:p>
-            <w:pPr>
-              <w:pStyle w:val="Compact"/>
-              <w:jc w:val="left"/>
-            </w:pPr>
-            <w:r>
-              <w:t xml:space="preserve">Kode (</w:t>
-            </w:r>
-            <w:r>
-              <w:rPr>
-                <w:rStyle w:val="VerbatimChar"/>
-              </w:rPr>
-              <w:t xml:space="preserve">soiling.py</w:t>
-            </w:r>
-            <w:r>
-              <w:t xml:space="preserve">)</w:t>
-            </w:r>
-          </w:p>
-        </w:tc>
-        <w:tc>
-          <w:tcPr>
-            <w:tcBorders>
-              <w:bottom w:val="single"/>
-            </w:tcBorders>
-            <w:vAlign w:val="bottom"/>
-          </w:tcPr>
-          <w:p>
-            <w:pPr>
-              <w:pStyle w:val="Compact"/>
-              <w:jc w:val="left"/>
-            </w:pPr>
-            <w:r>
-              <w:t xml:space="preserve">Config IKN</w:t>
-            </w:r>
-          </w:p>
-        </w:tc>
-        <w:tc>
-          <w:tcPr>
-            <w:tcBorders>
-              <w:bottom w:val="single"/>
-            </w:tcBorders>
-            <w:vAlign w:val="bottom"/>
-          </w:tcPr>
-          <w:p>
-            <w:pPr>
-              <w:pStyle w:val="Compact"/>
-              <w:jc w:val="left"/>
-            </w:pPr>
-            <w:r>
-              <w:t xml:space="preserve">Workbook</w:t>
-            </w:r>
-          </w:p>
-        </w:tc>
-      </w:tr>
-      <w:tr>
-        <w:tc>
-          <w:p>
-            <w:pPr>
-              <w:pStyle w:val="Compact"/>
-              <w:jc w:val="left"/>
-            </w:pPr>
-            <w:r>
-              <w:t xml:space="preserve">enabled</w:t>
-            </w:r>
-          </w:p>
-        </w:tc>
-        <w:tc>
-          <w:p>
-            <w:pPr>
-              <w:pStyle w:val="Compact"/>
-              <w:jc w:val="left"/>
-            </w:pPr>
-            <w:r>
-              <w:t xml:space="preserve">default False</w:t>
-            </w:r>
-          </w:p>
-        </w:tc>
-        <w:tc>
-          <w:p>
-            <w:pPr>
-              <w:pStyle w:val="Compact"/>
-              <w:jc w:val="left"/>
-            </w:pPr>
-            <w:r>
-              <w:rPr>
-                <w:b/>
-              </w:rPr>
-              <w:t xml:space="preserve">False</w:t>
-            </w:r>
-            <w:r>
-              <w:t xml:space="preserve"> </w:t>
-            </w:r>
-            <w:r>
-              <w:t xml:space="preserve">(skeleton)</w:t>
-            </w:r>
-          </w:p>
-        </w:tc>
-        <w:tc>
-          <w:p>
-            <w:pPr>
-              <w:pStyle w:val="Compact"/>
-              <w:jc w:val="left"/>
-            </w:pPr>
-            <w:r>
-              <w:t xml:space="preserve">— (demo)</w:t>
-            </w:r>
-          </w:p>
-        </w:tc>
-      </w:tr>
-      <w:tr>
-        <w:tc>
-          <w:p>
-            <w:pPr>
-              <w:pStyle w:val="Compact"/>
-              <w:jc w:val="left"/>
-            </w:pPr>
-            <w:r>
-              <w:t xml:space="preserve">min_days / payback_thr</w:t>
-            </w:r>
-          </w:p>
-        </w:tc>
-        <w:tc>
-          <w:p>
-            <w:pPr>
-              <w:pStyle w:val="Compact"/>
-              <w:jc w:val="left"/>
-            </w:pPr>
-            <w:r>
-              <w:t xml:space="preserve">90 / 30</w:t>
-            </w:r>
-          </w:p>
-        </w:tc>
-        <w:tc>
-          <w:p>
-            <w:pPr>
-              <w:pStyle w:val="Compact"/>
-              <w:jc w:val="left"/>
-            </w:pPr>
-            <w:r>
-              <w:t xml:space="preserve">90 / 30</w:t>
-            </w:r>
-          </w:p>
-        </w:tc>
-        <w:tc>
-          <w:p>
-            <w:pPr>
-              <w:pStyle w:val="Compact"/>
-              <w:jc w:val="left"/>
-            </w:pPr>
-            <w:r>
-              <w:rPr>
-                <w:b/>
-              </w:rPr>
-              <w:t xml:space="preserve">identik</w:t>
-            </w:r>
-            <w:r>
-              <w:t xml:space="preserve"> </w:t>
-            </w:r>
-            <w:r>
-              <w:t xml:space="preserve">✅</w:t>
-            </w:r>
-          </w:p>
-        </w:tc>
-      </w:tr>
-      <w:tr>
-        <w:tc>
-          <w:p>
-            <w:pPr>
-              <w:pStyle w:val="Compact"/>
-              <w:jc w:val="left"/>
-            </w:pPr>
-            <w:r>
-              <w:t xml:space="preserve">capacity_kwp / tariff</w:t>
-            </w:r>
-          </w:p>
-        </w:tc>
-        <w:tc>
-          <w:p>
-            <w:pPr>
-              <w:pStyle w:val="Compact"/>
-              <w:jc w:val="left"/>
-            </w:pPr>
-            <w:r>
-              <w:t xml:space="preserve">71500 / 1500</w:t>
-            </w:r>
-          </w:p>
-        </w:tc>
-        <w:tc>
-          <w:p>
-            <w:pPr>
-              <w:pStyle w:val="Compact"/>
-              <w:jc w:val="left"/>
-            </w:pPr>
-            <w:r>
-              <w:t xml:space="preserve">71500 / 1500</w:t>
-            </w:r>
-          </w:p>
-        </w:tc>
-        <w:tc>
-          <w:p>
-            <w:pPr>
-              <w:pStyle w:val="Compact"/>
-              <w:jc w:val="left"/>
-            </w:pPr>
-            <w:r>
-              <w:rPr>
-                <w:b/>
-              </w:rPr>
-              <w:t xml:space="preserve">identik</w:t>
-            </w:r>
-            <w:r>
-              <w:t xml:space="preserve"> </w:t>
-            </w:r>
-            <w:r>
-              <w:t xml:space="preserve">✅</w:t>
-            </w:r>
-          </w:p>
-        </w:tc>
-      </w:tr>
-      <w:tr>
-        <w:tc>
-          <w:p>
-            <w:pPr>
-              <w:pStyle w:val="Compact"/>
-              <w:jc w:val="left"/>
-            </w:pPr>
-            <w:r>
-              <w:t xml:space="preserve">cleaning_cost</w:t>
-            </w:r>
-          </w:p>
-        </w:tc>
-        <w:tc>
-          <w:p>
-            <w:pPr>
-              <w:pStyle w:val="Compact"/>
-              <w:jc w:val="left"/>
-            </w:pPr>
-            <w:r>
-              <w:t xml:space="preserve">0 (placeholder)</w:t>
-            </w:r>
-          </w:p>
-        </w:tc>
-        <w:tc>
-          <w:p>
-            <w:pPr>
-              <w:pStyle w:val="Compact"/>
-              <w:jc w:val="left"/>
-            </w:pPr>
-            <w:r>
-              <w:t xml:space="preserve">0</w:t>
-            </w:r>
-          </w:p>
-        </w:tc>
-        <w:tc>
-          <w:p>
-            <w:pPr>
-              <w:pStyle w:val="Compact"/>
-              <w:jc w:val="left"/>
-            </w:pPr>
-            <w:r>
-              <w:rPr>
-                <w:b/>
-              </w:rPr>
-              <w:t xml:space="preserve">50.000.000 (demo)</w:t>
-            </w:r>
-            <w:r>
-              <w:t xml:space="preserve"> </w:t>
-            </w:r>
-            <w:r>
-              <w:t xml:space="preserve">⚠️</w:t>
-            </w:r>
-          </w:p>
-        </w:tc>
-      </w:tr>
-      <w:tr>
-        <w:tc>
-          <w:p>
-            <w:pPr>
-              <w:pStyle w:val="Compact"/>
-              <w:jc w:val="left"/>
-            </w:pPr>
-            <w:r>
-              <w:t xml:space="preserve">severity ladder</w:t>
-            </w:r>
-          </w:p>
-        </w:tc>
-        <w:tc>
-          <w:p>
-            <w:pPr>
-              <w:pStyle w:val="Compact"/>
-              <w:jc w:val="left"/>
-            </w:pPr>
-            <w:r>
-              <w:rPr>
-                <w:rStyle w:val="VerbatimChar"/>
-              </w:rPr>
-              <w:t xml:space="preserve">_severity_from_economics</w:t>
-            </w:r>
-          </w:p>
-        </w:tc>
-        <w:tc>
-          <w:p>
-            <w:pPr>
-              <w:pStyle w:val="Compact"/>
-              <w:jc w:val="left"/>
-            </w:pPr>
-            <w:r>
-              <w:t xml:space="preserve">—</w:t>
-            </w:r>
-          </w:p>
-        </w:tc>
-        <w:tc>
-          <w:p>
-            <w:pPr>
-              <w:pStyle w:val="Compact"/>
-              <w:jc w:val="left"/>
-            </w:pPr>
-            <w:r>
-              <w:rPr>
-                <w:b/>
-              </w:rPr>
-              <w:t xml:space="preserve">identik</w:t>
-            </w:r>
-            <w:r>
-              <w:t xml:space="preserve"> </w:t>
-            </w:r>
-            <w:r>
-              <w:t xml:space="preserve">✅</w:t>
-            </w:r>
-          </w:p>
-        </w:tc>
-      </w:tr>
-      <w:tr>
-        <w:tc>
-          <w:p>
-            <w:pPr>
-              <w:pStyle w:val="Compact"/>
-              <w:jc w:val="left"/>
-            </w:pPr>
-            <w:r>
-              <w:t xml:space="preserve">soiling ratio</w:t>
-            </w:r>
-          </w:p>
-        </w:tc>
-        <w:tc>
-          <w:p>
-            <w:pPr>
-              <w:pStyle w:val="Compact"/>
-              <w:jc w:val="left"/>
-            </w:pPr>
-            <w:r>
-              <w:t xml:space="preserve">rdtools SRR (Monte-Carlo)</w:t>
-            </w:r>
-          </w:p>
-        </w:tc>
-        <w:tc>
-          <w:p>
-            <w:pPr>
-              <w:pStyle w:val="Compact"/>
-              <w:jc w:val="left"/>
-            </w:pPr>
-            <w:r>
-              <w:t xml:space="preserve">—</w:t>
-            </w:r>
-          </w:p>
-        </w:tc>
-        <w:tc>
-          <w:p>
-            <w:pPr>
-              <w:pStyle w:val="Compact"/>
-              <w:jc w:val="left"/>
-            </w:pPr>
-            <w:r>
-              <w:rPr>
-                <w:b/>
-              </w:rPr>
-              <w:t xml:space="preserve">INPUT (black box)</w:t>
-            </w:r>
-            <w:r>
-              <w:t xml:space="preserve"> </w:t>
-            </w:r>
-            <w:r>
-              <w:t xml:space="preserve">⚠️</w:t>
-            </w:r>
-          </w:p>
-        </w:tc>
-      </w:tr>
-    </w:tbl>
-    <w:p>
-      <w:pPr>
-        <w:pStyle w:val="BodyText"/>
-      </w:pPr>
-      <w:r>
-        <w:rPr>
-          <w:b/>
-        </w:rPr>
-        <w:t xml:space="preserve">Catatan:</w:t>
-      </w:r>
+      <w:bookmarkEnd w:id="41"/>
     </w:p>
     <w:p>
       <w:pPr>
@@ -4590,39 +5544,46 @@
       </w:pPr>
       <w:r>
         <w:rPr>
+          <w:rStyle w:val="VerbatimChar"/>
           <w:b/>
         </w:rPr>
-        <w:t xml:space="preserve">Skeleton, belum produksi</w:t>
-      </w:r>
-      <w:r>
-        <w:t xml:space="preserve"> </w:t>
-      </w:r>
-      <w:r>
-        <w:t xml:space="preserve">—</w:t>
-      </w:r>
-      <w:r>
-        <w:t xml:space="preserve"> </w:t>
-      </w:r>
-      <w:r>
-        <w:rPr>
-          <w:rStyle w:val="VerbatimChar"/>
-        </w:rPr>
-        <w:t xml:space="preserve">enabled=false</w:t>
-      </w:r>
-      <w:r>
-        <w:t xml:space="preserve">. Berbeda dari iForest/shading/low_irradiance (</w:t>
-      </w:r>
-      <w:r>
-        <w:rPr>
-          <w:rStyle w:val="VerbatimChar"/>
-        </w:rPr>
-        <w:t xml:space="preserve">enabled=true</w:t>
-      </w:r>
-      <w:r>
-        <w:t xml:space="preserve"> </w:t>
-      </w:r>
-      <w:r>
-        <w:t xml:space="preserve">di IKN).</w:t>
+        <w:t xml:space="preserve">n_days_assumed=120</w:t>
+      </w:r>
+      <w:r>
+        <w:t xml:space="preserve"> </w:t>
+      </w:r>
+      <w:r>
+        <w:t xml:space="preserve">dipakai agar gate</w:t>
+      </w:r>
+      <w:r>
+        <w:t xml:space="preserve"> </w:t>
+      </w:r>
+      <w:r>
+        <w:rPr>
+          <w:rStyle w:val="VerbatimChar"/>
+        </w:rPr>
+        <w:t xml:space="preserve">ok</w:t>
+      </w:r>
+      <w:r>
+        <w:t xml:space="preserve"> </w:t>
+      </w:r>
+      <w:r>
+        <w:t xml:space="preserve">dan ekonomi terdemonstrasi; window PR demo hanya</w:t>
+      </w:r>
+      <w:r>
+        <w:t xml:space="preserve"> </w:t>
+      </w:r>
+      <w:r>
+        <w:rPr>
+          <w:b/>
+        </w:rPr>
+        <w:t xml:space="preserve">12 hari</w:t>
+      </w:r>
+      <w:r>
+        <w:t xml:space="preserve"> </w:t>
+      </w:r>
+      <w:r>
+        <w:t xml:space="preserve">(ilustrasi metrik, bukan cukup untuk SRR).</w:t>
       </w:r>
     </w:p>
     <w:p>
@@ -4638,82 +5599,25 @@
           <w:rStyle w:val="VerbatimChar"/>
           <w:b/>
         </w:rPr>
-        <w:t xml:space="preserve">cleaning_cost</w:t>
-      </w:r>
-      <w:r>
-        <w:rPr>
-          <w:b/>
-        </w:rPr>
-        <w:t xml:space="preserve"> </w:t>
-      </w:r>
-      <w:r>
-        <w:rPr>
-          <w:b/>
-        </w:rPr>
-        <w:t xml:space="preserve">default 0</w:t>
-      </w:r>
-      <w:r>
-        <w:t xml:space="preserve">: tanpa input user,</w:t>
-      </w:r>
-      <w:r>
-        <w:t xml:space="preserve"> </w:t>
-      </w:r>
-      <w:r>
-        <w:rPr>
-          <w:rStyle w:val="VerbatimChar"/>
-        </w:rPr>
-        <w:t xml:space="preserve">daily_loss&gt;0</w:t>
-      </w:r>
-      <w:r>
-        <w:t xml:space="preserve"> </w:t>
-      </w:r>
-      <w:r>
-        <w:t xml:space="preserve">tapi</w:t>
-      </w:r>
-      <w:r>
-        <w:t xml:space="preserve"> </w:t>
-      </w:r>
-      <w:r>
-        <w:rPr>
-          <w:rStyle w:val="VerbatimChar"/>
-        </w:rPr>
-        <w:t xml:space="preserve">cost=0</w:t>
-      </w:r>
-      <w:r>
-        <w:t xml:space="preserve"> </w:t>
-      </w:r>
-      <w:r>
-        <w:t xml:space="preserve">→</w:t>
-      </w:r>
-      <w:r>
-        <w:t xml:space="preserve"> </w:t>
-      </w:r>
-      <w:r>
-        <w:rPr>
-          <w:rStyle w:val="VerbatimChar"/>
-        </w:rPr>
-        <w:t xml:space="preserve">payback=∞</w:t>
-      </w:r>
-      <w:r>
-        <w:t xml:space="preserve"> </w:t>
-      </w:r>
-      <w:r>
-        <w:t xml:space="preserve">→</w:t>
-      </w:r>
-      <w:r>
-        <w:t xml:space="preserve"> </w:t>
-      </w:r>
-      <w:r>
-        <w:rPr>
-          <w:rStyle w:val="VerbatimChar"/>
-        </w:rPr>
-        <w:t xml:space="preserve">recommend=no</w:t>
-      </w:r>
-      <w:r>
-        <w:t xml:space="preserve"> </w:t>
-      </w:r>
-      <w:r>
-        <w:t xml:space="preserve">selalu. Workbook memakai 50 juta sebagai demo agar payback finite (didokumentasikan §5.3).</w:t>
+        <w:t xml:space="preserve">avg_daily_kwh = AVERAGE(12 hari)</w:t>
+      </w:r>
+      <w:r>
+        <w:t xml:space="preserve"> </w:t>
+      </w:r>
+      <w:r>
+        <w:t xml:space="preserve">sebagai proxy</w:t>
+      </w:r>
+      <w:r>
+        <w:t xml:space="preserve"> </w:t>
+      </w:r>
+      <w:r>
+        <w:rPr>
+          <w:rStyle w:val="VerbatimChar"/>
+        </w:rPr>
+        <w:t xml:space="preserve">mean(tail(30))</w:t>
+      </w:r>
+      <w:r>
+        <w:t xml:space="preserve">.</w:t>
       </w:r>
     </w:p>
     <w:p>
@@ -4726,27 +5630,214 @@
       </w:pPr>
       <w:r>
         <w:rPr>
+          <w:rStyle w:val="VerbatimChar"/>
           <w:b/>
         </w:rPr>
-        <w:t xml:space="preserve">Bukan rule §4.2.x</w:t>
-      </w:r>
-      <w:r>
-        <w:t xml:space="preserve">; Fase 3 Part 2 Task #5. Melengkapi</w:t>
-      </w:r>
-      <w:r>
-        <w:t xml:space="preserve"> </w:t>
-      </w:r>
-      <w:r>
-        <w:rPr>
-          <w:rStyle w:val="VerbatimChar"/>
-        </w:rPr>
-        <w:t xml:space="preserve">general_underperform</w:t>
-      </w:r>
-      <w:r>
-        <w:t xml:space="preserve"> </w:t>
-      </w:r>
-      <w:r>
-        <w:t xml:space="preserve">dari M2a Low-Irradiance (Iterasi 7) yang mengarahkan kasus drop-menyeluruh ke analisis soiling ini.</w:t>
+        <w:t xml:space="preserve">cleaning_cost = 50.000.000 IDR</w:t>
+      </w:r>
+      <w:r>
+        <w:t xml:space="preserve"> </w:t>
+      </w:r>
+      <w:r>
+        <w:t xml:space="preserve">(demo). Default config</w:t>
+      </w:r>
+      <w:r>
+        <w:t xml:space="preserve"> </w:t>
+      </w:r>
+      <w:r>
+        <w:rPr>
+          <w:b/>
+        </w:rPr>
+        <w:t xml:space="preserve">0</w:t>
+      </w:r>
+      <w:r>
+        <w:t xml:space="preserve"> </w:t>
+      </w:r>
+      <w:r>
+        <w:t xml:space="preserve">(</w:t>
+      </w:r>
+      <w:r>
+        <w:rPr>
+          <w:rStyle w:val="VerbatimChar"/>
+        </w:rPr>
+        <w:t xml:space="preserve">USER MUST PROVIDE</w:t>
+      </w:r>
+      <w:r>
+        <w:t xml:space="preserve">) — dengan 0,</w:t>
+      </w:r>
+      <w:r>
+        <w:t xml:space="preserve"> </w:t>
+      </w:r>
+      <w:r>
+        <w:rPr>
+          <w:rStyle w:val="VerbatimChar"/>
+        </w:rPr>
+        <w:t xml:space="preserve">payback = ∞</w:t>
+      </w:r>
+      <w:r>
+        <w:t xml:space="preserve"> </w:t>
+      </w:r>
+      <w:r>
+        <w:t xml:space="preserve">→ tak pernah recommend. Ini divergensi yang saya buat</w:t>
+      </w:r>
+      <w:r>
+        <w:t xml:space="preserve"> </w:t>
+      </w:r>
+      <w:r>
+        <w:rPr>
+          <w:b/>
+        </w:rPr>
+        <w:t xml:space="preserve">khusus demo</w:t>
+      </w:r>
+      <w:r>
+        <w:t xml:space="preserve"> </w:t>
+      </w:r>
+      <w:r>
+        <w:t xml:space="preserve">(didokumentasikan).</w:t>
+      </w:r>
+    </w:p>
+    <w:p>
+      <w:pPr>
+        <w:pStyle w:val="Heading3"/>
+      </w:pPr>
+      <w:bookmarkStart w:id="42" w:name="reproduksi-ekonomi-penuh"/>
+      <w:r>
+        <w:t xml:space="preserve">5.4 Reproduksi ekonomi = PENUH</w:t>
+      </w:r>
+      <w:bookmarkEnd w:id="42"/>
+    </w:p>
+    <w:p>
+      <w:pPr>
+        <w:pStyle w:val="FirstParagraph"/>
+      </w:pPr>
+      <w:r>
+        <w:rPr>
+          <w:rStyle w:val="VerbatimChar"/>
+        </w:rPr>
+        <w:t xml:space="preserve">p_loss</w:t>
+      </w:r>
+      <w:r>
+        <w:t xml:space="preserve">,</w:t>
+      </w:r>
+      <w:r>
+        <w:t xml:space="preserve"> </w:t>
+      </w:r>
+      <w:r>
+        <w:rPr>
+          <w:rStyle w:val="VerbatimChar"/>
+        </w:rPr>
+        <w:t xml:space="preserve">daily_loss</w:t>
+      </w:r>
+      <w:r>
+        <w:t xml:space="preserve">,</w:t>
+      </w:r>
+      <w:r>
+        <w:t xml:space="preserve"> </w:t>
+      </w:r>
+      <w:r>
+        <w:rPr>
+          <w:rStyle w:val="VerbatimChar"/>
+        </w:rPr>
+        <w:t xml:space="preserve">payback</w:t>
+      </w:r>
+      <w:r>
+        <w:t xml:space="preserve">,</w:t>
+      </w:r>
+      <w:r>
+        <w:t xml:space="preserve"> </w:t>
+      </w:r>
+      <w:r>
+        <w:rPr>
+          <w:rStyle w:val="VerbatimChar"/>
+        </w:rPr>
+        <w:t xml:space="preserve">recommend</w:t>
+      </w:r>
+      <w:r>
+        <w:t xml:space="preserve">,</w:t>
+      </w:r>
+      <w:r>
+        <w:t xml:space="preserve"> </w:t>
+      </w:r>
+      <w:r>
+        <w:rPr>
+          <w:rStyle w:val="VerbatimChar"/>
+        </w:rPr>
+        <w:t xml:space="preserve">severity</w:t>
+      </w:r>
+      <w:r>
+        <w:t xml:space="preserve">,</w:t>
+      </w:r>
+      <w:r>
+        <w:t xml:space="preserve"> </w:t>
+      </w:r>
+      <w:r>
+        <w:rPr>
+          <w:rStyle w:val="VerbatimChar"/>
+        </w:rPr>
+        <w:t xml:space="preserve">confidence</w:t>
+      </w:r>
+      <w:r>
+        <w:t xml:space="preserve">, dan PR harian: semua</w:t>
+      </w:r>
+      <w:r>
+        <w:t xml:space="preserve"> </w:t>
+      </w:r>
+      <w:r>
+        <w:rPr>
+          <w:b/>
+        </w:rPr>
+        <w:t xml:space="preserve">eksak</w:t>
+      </w:r>
+      <w:r>
+        <w:t xml:space="preserve"> </w:t>
+      </w:r>
+      <w:r>
+        <w:t xml:space="preserve">vs</w:t>
+      </w:r>
+      <w:r>
+        <w:t xml:space="preserve"> </w:t>
+      </w:r>
+      <w:r>
+        <w:rPr>
+          <w:rStyle w:val="VerbatimChar"/>
+        </w:rPr>
+        <w:t xml:space="preserve">compute_cleaning_payback</w:t>
+      </w:r>
+      <w:r>
+        <w:t xml:space="preserve"> </w:t>
+      </w:r>
+      <w:r>
+        <w:t xml:space="preserve">/</w:t>
+      </w:r>
+      <w:r>
+        <w:t xml:space="preserve"> </w:t>
+      </w:r>
+      <w:r>
+        <w:rPr>
+          <w:rStyle w:val="VerbatimChar"/>
+        </w:rPr>
+        <w:t xml:space="preserve">_severity_from_economics</w:t>
+      </w:r>
+      <w:r>
+        <w:t xml:space="preserve"> </w:t>
+      </w:r>
+      <w:r>
+        <w:t xml:space="preserve">/</w:t>
+      </w:r>
+      <w:r>
+        <w:t xml:space="preserve"> </w:t>
+      </w:r>
+      <w:r>
+        <w:rPr>
+          <w:rStyle w:val="VerbatimChar"/>
+        </w:rPr>
+        <w:t xml:space="preserve">compute_daily_pr_series</w:t>
+      </w:r>
+      <w:r>
+        <w:t xml:space="preserve"> </w:t>
+      </w:r>
+      <w:r>
+        <w:t xml:space="preserve">(verifikasi selisih &lt; 1 IDR / &lt; 1e-2 hari). Tidak ada approksimasi di lapisan ini.</w:t>
       </w:r>
     </w:p>
     <w:p>
@@ -4760,11 +5851,11 @@
       <w:pPr>
         <w:pStyle w:val="Heading2"/>
       </w:pPr>
-      <w:bookmarkStart w:id="41" w:name="verification-log"/>
-      <w:r>
-        <w:t xml:space="preserve">7. Verification Log</w:t>
-      </w:r>
-      <w:bookmarkEnd w:id="41"/>
+      <w:bookmarkStart w:id="43" w:name="cross-check-vs-spec-config"/>
+      <w:r>
+        <w:t xml:space="preserve">6. Cross-Check vs Spec &amp; Config</w:t>
+      </w:r>
+      <w:bookmarkEnd w:id="43"/>
     </w:p>
     <w:tbl>
       <w:tblPr>
@@ -4795,7 +5886,7 @@
               <w:jc w:val="left"/>
             </w:pPr>
             <w:r>
-              <w:t xml:space="preserve">#</w:t>
+              <w:t xml:space="preserve">Aspek</w:t>
             </w:r>
           </w:p>
         </w:tc>
@@ -4812,7 +5903,16 @@
               <w:jc w:val="left"/>
             </w:pPr>
             <w:r>
-              <w:t xml:space="preserve">Cek</w:t>
+              <w:t xml:space="preserve">Kode (</w:t>
+            </w:r>
+            <w:r>
+              <w:rPr>
+                <w:rStyle w:val="VerbatimChar"/>
+              </w:rPr>
+              <w:t xml:space="preserve">soiling.py</w:t>
+            </w:r>
+            <w:r>
+              <w:t xml:space="preserve">)</w:t>
             </w:r>
           </w:p>
         </w:tc>
@@ -4829,7 +5929,7 @@
               <w:jc w:val="left"/>
             </w:pPr>
             <w:r>
-              <w:t xml:space="preserve">Metode</w:t>
+              <w:t xml:space="preserve">Config IKN</w:t>
             </w:r>
           </w:p>
         </w:tc>
@@ -4846,7 +5946,7 @@
               <w:jc w:val="left"/>
             </w:pPr>
             <w:r>
-              <w:t xml:space="preserve">Hasil</w:t>
+              <w:t xml:space="preserve">Workbook</w:t>
             </w:r>
           </w:p>
         </w:tc>
@@ -4859,18 +5959,227 @@
               <w:jc w:val="left"/>
             </w:pPr>
             <w:r>
-              <w:t xml:space="preserve">1</w:t>
-            </w:r>
-          </w:p>
-        </w:tc>
-        <w:tc>
-          <w:p>
-            <w:pPr>
-              <w:pStyle w:val="Compact"/>
-              <w:jc w:val="left"/>
-            </w:pPr>
-            <w:r>
-              <w:t xml:space="preserve">Build 4 sheet baru</w:t>
+              <w:t xml:space="preserve">enabled</w:t>
+            </w:r>
+          </w:p>
+        </w:tc>
+        <w:tc>
+          <w:p>
+            <w:pPr>
+              <w:pStyle w:val="Compact"/>
+              <w:jc w:val="left"/>
+            </w:pPr>
+            <w:r>
+              <w:t xml:space="preserve">default False</w:t>
+            </w:r>
+          </w:p>
+        </w:tc>
+        <w:tc>
+          <w:p>
+            <w:pPr>
+              <w:pStyle w:val="Compact"/>
+              <w:jc w:val="left"/>
+            </w:pPr>
+            <w:r>
+              <w:rPr>
+                <w:b/>
+              </w:rPr>
+              <w:t xml:space="preserve">False</w:t>
+            </w:r>
+            <w:r>
+              <w:t xml:space="preserve"> </w:t>
+            </w:r>
+            <w:r>
+              <w:t xml:space="preserve">(pipeline harian; analysis run standalone = jalur produksi)</w:t>
+            </w:r>
+          </w:p>
+        </w:tc>
+        <w:tc>
+          <w:p>
+            <w:pPr>
+              <w:pStyle w:val="Compact"/>
+              <w:jc w:val="left"/>
+            </w:pPr>
+            <w:r>
+              <w:t xml:space="preserve">— (demo)</w:t>
+            </w:r>
+          </w:p>
+        </w:tc>
+      </w:tr>
+      <w:tr>
+        <w:tc>
+          <w:p>
+            <w:pPr>
+              <w:pStyle w:val="Compact"/>
+              <w:jc w:val="left"/>
+            </w:pPr>
+            <w:r>
+              <w:t xml:space="preserve">min_days / payback_thr</w:t>
+            </w:r>
+          </w:p>
+        </w:tc>
+        <w:tc>
+          <w:p>
+            <w:pPr>
+              <w:pStyle w:val="Compact"/>
+              <w:jc w:val="left"/>
+            </w:pPr>
+            <w:r>
+              <w:t xml:space="preserve">90 / 30</w:t>
+            </w:r>
+          </w:p>
+        </w:tc>
+        <w:tc>
+          <w:p>
+            <w:pPr>
+              <w:pStyle w:val="Compact"/>
+              <w:jc w:val="left"/>
+            </w:pPr>
+            <w:r>
+              <w:t xml:space="preserve">90 / 30</w:t>
+            </w:r>
+          </w:p>
+        </w:tc>
+        <w:tc>
+          <w:p>
+            <w:pPr>
+              <w:pStyle w:val="Compact"/>
+              <w:jc w:val="left"/>
+            </w:pPr>
+            <w:r>
+              <w:rPr>
+                <w:b/>
+              </w:rPr>
+              <w:t xml:space="preserve">identik</w:t>
+            </w:r>
+            <w:r>
+              <w:t xml:space="preserve"> </w:t>
+            </w:r>
+            <w:r>
+              <w:t xml:space="preserve">✅</w:t>
+            </w:r>
+          </w:p>
+        </w:tc>
+      </w:tr>
+      <w:tr>
+        <w:tc>
+          <w:p>
+            <w:pPr>
+              <w:pStyle w:val="Compact"/>
+              <w:jc w:val="left"/>
+            </w:pPr>
+            <w:r>
+              <w:t xml:space="preserve">capacity_kwp / tariff</w:t>
+            </w:r>
+          </w:p>
+        </w:tc>
+        <w:tc>
+          <w:p>
+            <w:pPr>
+              <w:pStyle w:val="Compact"/>
+              <w:jc w:val="left"/>
+            </w:pPr>
+            <w:r>
+              <w:t xml:space="preserve">71500 / 1500</w:t>
+            </w:r>
+          </w:p>
+        </w:tc>
+        <w:tc>
+          <w:p>
+            <w:pPr>
+              <w:pStyle w:val="Compact"/>
+              <w:jc w:val="left"/>
+            </w:pPr>
+            <w:r>
+              <w:t xml:space="preserve">71500 / 1500</w:t>
+            </w:r>
+          </w:p>
+        </w:tc>
+        <w:tc>
+          <w:p>
+            <w:pPr>
+              <w:pStyle w:val="Compact"/>
+              <w:jc w:val="left"/>
+            </w:pPr>
+            <w:r>
+              <w:rPr>
+                <w:b/>
+              </w:rPr>
+              <w:t xml:space="preserve">identik</w:t>
+            </w:r>
+            <w:r>
+              <w:t xml:space="preserve"> </w:t>
+            </w:r>
+            <w:r>
+              <w:t xml:space="preserve">✅</w:t>
+            </w:r>
+          </w:p>
+        </w:tc>
+      </w:tr>
+      <w:tr>
+        <w:tc>
+          <w:p>
+            <w:pPr>
+              <w:pStyle w:val="Compact"/>
+              <w:jc w:val="left"/>
+            </w:pPr>
+            <w:r>
+              <w:t xml:space="preserve">cleaning_cost</w:t>
+            </w:r>
+          </w:p>
+        </w:tc>
+        <w:tc>
+          <w:p>
+            <w:pPr>
+              <w:pStyle w:val="Compact"/>
+              <w:jc w:val="left"/>
+            </w:pPr>
+            <w:r>
+              <w:t xml:space="preserve">0 (placeholder)</w:t>
+            </w:r>
+          </w:p>
+        </w:tc>
+        <w:tc>
+          <w:p>
+            <w:pPr>
+              <w:pStyle w:val="Compact"/>
+              <w:jc w:val="left"/>
+            </w:pPr>
+            <w:r>
+              <w:t xml:space="preserve">0</w:t>
+            </w:r>
+          </w:p>
+        </w:tc>
+        <w:tc>
+          <w:p>
+            <w:pPr>
+              <w:pStyle w:val="Compact"/>
+              <w:jc w:val="left"/>
+            </w:pPr>
+            <w:r>
+              <w:rPr>
+                <w:b/>
+              </w:rPr>
+              <w:t xml:space="preserve">50.000.000 (demo)</w:t>
+            </w:r>
+            <w:r>
+              <w:t xml:space="preserve"> </w:t>
+            </w:r>
+            <w:r>
+              <w:t xml:space="preserve">⚠️</w:t>
+            </w:r>
+          </w:p>
+        </w:tc>
+      </w:tr>
+      <w:tr>
+        <w:tc>
+          <w:p>
+            <w:pPr>
+              <w:pStyle w:val="Compact"/>
+              <w:jc w:val="left"/>
+            </w:pPr>
+            <w:r>
+              <w:t xml:space="preserve">severity ladder</w:t>
             </w:r>
           </w:p>
         </w:tc>
@@ -4884,18 +6193,38 @@
               <w:rPr>
                 <w:rStyle w:val="VerbatimChar"/>
               </w:rPr>
-              <w:t xml:space="preserve">_extend_m2_workbook_iter9.py</w:t>
-            </w:r>
-          </w:p>
-        </w:tc>
-        <w:tc>
-          <w:p>
-            <w:pPr>
-              <w:pStyle w:val="Compact"/>
-              <w:jc w:val="left"/>
-            </w:pPr>
-            <w:r>
-              <w:t xml:space="preserve">37 → 41 sheet, 35 sheet lama + Config/README append utuh ✅</w:t>
+              <w:t xml:space="preserve">_severity_from_economics</w:t>
+            </w:r>
+          </w:p>
+        </w:tc>
+        <w:tc>
+          <w:p>
+            <w:pPr>
+              <w:pStyle w:val="Compact"/>
+              <w:jc w:val="left"/>
+            </w:pPr>
+            <w:r>
+              <w:t xml:space="preserve">—</w:t>
+            </w:r>
+          </w:p>
+        </w:tc>
+        <w:tc>
+          <w:p>
+            <w:pPr>
+              <w:pStyle w:val="Compact"/>
+              <w:jc w:val="left"/>
+            </w:pPr>
+            <w:r>
+              <w:rPr>
+                <w:b/>
+              </w:rPr>
+              <w:t xml:space="preserve">identik</w:t>
+            </w:r>
+            <w:r>
+              <w:t xml:space="preserve"> </w:t>
+            </w:r>
+            <w:r>
+              <w:t xml:space="preserve">✅</w:t>
             </w:r>
           </w:p>
         </w:tc>
@@ -4908,18 +6237,62 @@
               <w:jc w:val="left"/>
             </w:pPr>
             <w:r>
-              <w:t xml:space="preserve">2</w:t>
-            </w:r>
-          </w:p>
-        </w:tc>
-        <w:tc>
-          <w:p>
-            <w:pPr>
-              <w:pStyle w:val="Compact"/>
-              <w:jc w:val="left"/>
-            </w:pPr>
-            <w:r>
-              <w:t xml:space="preserve">Audit string formula</w:t>
+              <w:t xml:space="preserve">soiling ratio</w:t>
+            </w:r>
+          </w:p>
+        </w:tc>
+        <w:tc>
+          <w:p>
+            <w:pPr>
+              <w:pStyle w:val="Compact"/>
+              <w:jc w:val="left"/>
+            </w:pPr>
+            <w:r>
+              <w:t xml:space="preserve">rdtools SRR (Monte-Carlo)</w:t>
+            </w:r>
+          </w:p>
+        </w:tc>
+        <w:tc>
+          <w:p>
+            <w:pPr>
+              <w:pStyle w:val="Compact"/>
+              <w:jc w:val="left"/>
+            </w:pPr>
+            <w:r>
+              <w:t xml:space="preserve">—</w:t>
+            </w:r>
+          </w:p>
+        </w:tc>
+        <w:tc>
+          <w:p>
+            <w:pPr>
+              <w:pStyle w:val="Compact"/>
+              <w:jc w:val="left"/>
+            </w:pPr>
+            <w:r>
+              <w:rPr>
+                <w:b/>
+              </w:rPr>
+              <w:t xml:space="preserve">INPUT (black box)</w:t>
+            </w:r>
+            <w:r>
+              <w:t xml:space="preserve"> </w:t>
+            </w:r>
+            <w:r>
+              <w:t xml:space="preserve">⚠️</w:t>
+            </w:r>
+          </w:p>
+        </w:tc>
+      </w:tr>
+      <w:tr>
+        <w:tc>
+          <w:p>
+            <w:pPr>
+              <w:pStyle w:val="Compact"/>
+              <w:jc w:val="left"/>
+            </w:pPr>
+            <w:r>
+              <w:t xml:space="preserve">temperature_correction (2026-07)</w:t>
             </w:r>
           </w:p>
         </w:tc>
@@ -4933,24 +6306,35 @@
               <w:rPr>
                 <w:rStyle w:val="VerbatimChar"/>
               </w:rPr>
-              <w:t xml:space="preserve">verify_iter9.py</w:t>
-            </w:r>
-            <w:r>
-              <w:t xml:space="preserve"> </w:t>
-            </w:r>
-            <w:r>
-              <w:t xml:space="preserve">(A)</w:t>
-            </w:r>
-          </w:p>
-        </w:tc>
-        <w:tc>
-          <w:p>
-            <w:pPr>
-              <w:pStyle w:val="Compact"/>
-              <w:jc w:val="left"/>
-            </w:pPr>
-            <w:r>
-              <w:t xml:space="preserve">Helpers (PR_daily, avg_kwh) + SO_Economics (p_loss/daily_loss/payback/severity) == template ✅</w:t>
+              <w:t xml:space="preserve">temp_correction_factor</w:t>
+            </w:r>
+            <w:r>
+              <w:t xml:space="preserve">, γ −0.29 %/°C</w:t>
+            </w:r>
+          </w:p>
+        </w:tc>
+        <w:tc>
+          <w:p>
+            <w:pPr>
+              <w:pStyle w:val="Compact"/>
+              <w:jc w:val="left"/>
+            </w:pPr>
+            <w:r>
+              <w:rPr>
+                <w:b/>
+              </w:rPr>
+              <w:t xml:space="preserve">true</w:t>
+            </w:r>
+          </w:p>
+        </w:tc>
+        <w:tc>
+          <w:p>
+            <w:pPr>
+              <w:pStyle w:val="Compact"/>
+              <w:jc w:val="left"/>
+            </w:pPr>
+            <w:r>
+              <w:t xml:space="preserve">— (belum di workbook) ⚠️</w:t>
             </w:r>
           </w:p>
         </w:tc>
@@ -4963,18 +6347,7 @@
               <w:jc w:val="left"/>
             </w:pPr>
             <w:r>
-              <w:t xml:space="preserve">3</w:t>
-            </w:r>
-          </w:p>
-        </w:tc>
-        <w:tc>
-          <w:p>
-            <w:pPr>
-              <w:pStyle w:val="Compact"/>
-              <w:jc w:val="left"/>
-            </w:pPr>
-            <w:r>
-              <w:t xml:space="preserve">Recompute numerik</w:t>
+              <w:t xml:space="preserve">mask availability M2e (2026-07)</w:t>
             </w:r>
           </w:p>
         </w:tc>
@@ -4988,88 +6361,53 @@
               <w:rPr>
                 <w:rStyle w:val="VerbatimChar"/>
               </w:rPr>
-              <w:t xml:space="preserve">verify_iter9.py</w:t>
-            </w:r>
-            <w:r>
-              <w:t xml:space="preserve"> </w:t>
-            </w:r>
-            <w:r>
-              <w:t xml:space="preserve">(B)</w:t>
-            </w:r>
-          </w:p>
-        </w:tc>
-        <w:tc>
-          <w:p>
-            <w:pPr>
-              <w:pStyle w:val="Compact"/>
-              <w:jc w:val="left"/>
-            </w:pPr>
-            <w:r>
-              <w:t xml:space="preserve">PR_daily 0.8029, avg 314250, 4 severity tier (CRIT/HIGH/MED/INFO), payback 0.71–21.2 cocok proto ✅</w:t>
-            </w:r>
-          </w:p>
-        </w:tc>
-      </w:tr>
-      <w:tr>
-        <w:tc>
-          <w:p>
-            <w:pPr>
-              <w:pStyle w:val="Compact"/>
-              <w:jc w:val="left"/>
-            </w:pPr>
-            <w:r>
-              <w:t xml:space="preserve">4</w:t>
-            </w:r>
-          </w:p>
-        </w:tc>
-        <w:tc>
-          <w:p>
-            <w:pPr>
-              <w:pStyle w:val="Compact"/>
-              <w:jc w:val="left"/>
-            </w:pPr>
-            <w:r>
-              <w:t xml:space="preserve">Parity smoke</w:t>
-            </w:r>
-          </w:p>
-        </w:tc>
-        <w:tc>
-          <w:p>
-            <w:pPr>
-              <w:pStyle w:val="Compact"/>
-              <w:jc w:val="left"/>
-            </w:pPr>
-            <w:r>
-              <w:t xml:space="preserve">vs</w:t>
-            </w:r>
-            <w:r>
-              <w:t xml:space="preserve"> </w:t>
-            </w:r>
+              <w:t xml:space="preserve">build_availability_mask</w:t>
+            </w:r>
+            <w:r>
+              <w:t xml:space="preserve">, uptime &lt; 95%</w:t>
+            </w:r>
+          </w:p>
+        </w:tc>
+        <w:tc>
+          <w:p>
+            <w:pPr>
+              <w:pStyle w:val="Compact"/>
+              <w:jc w:val="left"/>
+            </w:pPr>
             <w:r>
               <w:rPr>
                 <w:rStyle w:val="VerbatimChar"/>
               </w:rPr>
-              <w:t xml:space="preserve">soiling.py __main__</w:t>
-            </w:r>
-          </w:p>
-        </w:tc>
-        <w:tc>
-          <w:p>
-            <w:pPr>
-              <w:pStyle w:val="Compact"/>
-              <w:jc w:val="left"/>
-            </w:pPr>
+              <w:t xml:space="preserve">availability_dir</w:t>
+            </w:r>
+            <w:r>
+              <w:t xml:space="preserve"> </w:t>
+            </w:r>
+            <w:r>
+              <w:t xml:space="preserve">kosong (via</w:t>
+            </w:r>
+            <w:r>
+              <w:t xml:space="preserve"> </w:t>
+            </w:r>
             <w:r>
               <w:rPr>
                 <w:rStyle w:val="VerbatimChar"/>
               </w:rPr>
-              <w:t xml:space="preserve">payback(0.05,50000,cost 10M)=10M/3.75M</w:t>
-            </w:r>
-            <w:r>
-              <w:t xml:space="preserve"> </w:t>
-            </w:r>
-            <w:r>
-              <w:t xml:space="preserve">✅</w:t>
+              <w:t xml:space="preserve">--availability-dir</w:t>
+            </w:r>
+            <w:r>
+              <w:t xml:space="preserve">)</w:t>
+            </w:r>
+          </w:p>
+        </w:tc>
+        <w:tc>
+          <w:p>
+            <w:pPr>
+              <w:pStyle w:val="Compact"/>
+              <w:jc w:val="left"/>
+            </w:pPr>
+            <w:r>
+              <w:t xml:space="preserve">— (belum di workbook) ⚠️</w:t>
             </w:r>
           </w:p>
         </w:tc>
@@ -5082,150 +6420,40 @@
               <w:jc w:val="left"/>
             </w:pPr>
             <w:r>
-              <w:t xml:space="preserve">5</w:t>
-            </w:r>
-          </w:p>
-        </w:tc>
-        <w:tc>
-          <w:p>
-            <w:pPr>
-              <w:pStyle w:val="Compact"/>
-              <w:jc w:val="left"/>
-            </w:pPr>
-            <w:r>
-              <w:t xml:space="preserve">Gate sufficiency</w:t>
-            </w:r>
-          </w:p>
-        </w:tc>
-        <w:tc>
-          <w:p>
-            <w:pPr>
-              <w:pStyle w:val="Compact"/>
-              <w:jc w:val="left"/>
-            </w:pPr>
-            <w:r>
-              <w:t xml:space="preserve">n_days vs min_days</w:t>
-            </w:r>
-          </w:p>
-        </w:tc>
-        <w:tc>
-          <w:p>
-            <w:pPr>
-              <w:pStyle w:val="Compact"/>
-              <w:jc w:val="left"/>
-            </w:pPr>
-            <w:r>
-              <w:t xml:space="preserve">120≥90→ok ; 60&lt;90→insufficient_data ✅</w:t>
-            </w:r>
-          </w:p>
-        </w:tc>
-      </w:tr>
-      <w:tr>
-        <w:tc>
-          <w:p>
-            <w:pPr>
-              <w:pStyle w:val="Compact"/>
-              <w:jc w:val="left"/>
-            </w:pPr>
-            <w:r>
-              <w:t xml:space="preserve">6</w:t>
-            </w:r>
-          </w:p>
-        </w:tc>
-        <w:tc>
-          <w:p>
-            <w:pPr>
-              <w:pStyle w:val="Compact"/>
-              <w:jc w:val="left"/>
-            </w:pPr>
-            <w:r>
-              <w:t xml:space="preserve">Reprodusibilitas</w:t>
-            </w:r>
-          </w:p>
-        </w:tc>
-        <w:tc>
-          <w:p>
-            <w:pPr>
-              <w:pStyle w:val="Compact"/>
-              <w:jc w:val="left"/>
-            </w:pPr>
-            <w:r>
-              <w:t xml:space="preserve">restore backup → rebuild → diff</w:t>
-            </w:r>
-          </w:p>
-        </w:tc>
-        <w:tc>
-          <w:p>
-            <w:pPr>
-              <w:pStyle w:val="Compact"/>
-              <w:jc w:val="left"/>
-            </w:pPr>
-            <w:r>
-              <w:rPr>
-                <w:b/>
-              </w:rPr>
-              <w:t xml:space="preserve">0 cell-diff</w:t>
-            </w:r>
-            <w:r>
-              <w:t xml:space="preserve"> </w:t>
-            </w:r>
-            <w:r>
-              <w:t xml:space="preserve">lintas 4 sheet + Config + README ✅</w:t>
-            </w:r>
-          </w:p>
-        </w:tc>
-      </w:tr>
-      <w:tr>
-        <w:tc>
-          <w:p>
-            <w:pPr>
-              <w:pStyle w:val="Compact"/>
-              <w:jc w:val="left"/>
-            </w:pPr>
-            <w:r>
-              <w:t xml:space="preserve">7</w:t>
-            </w:r>
-          </w:p>
-        </w:tc>
-        <w:tc>
-          <w:p>
-            <w:pPr>
-              <w:pStyle w:val="Compact"/>
-              <w:jc w:val="left"/>
-            </w:pPr>
-            <w:r>
-              <w:t xml:space="preserve">Sheet lama utuh</w:t>
-            </w:r>
-          </w:p>
-        </w:tc>
-        <w:tc>
-          <w:p>
-            <w:pPr>
-              <w:pStyle w:val="Compact"/>
-              <w:jc w:val="left"/>
-            </w:pPr>
-            <w:r>
-              <w:t xml:space="preserve">diff vs backup</w:t>
-            </w:r>
-          </w:p>
-        </w:tc>
-        <w:tc>
-          <w:p>
-            <w:pPr>
-              <w:pStyle w:val="Compact"/>
-              <w:jc w:val="left"/>
-            </w:pPr>
-            <w:r>
-              <w:rPr>
-                <w:b/>
-              </w:rPr>
-              <w:t xml:space="preserve">0 diff</w:t>
-            </w:r>
-            <w:r>
-              <w:t xml:space="preserve"> </w:t>
-            </w:r>
-            <w:r>
-              <w:t xml:space="preserve">pada 35 sheet sebelumnya ✅</w:t>
+              <w:t xml:space="preserve">segmentasi SRR (2026-07)</w:t>
+            </w:r>
+          </w:p>
+        </w:tc>
+        <w:tc>
+          <w:p>
+            <w:pPr>
+              <w:pStyle w:val="Compact"/>
+              <w:jc w:val="left"/>
+            </w:pPr>
+            <w:r>
+              <w:t xml:space="preserve">clean_criterion/precip_thr/min_interval/day_scale</w:t>
+            </w:r>
+          </w:p>
+        </w:tc>
+        <w:tc>
+          <w:p>
+            <w:pPr>
+              <w:pStyle w:val="Compact"/>
+              <w:jc w:val="left"/>
+            </w:pPr>
+            <w:r>
+              <w:t xml:space="preserve">shift / 0.01 / 7 / 13</w:t>
+            </w:r>
+          </w:p>
+        </w:tc>
+        <w:tc>
+          <w:p>
+            <w:pPr>
+              <w:pStyle w:val="Compact"/>
+              <w:jc w:val="left"/>
+            </w:pPr>
+            <w:r>
+              <w:t xml:space="preserve">— (parameter black box)</w:t>
             </w:r>
           </w:p>
         </w:tc>
@@ -5236,55 +6464,11 @@
         <w:pStyle w:val="BodyText"/>
       </w:pPr>
       <w:r>
-        <w:t xml:space="preserve">⚠️</w:t>
-      </w:r>
-      <w:r>
-        <w:t xml:space="preserve"> </w:t>
-      </w:r>
-      <w:r>
         <w:rPr>
           <w:b/>
         </w:rPr>
-        <w:t xml:space="preserve">Bukan verifikasi terhadap SRR rdtools.</w:t>
-      </w:r>
-      <w:r>
-        <w:t xml:space="preserve"> </w:t>
-      </w:r>
-      <w:r>
-        <w:t xml:space="preserve">rdtools tak ter-install (seperti sklearn) + LibreOffice crash. Yang diverifikasi: PR harian + lapisan ekonomi (live, eksak). Untuk SRR sebenarnya, jalankan</w:t>
-      </w:r>
-      <w:r>
-        <w:t xml:space="preserve"> </w:t>
-      </w:r>
-      <w:r>
-        <w:rPr>
-          <w:rStyle w:val="VerbatimChar"/>
-        </w:rPr>
-        <w:t xml:space="preserve">pv_pipeline/m2a/soiling.py</w:t>
-      </w:r>
-      <w:r>
-        <w:t xml:space="preserve"> </w:t>
-      </w:r>
-      <w:r>
-        <w:t xml:space="preserve">di environment ber-rdtools dengan ≥90 hari data.</w:t>
-      </w:r>
-    </w:p>
-    <w:p>
-      <w:r>
-        <w:pict>
-          <v:rect style="width:0;height:1.5pt" o:hralign="center" o:hrstd="t" o:hr="t"/>
-        </w:pict>
-      </w:r>
-    </w:p>
-    <w:p>
-      <w:pPr>
-        <w:pStyle w:val="Heading2"/>
-      </w:pPr>
-      <w:bookmarkStart w:id="42" w:name="rekomendasi-penggunaan-workbook"/>
-      <w:r>
-        <w:t xml:space="preserve">8. Rekomendasi Penggunaan Workbook</w:t>
-      </w:r>
-      <w:bookmarkEnd w:id="42"/>
+        <w:t xml:space="preserve">Catatan:</w:t>
+      </w:r>
     </w:p>
     <w:p>
       <w:pPr>
@@ -5297,68 +6481,39 @@
       <w:r>
         <w:rPr>
           <w:rStyle w:val="VerbatimChar"/>
-        </w:rPr>
-        <w:t xml:space="preserve">SO_Economics</w:t>
-      </w:r>
-      <w:r>
-        <w:t xml:space="preserve"> </w:t>
-      </w:r>
-      <w:r>
-        <w:t xml:space="preserve">adalah</w:t>
-      </w:r>
-      <w:r>
-        <w:t xml:space="preserve"> </w:t>
-      </w:r>
-      <w:r>
-        <w:rPr>
           <w:b/>
         </w:rPr>
-        <w:t xml:space="preserve">kalkulator keputusan cleaning</w:t>
-      </w:r>
-      <w:r>
-        <w:t xml:space="preserve">: masukkan</w:t>
-      </w:r>
-      <w:r>
-        <w:t xml:space="preserve"> </w:t>
-      </w:r>
-      <w:r>
-        <w:rPr>
-          <w:rStyle w:val="VerbatimChar"/>
-        </w:rPr>
-        <w:t xml:space="preserve">sr</w:t>
-      </w:r>
-      <w:r>
-        <w:t xml:space="preserve"> </w:t>
-      </w:r>
-      <w:r>
-        <w:t xml:space="preserve">(dari SRR / estimasi),</w:t>
-      </w:r>
-      <w:r>
-        <w:t xml:space="preserve"> </w:t>
-      </w:r>
-      <w:r>
-        <w:rPr>
-          <w:rStyle w:val="VerbatimChar"/>
-        </w:rPr>
-        <w:t xml:space="preserve">cleaning_cost</w:t>
-      </w:r>
-      <w:r>
-        <w:t xml:space="preserve">, dan lihat payback + rekomendasi + severity. Ubah</w:t>
-      </w:r>
-      <w:r>
-        <w:t xml:space="preserve"> </w:t>
-      </w:r>
-      <w:r>
-        <w:rPr>
-          <w:rStyle w:val="VerbatimChar"/>
-        </w:rPr>
-        <w:t xml:space="preserve">cfg_so_*</w:t>
-      </w:r>
-      <w:r>
-        <w:t xml:space="preserve"> </w:t>
-      </w:r>
-      <w:r>
-        <w:t xml:space="preserve">di Config.</w:t>
+        <w:t xml:space="preserve">enabled=false</w:t>
+      </w:r>
+      <w:r>
+        <w:rPr>
+          <w:b/>
+        </w:rPr>
+        <w:t xml:space="preserve"> </w:t>
+      </w:r>
+      <w:r>
+        <w:rPr>
+          <w:b/>
+        </w:rPr>
+        <w:t xml:space="preserve">di pipeline harian</w:t>
+      </w:r>
+      <w:r>
+        <w:t xml:space="preserve"> </w:t>
+      </w:r>
+      <w:r>
+        <w:t xml:space="preserve">— berbeda dari iForest/shading/low_irradiance (</w:t>
+      </w:r>
+      <w:r>
+        <w:rPr>
+          <w:rStyle w:val="VerbatimChar"/>
+        </w:rPr>
+        <w:t xml:space="preserve">enabled=true</w:t>
+      </w:r>
+      <w:r>
+        <w:t xml:space="preserve"> </w:t>
+      </w:r>
+      <w:r>
+        <w:t xml:space="preserve">di IKN). Jalur produksi soiling = analysis run standalone multi-bulan (§0), bukan pipeline harian.</w:t>
       </w:r>
     </w:p>
     <w:p>
@@ -5372,29 +6527,84 @@
       <w:r>
         <w:rPr>
           <w:rStyle w:val="VerbatimChar"/>
-        </w:rPr>
-        <w:t xml:space="preserve">Helpers_SO</w:t>
-      </w:r>
-      <w:r>
-        <w:t xml:space="preserve"> </w:t>
-      </w:r>
-      <w:r>
-        <w:t xml:space="preserve">menunjukkan PR harian; ganti</w:t>
-      </w:r>
-      <w:r>
-        <w:t xml:space="preserve"> </w:t>
-      </w:r>
-      <w:r>
-        <w:rPr>
-          <w:rStyle w:val="VerbatimChar"/>
-        </w:rPr>
-        <w:t xml:space="preserve">Raw_Data_SO</w:t>
-      </w:r>
-      <w:r>
-        <w:t xml:space="preserve"> </w:t>
-      </w:r>
-      <w:r>
-        <w:t xml:space="preserve">dengan energi+insolasi harian aktual (≥90 hari untuk SRR nyata).</w:t>
+          <w:b/>
+        </w:rPr>
+        <w:t xml:space="preserve">cleaning_cost</w:t>
+      </w:r>
+      <w:r>
+        <w:rPr>
+          <w:b/>
+        </w:rPr>
+        <w:t xml:space="preserve"> </w:t>
+      </w:r>
+      <w:r>
+        <w:rPr>
+          <w:b/>
+        </w:rPr>
+        <w:t xml:space="preserve">default 0</w:t>
+      </w:r>
+      <w:r>
+        <w:t xml:space="preserve">: tanpa input user,</w:t>
+      </w:r>
+      <w:r>
+        <w:t xml:space="preserve"> </w:t>
+      </w:r>
+      <w:r>
+        <w:rPr>
+          <w:rStyle w:val="VerbatimChar"/>
+        </w:rPr>
+        <w:t xml:space="preserve">daily_loss&gt;0</w:t>
+      </w:r>
+      <w:r>
+        <w:t xml:space="preserve"> </w:t>
+      </w:r>
+      <w:r>
+        <w:t xml:space="preserve">tapi</w:t>
+      </w:r>
+      <w:r>
+        <w:t xml:space="preserve"> </w:t>
+      </w:r>
+      <w:r>
+        <w:rPr>
+          <w:rStyle w:val="VerbatimChar"/>
+        </w:rPr>
+        <w:t xml:space="preserve">cost=0</w:t>
+      </w:r>
+      <w:r>
+        <w:t xml:space="preserve"> </w:t>
+      </w:r>
+      <w:r>
+        <w:t xml:space="preserve">→</w:t>
+      </w:r>
+      <w:r>
+        <w:t xml:space="preserve"> </w:t>
+      </w:r>
+      <w:r>
+        <w:rPr>
+          <w:rStyle w:val="VerbatimChar"/>
+        </w:rPr>
+        <w:t xml:space="preserve">payback=∞</w:t>
+      </w:r>
+      <w:r>
+        <w:t xml:space="preserve"> </w:t>
+      </w:r>
+      <w:r>
+        <w:t xml:space="preserve">→</w:t>
+      </w:r>
+      <w:r>
+        <w:t xml:space="preserve"> </w:t>
+      </w:r>
+      <w:r>
+        <w:rPr>
+          <w:rStyle w:val="VerbatimChar"/>
+        </w:rPr>
+        <w:t xml:space="preserve">recommend=no</w:t>
+      </w:r>
+      <w:r>
+        <w:t xml:space="preserve"> </w:t>
+      </w:r>
+      <w:r>
+        <w:t xml:space="preserve">selalu. Workbook memakai 50 juta sebagai demo agar payback finite (didokumentasikan §5.3).</w:t>
       </w:r>
     </w:p>
     <w:p>
@@ -5409,61 +6619,25 @@
         <w:rPr>
           <w:b/>
         </w:rPr>
-        <w:t xml:space="preserve">Untuk soiling ratio sebenarnya</w:t>
-      </w:r>
-      <w:r>
-        <w:t xml:space="preserve">: kumpulkan ≥90 hari (≥180 ideal) via</w:t>
-      </w:r>
-      <w:r>
-        <w:t xml:space="preserve"> </w:t>
-      </w:r>
-      <w:r>
-        <w:rPr>
-          <w:rStyle w:val="VerbatimChar"/>
-        </w:rPr>
-        <w:t xml:space="preserve">BaselineAccumulator</w:t>
-      </w:r>
-      <w:r>
-        <w:t xml:space="preserve"> </w:t>
-      </w:r>
-      <w:r>
-        <w:t xml:space="preserve">+ data presipitasi BMKG, lalu jalankan modul Python ber-rdtools. Workbook ini melengkapi sisi</w:t>
-      </w:r>
-      <w:r>
-        <w:t xml:space="preserve"> </w:t>
-      </w:r>
-      <w:r>
-        <w:rPr>
-          <w:b/>
-        </w:rPr>
-        <w:t xml:space="preserve">ekonomi &amp; PR</w:t>
-      </w:r>
-      <w:r>
-        <w:t xml:space="preserve">, bukan menggantikan SRR.</w:t>
-      </w:r>
-    </w:p>
-    <w:p>
-      <w:pPr>
-        <w:numPr>
-          <w:ilvl w:val="0"/>
-          <w:numId w:val="1003"/>
-        </w:numPr>
-        <w:pStyle w:val="Compact"/>
-      </w:pPr>
-      <w:r>
-        <w:t xml:space="preserve">Ingat</w:t>
-      </w:r>
-      <w:r>
-        <w:t xml:space="preserve"> </w:t>
-      </w:r>
-      <w:r>
-        <w:rPr>
-          <w:rStyle w:val="VerbatimChar"/>
-        </w:rPr>
-        <w:t xml:space="preserve">enabled=false</w:t>
-      </w:r>
-      <w:r>
-        <w:t xml:space="preserve">: detektor ini skeleton; aktifkan hanya setelah data cukup.</w:t>
+        <w:t xml:space="preserve">Bukan rule §4.2.x</w:t>
+      </w:r>
+      <w:r>
+        <w:t xml:space="preserve">; Fase 3 Part 2 Task #5. Melengkapi</w:t>
+      </w:r>
+      <w:r>
+        <w:t xml:space="preserve"> </w:t>
+      </w:r>
+      <w:r>
+        <w:rPr>
+          <w:rStyle w:val="VerbatimChar"/>
+        </w:rPr>
+        <w:t xml:space="preserve">general_underperform</w:t>
+      </w:r>
+      <w:r>
+        <w:t xml:space="preserve"> </w:t>
+      </w:r>
+      <w:r>
+        <w:t xml:space="preserve">dari M2a Low-Irradiance (Iterasi 7) yang mengarahkan kasus drop-menyeluruh ke analisis soiling ini.</w:t>
       </w:r>
     </w:p>
     <w:p>
@@ -5477,18 +6651,483 @@
       <w:pPr>
         <w:pStyle w:val="Heading2"/>
       </w:pPr>
-      <w:bookmarkStart w:id="43" w:name="pertanyaan-untuk-iterasi-berikutnya"/>
-      <w:r>
-        <w:t xml:space="preserve">9. Pertanyaan untuk Iterasi Berikutnya</w:t>
-      </w:r>
-      <w:bookmarkEnd w:id="43"/>
-    </w:p>
-    <w:p>
-      <w:pPr>
-        <w:pStyle w:val="FirstParagraph"/>
-      </w:pPr>
-      <w:r>
-        <w:t xml:space="preserve">Keluarga</w:t>
+      <w:bookmarkStart w:id="44" w:name="verification-log"/>
+      <w:r>
+        <w:t xml:space="preserve">7. Verification Log</w:t>
+      </w:r>
+      <w:bookmarkEnd w:id="44"/>
+    </w:p>
+    <w:tbl>
+      <w:tblPr>
+        <w:tblStyle w:val="Table"/>
+        <w:tblW w:type="pct" w:w="5000.0"/>
+        <w:tblLook w:firstRow="1"/>
+      </w:tblPr>
+      <w:tblGrid>
+        <w:gridCol w:w="1980"/>
+        <w:gridCol w:w="1980"/>
+        <w:gridCol w:w="1980"/>
+        <w:gridCol w:w="1980"/>
+      </w:tblGrid>
+      <w:tr>
+        <w:trPr>
+          <w:cnfStyle w:firstRow="1"/>
+        </w:trPr>
+        <w:tc>
+          <w:tcPr>
+            <w:tcBorders>
+              <w:bottom w:val="single"/>
+            </w:tcBorders>
+            <w:vAlign w:val="bottom"/>
+          </w:tcPr>
+          <w:p>
+            <w:pPr>
+              <w:pStyle w:val="Compact"/>
+              <w:jc w:val="left"/>
+            </w:pPr>
+            <w:r>
+              <w:t xml:space="preserve">#</w:t>
+            </w:r>
+          </w:p>
+        </w:tc>
+        <w:tc>
+          <w:tcPr>
+            <w:tcBorders>
+              <w:bottom w:val="single"/>
+            </w:tcBorders>
+            <w:vAlign w:val="bottom"/>
+          </w:tcPr>
+          <w:p>
+            <w:pPr>
+              <w:pStyle w:val="Compact"/>
+              <w:jc w:val="left"/>
+            </w:pPr>
+            <w:r>
+              <w:t xml:space="preserve">Cek</w:t>
+            </w:r>
+          </w:p>
+        </w:tc>
+        <w:tc>
+          <w:tcPr>
+            <w:tcBorders>
+              <w:bottom w:val="single"/>
+            </w:tcBorders>
+            <w:vAlign w:val="bottom"/>
+          </w:tcPr>
+          <w:p>
+            <w:pPr>
+              <w:pStyle w:val="Compact"/>
+              <w:jc w:val="left"/>
+            </w:pPr>
+            <w:r>
+              <w:t xml:space="preserve">Metode</w:t>
+            </w:r>
+          </w:p>
+        </w:tc>
+        <w:tc>
+          <w:tcPr>
+            <w:tcBorders>
+              <w:bottom w:val="single"/>
+            </w:tcBorders>
+            <w:vAlign w:val="bottom"/>
+          </w:tcPr>
+          <w:p>
+            <w:pPr>
+              <w:pStyle w:val="Compact"/>
+              <w:jc w:val="left"/>
+            </w:pPr>
+            <w:r>
+              <w:t xml:space="preserve">Hasil</w:t>
+            </w:r>
+          </w:p>
+        </w:tc>
+      </w:tr>
+      <w:tr>
+        <w:tc>
+          <w:p>
+            <w:pPr>
+              <w:pStyle w:val="Compact"/>
+              <w:jc w:val="left"/>
+            </w:pPr>
+            <w:r>
+              <w:t xml:space="preserve">1</w:t>
+            </w:r>
+          </w:p>
+        </w:tc>
+        <w:tc>
+          <w:p>
+            <w:pPr>
+              <w:pStyle w:val="Compact"/>
+              <w:jc w:val="left"/>
+            </w:pPr>
+            <w:r>
+              <w:t xml:space="preserve">Build 4 sheet baru</w:t>
+            </w:r>
+          </w:p>
+        </w:tc>
+        <w:tc>
+          <w:p>
+            <w:pPr>
+              <w:pStyle w:val="Compact"/>
+              <w:jc w:val="left"/>
+            </w:pPr>
+            <w:r>
+              <w:rPr>
+                <w:rStyle w:val="VerbatimChar"/>
+              </w:rPr>
+              <w:t xml:space="preserve">_extend_m2_workbook_iter9.py</w:t>
+            </w:r>
+          </w:p>
+        </w:tc>
+        <w:tc>
+          <w:p>
+            <w:pPr>
+              <w:pStyle w:val="Compact"/>
+              <w:jc w:val="left"/>
+            </w:pPr>
+            <w:r>
+              <w:t xml:space="preserve">37 → 41 sheet, 35 sheet lama + Config/README append utuh ✅</w:t>
+            </w:r>
+          </w:p>
+        </w:tc>
+      </w:tr>
+      <w:tr>
+        <w:tc>
+          <w:p>
+            <w:pPr>
+              <w:pStyle w:val="Compact"/>
+              <w:jc w:val="left"/>
+            </w:pPr>
+            <w:r>
+              <w:t xml:space="preserve">2</w:t>
+            </w:r>
+          </w:p>
+        </w:tc>
+        <w:tc>
+          <w:p>
+            <w:pPr>
+              <w:pStyle w:val="Compact"/>
+              <w:jc w:val="left"/>
+            </w:pPr>
+            <w:r>
+              <w:t xml:space="preserve">Audit string formula</w:t>
+            </w:r>
+          </w:p>
+        </w:tc>
+        <w:tc>
+          <w:p>
+            <w:pPr>
+              <w:pStyle w:val="Compact"/>
+              <w:jc w:val="left"/>
+            </w:pPr>
+            <w:r>
+              <w:rPr>
+                <w:rStyle w:val="VerbatimChar"/>
+              </w:rPr>
+              <w:t xml:space="preserve">verify_iter9.py</w:t>
+            </w:r>
+            <w:r>
+              <w:t xml:space="preserve"> </w:t>
+            </w:r>
+            <w:r>
+              <w:t xml:space="preserve">(A)</w:t>
+            </w:r>
+          </w:p>
+        </w:tc>
+        <w:tc>
+          <w:p>
+            <w:pPr>
+              <w:pStyle w:val="Compact"/>
+              <w:jc w:val="left"/>
+            </w:pPr>
+            <w:r>
+              <w:t xml:space="preserve">Helpers (PR_daily, avg_kwh) + SO_Economics (p_loss/daily_loss/payback/severity) == template ✅</w:t>
+            </w:r>
+          </w:p>
+        </w:tc>
+      </w:tr>
+      <w:tr>
+        <w:tc>
+          <w:p>
+            <w:pPr>
+              <w:pStyle w:val="Compact"/>
+              <w:jc w:val="left"/>
+            </w:pPr>
+            <w:r>
+              <w:t xml:space="preserve">3</w:t>
+            </w:r>
+          </w:p>
+        </w:tc>
+        <w:tc>
+          <w:p>
+            <w:pPr>
+              <w:pStyle w:val="Compact"/>
+              <w:jc w:val="left"/>
+            </w:pPr>
+            <w:r>
+              <w:t xml:space="preserve">Recompute numerik</w:t>
+            </w:r>
+          </w:p>
+        </w:tc>
+        <w:tc>
+          <w:p>
+            <w:pPr>
+              <w:pStyle w:val="Compact"/>
+              <w:jc w:val="left"/>
+            </w:pPr>
+            <w:r>
+              <w:rPr>
+                <w:rStyle w:val="VerbatimChar"/>
+              </w:rPr>
+              <w:t xml:space="preserve">verify_iter9.py</w:t>
+            </w:r>
+            <w:r>
+              <w:t xml:space="preserve"> </w:t>
+            </w:r>
+            <w:r>
+              <w:t xml:space="preserve">(B)</w:t>
+            </w:r>
+          </w:p>
+        </w:tc>
+        <w:tc>
+          <w:p>
+            <w:pPr>
+              <w:pStyle w:val="Compact"/>
+              <w:jc w:val="left"/>
+            </w:pPr>
+            <w:r>
+              <w:t xml:space="preserve">PR_daily 0.8029, avg 314250, 4 severity tier (CRIT/HIGH/MED/INFO), payback 0.71–21.2 cocok proto ✅</w:t>
+            </w:r>
+          </w:p>
+        </w:tc>
+      </w:tr>
+      <w:tr>
+        <w:tc>
+          <w:p>
+            <w:pPr>
+              <w:pStyle w:val="Compact"/>
+              <w:jc w:val="left"/>
+            </w:pPr>
+            <w:r>
+              <w:t xml:space="preserve">4</w:t>
+            </w:r>
+          </w:p>
+        </w:tc>
+        <w:tc>
+          <w:p>
+            <w:pPr>
+              <w:pStyle w:val="Compact"/>
+              <w:jc w:val="left"/>
+            </w:pPr>
+            <w:r>
+              <w:t xml:space="preserve">Parity smoke</w:t>
+            </w:r>
+          </w:p>
+        </w:tc>
+        <w:tc>
+          <w:p>
+            <w:pPr>
+              <w:pStyle w:val="Compact"/>
+              <w:jc w:val="left"/>
+            </w:pPr>
+            <w:r>
+              <w:t xml:space="preserve">vs</w:t>
+            </w:r>
+            <w:r>
+              <w:t xml:space="preserve"> </w:t>
+            </w:r>
+            <w:r>
+              <w:rPr>
+                <w:rStyle w:val="VerbatimChar"/>
+              </w:rPr>
+              <w:t xml:space="preserve">soiling.py __main__</w:t>
+            </w:r>
+          </w:p>
+        </w:tc>
+        <w:tc>
+          <w:p>
+            <w:pPr>
+              <w:pStyle w:val="Compact"/>
+              <w:jc w:val="left"/>
+            </w:pPr>
+            <w:r>
+              <w:rPr>
+                <w:rStyle w:val="VerbatimChar"/>
+              </w:rPr>
+              <w:t xml:space="preserve">payback(0.05,50000,cost 10M)=10M/3.75M</w:t>
+            </w:r>
+            <w:r>
+              <w:t xml:space="preserve"> </w:t>
+            </w:r>
+            <w:r>
+              <w:t xml:space="preserve">✅</w:t>
+            </w:r>
+          </w:p>
+        </w:tc>
+      </w:tr>
+      <w:tr>
+        <w:tc>
+          <w:p>
+            <w:pPr>
+              <w:pStyle w:val="Compact"/>
+              <w:jc w:val="left"/>
+            </w:pPr>
+            <w:r>
+              <w:t xml:space="preserve">5</w:t>
+            </w:r>
+          </w:p>
+        </w:tc>
+        <w:tc>
+          <w:p>
+            <w:pPr>
+              <w:pStyle w:val="Compact"/>
+              <w:jc w:val="left"/>
+            </w:pPr>
+            <w:r>
+              <w:t xml:space="preserve">Gate sufficiency</w:t>
+            </w:r>
+          </w:p>
+        </w:tc>
+        <w:tc>
+          <w:p>
+            <w:pPr>
+              <w:pStyle w:val="Compact"/>
+              <w:jc w:val="left"/>
+            </w:pPr>
+            <w:r>
+              <w:t xml:space="preserve">n_days vs min_days</w:t>
+            </w:r>
+          </w:p>
+        </w:tc>
+        <w:tc>
+          <w:p>
+            <w:pPr>
+              <w:pStyle w:val="Compact"/>
+              <w:jc w:val="left"/>
+            </w:pPr>
+            <w:r>
+              <w:t xml:space="preserve">120≥90→ok ; 60&lt;90→insufficient_data ✅</w:t>
+            </w:r>
+          </w:p>
+        </w:tc>
+      </w:tr>
+      <w:tr>
+        <w:tc>
+          <w:p>
+            <w:pPr>
+              <w:pStyle w:val="Compact"/>
+              <w:jc w:val="left"/>
+            </w:pPr>
+            <w:r>
+              <w:t xml:space="preserve">6</w:t>
+            </w:r>
+          </w:p>
+        </w:tc>
+        <w:tc>
+          <w:p>
+            <w:pPr>
+              <w:pStyle w:val="Compact"/>
+              <w:jc w:val="left"/>
+            </w:pPr>
+            <w:r>
+              <w:t xml:space="preserve">Reprodusibilitas</w:t>
+            </w:r>
+          </w:p>
+        </w:tc>
+        <w:tc>
+          <w:p>
+            <w:pPr>
+              <w:pStyle w:val="Compact"/>
+              <w:jc w:val="left"/>
+            </w:pPr>
+            <w:r>
+              <w:t xml:space="preserve">restore backup → rebuild → diff</w:t>
+            </w:r>
+          </w:p>
+        </w:tc>
+        <w:tc>
+          <w:p>
+            <w:pPr>
+              <w:pStyle w:val="Compact"/>
+              <w:jc w:val="left"/>
+            </w:pPr>
+            <w:r>
+              <w:rPr>
+                <w:b/>
+              </w:rPr>
+              <w:t xml:space="preserve">0 cell-diff</w:t>
+            </w:r>
+            <w:r>
+              <w:t xml:space="preserve"> </w:t>
+            </w:r>
+            <w:r>
+              <w:t xml:space="preserve">lintas 4 sheet + Config + README ✅</w:t>
+            </w:r>
+          </w:p>
+        </w:tc>
+      </w:tr>
+      <w:tr>
+        <w:tc>
+          <w:p>
+            <w:pPr>
+              <w:pStyle w:val="Compact"/>
+              <w:jc w:val="left"/>
+            </w:pPr>
+            <w:r>
+              <w:t xml:space="preserve">7</w:t>
+            </w:r>
+          </w:p>
+        </w:tc>
+        <w:tc>
+          <w:p>
+            <w:pPr>
+              <w:pStyle w:val="Compact"/>
+              <w:jc w:val="left"/>
+            </w:pPr>
+            <w:r>
+              <w:t xml:space="preserve">Sheet lama utuh</w:t>
+            </w:r>
+          </w:p>
+        </w:tc>
+        <w:tc>
+          <w:p>
+            <w:pPr>
+              <w:pStyle w:val="Compact"/>
+              <w:jc w:val="left"/>
+            </w:pPr>
+            <w:r>
+              <w:t xml:space="preserve">diff vs backup</w:t>
+            </w:r>
+          </w:p>
+        </w:tc>
+        <w:tc>
+          <w:p>
+            <w:pPr>
+              <w:pStyle w:val="Compact"/>
+              <w:jc w:val="left"/>
+            </w:pPr>
+            <w:r>
+              <w:rPr>
+                <w:b/>
+              </w:rPr>
+              <w:t xml:space="preserve">0 diff</w:t>
+            </w:r>
+            <w:r>
+              <w:t xml:space="preserve"> </w:t>
+            </w:r>
+            <w:r>
+              <w:t xml:space="preserve">pada 35 sheet sebelumnya ✅</w:t>
+            </w:r>
+          </w:p>
+        </w:tc>
+      </w:tr>
+    </w:tbl>
+    <w:p>
+      <w:pPr>
+        <w:pStyle w:val="BodyText"/>
+      </w:pPr>
+      <w:r>
+        <w:t xml:space="preserve">⚠️</w:t>
       </w:r>
       <w:r>
         <w:t xml:space="preserve"> </w:t>
@@ -5497,14 +7136,46 @@
         <w:rPr>
           <w:b/>
         </w:rPr>
-        <w:t xml:space="preserve">M2a lengkap</w:t>
-      </w:r>
-      <w:r>
-        <w:t xml:space="preserve"> </w:t>
-      </w:r>
-      <w:r>
-        <w:t xml:space="preserve">(shading, soiling, low_irradiance) — bersama M2e, M2b (peer_zscore, open_circuit, ground_fault), dan M2_iforest, ini menutup hampir semua detektor M2. Pilihan berikutnya:</w:t>
-      </w:r>
+        <w:t xml:space="preserve">Bukan verifikasi terhadap SRR rdtools.</w:t>
+      </w:r>
+      <w:r>
+        <w:t xml:space="preserve"> </w:t>
+      </w:r>
+      <w:r>
+        <w:t xml:space="preserve">rdtools tak ter-install (seperti sklearn) + LibreOffice crash. Yang diverifikasi: PR harian + lapisan ekonomi (live, eksak). Untuk SRR sebenarnya, jalankan</w:t>
+      </w:r>
+      <w:r>
+        <w:t xml:space="preserve"> </w:t>
+      </w:r>
+      <w:r>
+        <w:rPr>
+          <w:rStyle w:val="VerbatimChar"/>
+        </w:rPr>
+        <w:t xml:space="preserve">pv_pipeline/m2a/soiling.py</w:t>
+      </w:r>
+      <w:r>
+        <w:t xml:space="preserve"> </w:t>
+      </w:r>
+      <w:r>
+        <w:t xml:space="preserve">di environment ber-rdtools dengan ≥90 hari data.</w:t>
+      </w:r>
+    </w:p>
+    <w:p>
+      <w:r>
+        <w:pict>
+          <v:rect style="width:0;height:1.5pt" o:hralign="center" o:hrstd="t" o:hr="t"/>
+        </w:pict>
+      </w:r>
+    </w:p>
+    <w:p>
+      <w:pPr>
+        <w:pStyle w:val="Heading2"/>
+      </w:pPr>
+      <w:bookmarkStart w:id="45" w:name="rekomendasi-penggunaan-workbook"/>
+      <w:r>
+        <w:t xml:space="preserve">8. Rekomendasi Penggunaan Workbook</w:t>
+      </w:r>
+      <w:bookmarkEnd w:id="45"/>
     </w:p>
     <w:p>
       <w:pPr>
@@ -5516,30 +7187,69 @@
       </w:pPr>
       <w:r>
         <w:rPr>
+          <w:rStyle w:val="VerbatimChar"/>
+        </w:rPr>
+        <w:t xml:space="preserve">SO_Economics</w:t>
+      </w:r>
+      <w:r>
+        <w:t xml:space="preserve"> </w:t>
+      </w:r>
+      <w:r>
+        <w:t xml:space="preserve">adalah</w:t>
+      </w:r>
+      <w:r>
+        <w:t xml:space="preserve"> </w:t>
+      </w:r>
+      <w:r>
+        <w:rPr>
           <w:b/>
         </w:rPr>
-        <w:t xml:space="preserve">Dokumen ringkasan famili M2</w:t>
-      </w:r>
-      <w:r>
-        <w:t xml:space="preserve"> </w:t>
-      </w:r>
-      <w:r>
-        <w:t xml:space="preserve">— satu peta: tiap detektor → sinyal → fault_type → severity →</w:t>
-      </w:r>
-      <w:r>
-        <w:t xml:space="preserve"> </w:t>
-      </w:r>
-      <w:r>
-        <w:rPr>
-          <w:b/>
-        </w:rPr>
-        <w:t xml:space="preserve">status reproduksibilitas Excel</w:t>
-      </w:r>
-      <w:r>
-        <w:t xml:space="preserve"> </w:t>
-      </w:r>
-      <w:r>
-        <w:t xml:space="preserve">(penuh / approksimasi / input-only). Berguna sebagai indeks workbook 41-sheet.</w:t>
+        <w:t xml:space="preserve">kalkulator keputusan cleaning</w:t>
+      </w:r>
+      <w:r>
+        <w:t xml:space="preserve">: masukkan</w:t>
+      </w:r>
+      <w:r>
+        <w:t xml:space="preserve"> </w:t>
+      </w:r>
+      <w:r>
+        <w:rPr>
+          <w:rStyle w:val="VerbatimChar"/>
+        </w:rPr>
+        <w:t xml:space="preserve">sr</w:t>
+      </w:r>
+      <w:r>
+        <w:t xml:space="preserve"> </w:t>
+      </w:r>
+      <w:r>
+        <w:t xml:space="preserve">(dari SRR / estimasi),</w:t>
+      </w:r>
+      <w:r>
+        <w:t xml:space="preserve"> </w:t>
+      </w:r>
+      <w:r>
+        <w:rPr>
+          <w:rStyle w:val="VerbatimChar"/>
+        </w:rPr>
+        <w:t xml:space="preserve">cleaning_cost</w:t>
+      </w:r>
+      <w:r>
+        <w:t xml:space="preserve">, dan lihat payback + rekomendasi + severity. Ubah</w:t>
+      </w:r>
+      <w:r>
+        <w:t xml:space="preserve"> </w:t>
+      </w:r>
+      <w:r>
+        <w:rPr>
+          <w:rStyle w:val="VerbatimChar"/>
+        </w:rPr>
+        <w:t xml:space="preserve">cfg_so_*</w:t>
+      </w:r>
+      <w:r>
+        <w:t xml:space="preserve"> </w:t>
+      </w:r>
+      <w:r>
+        <w:t xml:space="preserve">di Config.</w:t>
       </w:r>
     </w:p>
     <w:p>
@@ -5552,15 +7262,30 @@
       </w:pPr>
       <w:r>
         <w:rPr>
-          <w:b/>
-        </w:rPr>
-        <w:t xml:space="preserve">LSTM-AE</w:t>
-      </w:r>
-      <w:r>
-        <w:t xml:space="preserve"> </w:t>
-      </w:r>
-      <w:r>
-        <w:t xml:space="preserve">(yang sempat ditunda di Iterasi 7) — autoencoder PyTorch; kendala seperti iForest/SRR (jaringan terlatih, error rekonstruksi = black box). Pendekatan dokumentasi + caveat.</w:t>
+          <w:rStyle w:val="VerbatimChar"/>
+        </w:rPr>
+        <w:t xml:space="preserve">Helpers_SO</w:t>
+      </w:r>
+      <w:r>
+        <w:t xml:space="preserve"> </w:t>
+      </w:r>
+      <w:r>
+        <w:t xml:space="preserve">menunjukkan PR harian; ganti</w:t>
+      </w:r>
+      <w:r>
+        <w:t xml:space="preserve"> </w:t>
+      </w:r>
+      <w:r>
+        <w:rPr>
+          <w:rStyle w:val="VerbatimChar"/>
+        </w:rPr>
+        <w:t xml:space="preserve">Raw_Data_SO</w:t>
+      </w:r>
+      <w:r>
+        <w:t xml:space="preserve"> </w:t>
+      </w:r>
+      <w:r>
+        <w:t xml:space="preserve">dengan energi+insolasi harian aktual (≥90 hari untuk SRR nyata).</w:t>
       </w:r>
     </w:p>
     <w:p>
@@ -5572,7 +7297,130 @@
         <w:pStyle w:val="Compact"/>
       </w:pPr>
       <w:r>
-        <w:t xml:space="preserve">Detektor M2 lain yang belum tercakup, atau revisit/perdalam yang sudah ada?</w:t>
+        <w:rPr>
+          <w:b/>
+        </w:rPr>
+        <w:t xml:space="preserve">Untuk soiling ratio sebenarnya</w:t>
+      </w:r>
+      <w:r>
+        <w:t xml:space="preserve">: jalankan</w:t>
+      </w:r>
+      <w:r>
+        <w:t xml:space="preserve"> </w:t>
+      </w:r>
+      <w:r>
+        <w:rPr>
+          <w:rStyle w:val="VerbatimChar"/>
+        </w:rPr>
+        <w:t xml:space="preserve">run_soiling_analysis.py</w:t>
+      </w:r>
+      <w:r>
+        <w:t xml:space="preserve"> </w:t>
+      </w:r>
+      <w:r>
+        <w:t xml:space="preserve">(opsi</w:t>
+      </w:r>
+      <w:r>
+        <w:t xml:space="preserve"> </w:t>
+      </w:r>
+      <w:r>
+        <w:rPr>
+          <w:rStyle w:val="VerbatimChar"/>
+        </w:rPr>
+        <w:t xml:space="preserve">--wb</w:t>
+      </w:r>
+      <w:r>
+        <w:t xml:space="preserve">,</w:t>
+      </w:r>
+      <w:r>
+        <w:t xml:space="preserve"> </w:t>
+      </w:r>
+      <w:r>
+        <w:rPr>
+          <w:rStyle w:val="VerbatimChar"/>
+        </w:rPr>
+        <w:t xml:space="preserve">--capacity-kwp</w:t>
+      </w:r>
+      <w:r>
+        <w:t xml:space="preserve">,</w:t>
+      </w:r>
+      <w:r>
+        <w:t xml:space="preserve"> </w:t>
+      </w:r>
+      <w:r>
+        <w:rPr>
+          <w:rStyle w:val="VerbatimChar"/>
+        </w:rPr>
+        <w:t xml:space="preserve">--availability-dir</w:t>
+      </w:r>
+      <w:r>
+        <w:t xml:space="preserve">,</w:t>
+      </w:r>
+      <w:r>
+        <w:t xml:space="preserve"> </w:t>
+      </w:r>
+      <w:r>
+        <w:rPr>
+          <w:rStyle w:val="VerbatimChar"/>
+        </w:rPr>
+        <w:t xml:space="preserve">--per-inverter-srr</w:t>
+      </w:r>
+      <w:r>
+        <w:t xml:space="preserve">) atau</w:t>
+      </w:r>
+      <w:r>
+        <w:t xml:space="preserve"> </w:t>
+      </w:r>
+      <w:r>
+        <w:rPr>
+          <w:rStyle w:val="VerbatimChar"/>
+        </w:rPr>
+        <w:t xml:space="preserve">notebook/M2aSoiling.ipynb</w:t>
+      </w:r>
+      <w:r>
+        <w:t xml:space="preserve"> </w:t>
+      </w:r>
+      <w:r>
+        <w:t xml:space="preserve">atas data ≥90 hari + presipitasi — sudah dilakukan untuk 2025-01..2026-04. Workbook ini melengkapi sisi</w:t>
+      </w:r>
+      <w:r>
+        <w:t xml:space="preserve"> </w:t>
+      </w:r>
+      <w:r>
+        <w:rPr>
+          <w:b/>
+        </w:rPr>
+        <w:t xml:space="preserve">ekonomi &amp; PR</w:t>
+      </w:r>
+      <w:r>
+        <w:t xml:space="preserve">, bukan menggantikan SRR.</w:t>
+      </w:r>
+    </w:p>
+    <w:p>
+      <w:pPr>
+        <w:numPr>
+          <w:ilvl w:val="0"/>
+          <w:numId w:val="1004"/>
+        </w:numPr>
+        <w:pStyle w:val="Compact"/>
+      </w:pPr>
+      <w:r>
+        <w:t xml:space="preserve">Ingat</w:t>
+      </w:r>
+      <w:r>
+        <w:t xml:space="preserve"> </w:t>
+      </w:r>
+      <w:r>
+        <w:rPr>
+          <w:rStyle w:val="VerbatimChar"/>
+        </w:rPr>
+        <w:t xml:space="preserve">enabled=false</w:t>
+      </w:r>
+      <w:r>
+        <w:t xml:space="preserve"> </w:t>
+      </w:r>
+      <w:r>
+        <w:t xml:space="preserve">di pipeline harian: soiling dianalisis lewat jalur analysis run multi-bulan, bukan per hari.</w:t>
       </w:r>
     </w:p>
     <w:p>
@@ -5586,11 +7434,118 @@
       <w:pPr>
         <w:pStyle w:val="Heading2"/>
       </w:pPr>
-      <w:bookmarkStart w:id="44" w:name="sources"/>
-      <w:r>
-        <w:t xml:space="preserve">Sources</w:t>
-      </w:r>
-      <w:bookmarkEnd w:id="44"/>
+      <w:bookmarkStart w:id="46" w:name="pertanyaan-untuk-iterasi-berikutnya"/>
+      <w:r>
+        <w:t xml:space="preserve">9. Pertanyaan untuk Iterasi Berikutnya</w:t>
+      </w:r>
+      <w:bookmarkEnd w:id="46"/>
+    </w:p>
+    <w:p>
+      <w:pPr>
+        <w:pStyle w:val="FirstParagraph"/>
+      </w:pPr>
+      <w:r>
+        <w:t xml:space="preserve">Keluarga</w:t>
+      </w:r>
+      <w:r>
+        <w:t xml:space="preserve"> </w:t>
+      </w:r>
+      <w:r>
+        <w:rPr>
+          <w:b/>
+        </w:rPr>
+        <w:t xml:space="preserve">M2a lengkap</w:t>
+      </w:r>
+      <w:r>
+        <w:t xml:space="preserve"> </w:t>
+      </w:r>
+      <w:r>
+        <w:t xml:space="preserve">(shading, soiling, low_irradiance) — bersama M2e, M2b (peer_zscore, open_circuit, ground_fault), dan M2_iforest, ini menutup hampir semua detektor M2.</w:t>
+      </w:r>
+      <w:r>
+        <w:t xml:space="preserve"> </w:t>
+      </w:r>
+      <w:r>
+        <w:rPr>
+          <w:i/>
+        </w:rPr>
+        <w:t xml:space="preserve">(Update 2026-07: opsi 1 dan 2 di bawah sudah terlaksana —</w:t>
+      </w:r>
+      <w:r>
+        <w:rPr>
+          <w:i/>
+        </w:rPr>
+        <w:t xml:space="preserve"> </w:t>
+      </w:r>
+      <w:r>
+        <w:rPr>
+          <w:rStyle w:val="VerbatimChar"/>
+          <w:i/>
+        </w:rPr>
+        <w:t xml:space="preserve">M2_Family_Summary.md</w:t>
+      </w:r>
+      <w:r>
+        <w:rPr>
+          <w:i/>
+        </w:rPr>
+        <w:t xml:space="preserve"> </w:t>
+      </w:r>
+      <w:r>
+        <w:rPr>
+          <w:i/>
+        </w:rPr>
+        <w:t xml:space="preserve">dan</w:t>
+      </w:r>
+      <w:r>
+        <w:rPr>
+          <w:i/>
+        </w:rPr>
+        <w:t xml:space="preserve"> </w:t>
+      </w:r>
+      <w:r>
+        <w:rPr>
+          <w:rStyle w:val="VerbatimChar"/>
+          <w:i/>
+        </w:rPr>
+        <w:t xml:space="preserve">M2_RE_10</w:t>
+      </w:r>
+      <w:r>
+        <w:rPr>
+          <w:i/>
+        </w:rPr>
+        <w:t xml:space="preserve"> </w:t>
+      </w:r>
+      <w:r>
+        <w:rPr>
+          <w:i/>
+        </w:rPr>
+        <w:t xml:space="preserve">LSTM-AE; menyusul</w:t>
+      </w:r>
+      <w:r>
+        <w:rPr>
+          <w:i/>
+        </w:rPr>
+        <w:t xml:space="preserve"> </w:t>
+      </w:r>
+      <w:r>
+        <w:rPr>
+          <w:rStyle w:val="VerbatimChar"/>
+          <w:i/>
+        </w:rPr>
+        <w:t xml:space="preserve">M2_RE_11</w:t>
+      </w:r>
+      <w:r>
+        <w:rPr>
+          <w:i/>
+        </w:rPr>
+        <w:t xml:space="preserve"> </w:t>
+      </w:r>
+      <w:r>
+        <w:rPr>
+          <w:i/>
+        </w:rPr>
+        <w:t xml:space="preserve">MpptRatio.)</w:t>
+      </w:r>
     </w:p>
     <w:p>
       <w:pPr>
@@ -5602,84 +7557,25 @@
       </w:pPr>
       <w:r>
         <w:rPr>
-          <w:rStyle w:val="VerbatimChar"/>
-        </w:rPr>
-        <w:t xml:space="preserve">pv_pipeline/m2a/soiling.py</w:t>
-      </w:r>
-      <w:r>
-        <w:t xml:space="preserve"> </w:t>
-      </w:r>
-      <w:r>
-        <w:t xml:space="preserve">(715 baris) — full read:</w:t>
-      </w:r>
-      <w:r>
-        <w:t xml:space="preserve"> </w:t>
-      </w:r>
-      <w:r>
-        <w:rPr>
-          <w:rStyle w:val="VerbatimChar"/>
-        </w:rPr>
-        <w:t xml:space="preserve">run()</w:t>
-      </w:r>
-      <w:r>
-        <w:t xml:space="preserve">,</w:t>
-      </w:r>
-      <w:r>
-        <w:t xml:space="preserve"> </w:t>
-      </w:r>
-      <w:r>
-        <w:rPr>
-          <w:rStyle w:val="VerbatimChar"/>
-        </w:rPr>
-        <w:t xml:space="preserve">_build_daily_series</w:t>
-      </w:r>
-      <w:r>
-        <w:t xml:space="preserve">,</w:t>
-      </w:r>
-      <w:r>
-        <w:t xml:space="preserve"> </w:t>
-      </w:r>
-      <w:r>
-        <w:rPr>
-          <w:rStyle w:val="VerbatimChar"/>
-        </w:rPr>
-        <w:t xml:space="preserve">compute_daily_pr_series</w:t>
-      </w:r>
-      <w:r>
-        <w:t xml:space="preserve">,</w:t>
-      </w:r>
-      <w:r>
-        <w:t xml:space="preserve"> </w:t>
-      </w:r>
-      <w:r>
-        <w:rPr>
-          <w:rStyle w:val="VerbatimChar"/>
-        </w:rPr>
-        <w:t xml:space="preserve">compute_cleaning_payback</w:t>
-      </w:r>
-      <w:r>
-        <w:t xml:space="preserve">,</w:t>
-      </w:r>
-      <w:r>
-        <w:t xml:space="preserve"> </w:t>
-      </w:r>
-      <w:r>
-        <w:rPr>
-          <w:rStyle w:val="VerbatimChar"/>
-        </w:rPr>
-        <w:t xml:space="preserve">_severity_from_economics</w:t>
-      </w:r>
-      <w:r>
-        <w:t xml:space="preserve">,</w:t>
-      </w:r>
-      <w:r>
-        <w:t xml:space="preserve"> </w:t>
-      </w:r>
-      <w:r>
-        <w:rPr>
-          <w:rStyle w:val="VerbatimChar"/>
-        </w:rPr>
-        <w:t xml:space="preserve">aggregate_daily</w:t>
+          <w:b/>
+          <w:strike/>
+        </w:rPr>
+        <w:t xml:space="preserve">Dokumen ringkasan famili M2</w:t>
+      </w:r>
+      <w:r>
+        <w:t xml:space="preserve"> </w:t>
+      </w:r>
+      <w:r>
+        <w:t xml:space="preserve">— selesai (</w:t>
+      </w:r>
+      <w:r>
+        <w:rPr>
+          <w:rStyle w:val="VerbatimChar"/>
+        </w:rPr>
+        <w:t xml:space="preserve">M2_Family_Summary.md</w:t>
+      </w:r>
+      <w:r>
+        <w:t xml:space="preserve">).</w:t>
       </w:r>
     </w:p>
     <w:p>
@@ -5692,60 +7588,25 @@
       </w:pPr>
       <w:r>
         <w:rPr>
-          <w:rStyle w:val="VerbatimChar"/>
-        </w:rPr>
-        <w:t xml:space="preserve">pv_pipeline/core.py</w:t>
-      </w:r>
-      <w:r>
-        <w:t xml:space="preserve"> </w:t>
-      </w:r>
-      <w:r>
-        <w:t xml:space="preserve">—</w:t>
-      </w:r>
-      <w:r>
-        <w:t xml:space="preserve"> </w:t>
-      </w:r>
-      <w:r>
-        <w:rPr>
-          <w:rStyle w:val="VerbatimChar"/>
-        </w:rPr>
-        <w:t xml:space="preserve">M2Finding</w:t>
-      </w:r>
-      <w:r>
-        <w:t xml:space="preserve">,</w:t>
-      </w:r>
-      <w:r>
-        <w:t xml:space="preserve"> </w:t>
-      </w:r>
-      <w:r>
-        <w:rPr>
-          <w:rStyle w:val="VerbatimChar"/>
-        </w:rPr>
-        <w:t xml:space="preserve">Severity</w:t>
-      </w:r>
-      <w:r>
-        <w:t xml:space="preserve">,</w:t>
-      </w:r>
-      <w:r>
-        <w:t xml:space="preserve"> </w:t>
-      </w:r>
-      <w:r>
-        <w:rPr>
-          <w:rStyle w:val="VerbatimChar"/>
-        </w:rPr>
-        <w:t xml:space="preserve">SubModule</w:t>
-      </w:r>
-      <w:r>
-        <w:t xml:space="preserve">,</w:t>
-      </w:r>
-      <w:r>
-        <w:t xml:space="preserve"> </w:t>
-      </w:r>
-      <w:r>
-        <w:rPr>
-          <w:rStyle w:val="VerbatimChar"/>
-        </w:rPr>
-        <w:t xml:space="preserve">load_empty_pv_map</w:t>
+          <w:b/>
+          <w:strike/>
+        </w:rPr>
+        <w:t xml:space="preserve">LSTM-AE</w:t>
+      </w:r>
+      <w:r>
+        <w:t xml:space="preserve"> </w:t>
+      </w:r>
+      <w:r>
+        <w:t xml:space="preserve">— selesai (</w:t>
+      </w:r>
+      <w:r>
+        <w:rPr>
+          <w:rStyle w:val="VerbatimChar"/>
+        </w:rPr>
+        <w:t xml:space="preserve">M2_RE_10</w:t>
+      </w:r>
+      <w:r>
+        <w:t xml:space="preserve">); model bahkan sudah dilatih &amp; wired (2026-07-06).</w:t>
       </w:r>
     </w:p>
     <w:p>
@@ -5757,38 +7618,31 @@
         <w:pStyle w:val="Compact"/>
       </w:pPr>
       <w:r>
-        <w:rPr>
-          <w:rStyle w:val="VerbatimChar"/>
-        </w:rPr>
-        <w:t xml:space="preserve">config/m2_config.yaml</w:t>
-      </w:r>
-      <w:r>
-        <w:t xml:space="preserve"> </w:t>
-      </w:r>
-      <w:r>
-        <w:t xml:space="preserve">—</w:t>
-      </w:r>
-      <w:r>
-        <w:t xml:space="preserve"> </w:t>
-      </w:r>
-      <w:r>
-        <w:rPr>
-          <w:rStyle w:val="VerbatimChar"/>
-        </w:rPr>
-        <w:t xml:space="preserve">m2a_soiling</w:t>
-      </w:r>
-      <w:r>
-        <w:t xml:space="preserve"> </w:t>
-      </w:r>
-      <w:r>
-        <w:t xml:space="preserve">(enabled false, min_days 90, capacity 71500, tariff 1500, cleaning_cost 0, payback 30)</w:t>
-      </w:r>
+        <w:t xml:space="preserve">Kandidat tersisa: mencakup ekstensi soiling 2026-07 (§0) ke workbook, atau validasi detektor terhadap data aktual.</w:t>
+      </w:r>
+    </w:p>
+    <w:p>
+      <w:r>
+        <w:pict>
+          <v:rect style="width:0;height:1.5pt" o:hralign="center" o:hrstd="t" o:hr="t"/>
+        </w:pict>
+      </w:r>
+    </w:p>
+    <w:p>
+      <w:pPr>
+        <w:pStyle w:val="Heading2"/>
+      </w:pPr>
+      <w:bookmarkStart w:id="47" w:name="sources"/>
+      <w:r>
+        <w:t xml:space="preserve">Sources</w:t>
+      </w:r>
+      <w:bookmarkEnd w:id="47"/>
     </w:p>
     <w:p>
       <w:pPr>
         <w:numPr>
           <w:ilvl w:val="0"/>
-          <w:numId w:val="1005"/>
+          <w:numId w:val="1006"/>
         </w:numPr>
         <w:pStyle w:val="Compact"/>
       </w:pPr>
@@ -5796,20 +7650,173 @@
         <w:rPr>
           <w:rStyle w:val="VerbatimChar"/>
         </w:rPr>
-        <w:t xml:space="preserve">docs/_extend_m2_workbook_iter9.py</w:t>
-      </w:r>
-      <w:r>
-        <w:t xml:space="preserve"> </w:t>
-      </w:r>
-      <w:r>
-        <w:t xml:space="preserve">(252 baris) — build script 4 sheet (PR + ekonomi live, regen 0-diff)</w:t>
+        <w:t xml:space="preserve">pv_pipeline/m2a/soiling.py</w:t>
+      </w:r>
+      <w:r>
+        <w:t xml:space="preserve"> </w:t>
+      </w:r>
+      <w:r>
+        <w:t xml:space="preserve">(1818 baris per 2026-07-11) —</w:t>
+      </w:r>
+      <w:r>
+        <w:t xml:space="preserve"> </w:t>
+      </w:r>
+      <w:r>
+        <w:rPr>
+          <w:rStyle w:val="VerbatimChar"/>
+        </w:rPr>
+        <w:t xml:space="preserve">run()</w:t>
+      </w:r>
+      <w:r>
+        <w:t xml:space="preserve">,</w:t>
+      </w:r>
+      <w:r>
+        <w:t xml:space="preserve"> </w:t>
+      </w:r>
+      <w:r>
+        <w:rPr>
+          <w:rStyle w:val="VerbatimChar"/>
+        </w:rPr>
+        <w:t xml:space="preserve">_build_daily_series</w:t>
+      </w:r>
+      <w:r>
+        <w:t xml:space="preserve">,</w:t>
+      </w:r>
+      <w:r>
+        <w:t xml:space="preserve"> </w:t>
+      </w:r>
+      <w:r>
+        <w:rPr>
+          <w:rStyle w:val="VerbatimChar"/>
+        </w:rPr>
+        <w:t xml:space="preserve">compute_daily_pr_series</w:t>
+      </w:r>
+      <w:r>
+        <w:t xml:space="preserve">,</w:t>
+      </w:r>
+      <w:r>
+        <w:t xml:space="preserve"> </w:t>
+      </w:r>
+      <w:r>
+        <w:rPr>
+          <w:rStyle w:val="VerbatimChar"/>
+        </w:rPr>
+        <w:t xml:space="preserve">compute_cleaning_payback</w:t>
+      </w:r>
+      <w:r>
+        <w:t xml:space="preserve">,</w:t>
+      </w:r>
+      <w:r>
+        <w:t xml:space="preserve"> </w:t>
+      </w:r>
+      <w:r>
+        <w:rPr>
+          <w:rStyle w:val="VerbatimChar"/>
+        </w:rPr>
+        <w:t xml:space="preserve">_severity_from_economics</w:t>
+      </w:r>
+      <w:r>
+        <w:t xml:space="preserve">,</w:t>
+      </w:r>
+      <w:r>
+        <w:t xml:space="preserve"> </w:t>
+      </w:r>
+      <w:r>
+        <w:rPr>
+          <w:rStyle w:val="VerbatimChar"/>
+        </w:rPr>
+        <w:t xml:space="preserve">aggregate_daily</w:t>
+      </w:r>
+      <w:r>
+        <w:t xml:space="preserve">, + fungsi 2026-07:</w:t>
+      </w:r>
+      <w:r>
+        <w:t xml:space="preserve"> </w:t>
+      </w:r>
+      <w:r>
+        <w:rPr>
+          <w:rStyle w:val="VerbatimChar"/>
+        </w:rPr>
+        <w:t xml:space="preserve">temp_correction_factor</w:t>
+      </w:r>
+      <w:r>
+        <w:t xml:space="preserve">,</w:t>
+      </w:r>
+      <w:r>
+        <w:t xml:space="preserve"> </w:t>
+      </w:r>
+      <w:r>
+        <w:rPr>
+          <w:rStyle w:val="VerbatimChar"/>
+        </w:rPr>
+        <w:t xml:space="preserve">build_availability_mask</w:t>
+      </w:r>
+      <w:r>
+        <w:t xml:space="preserve">,</w:t>
+      </w:r>
+      <w:r>
+        <w:t xml:space="preserve"> </w:t>
+      </w:r>
+      <w:r>
+        <w:rPr>
+          <w:rStyle w:val="VerbatimChar"/>
+        </w:rPr>
+        <w:t xml:space="preserve">build_cleaning_impact</w:t>
+      </w:r>
+      <w:r>
+        <w:t xml:space="preserve">,</w:t>
+      </w:r>
+      <w:r>
+        <w:t xml:space="preserve"> </w:t>
+      </w:r>
+      <w:r>
+        <w:rPr>
+          <w:rStyle w:val="VerbatimChar"/>
+        </w:rPr>
+        <w:t xml:space="preserve">build_direct_cleaning_impact(_per_string)</w:t>
+      </w:r>
+      <w:r>
+        <w:t xml:space="preserve">,</w:t>
+      </w:r>
+      <w:r>
+        <w:t xml:space="preserve"> </w:t>
+      </w:r>
+      <w:r>
+        <w:rPr>
+          <w:rStyle w:val="VerbatimChar"/>
+        </w:rPr>
+        <w:t xml:space="preserve">build_monthly_soiling_loss</w:t>
+      </w:r>
+      <w:r>
+        <w:t xml:space="preserve">,</w:t>
+      </w:r>
+      <w:r>
+        <w:t xml:space="preserve"> </w:t>
+      </w:r>
+      <w:r>
+        <w:rPr>
+          <w:rStyle w:val="VerbatimChar"/>
+        </w:rPr>
+        <w:t xml:space="preserve">build_cleaning_recommendation</w:t>
+      </w:r>
+      <w:r>
+        <w:t xml:space="preserve">,</w:t>
+      </w:r>
+      <w:r>
+        <w:t xml:space="preserve"> </w:t>
+      </w:r>
+      <w:r>
+        <w:rPr>
+          <w:rStyle w:val="VerbatimChar"/>
+        </w:rPr>
+        <w:t xml:space="preserve">reindex_daily_frequency</w:t>
       </w:r>
     </w:p>
     <w:p>
       <w:pPr>
         <w:numPr>
           <w:ilvl w:val="0"/>
-          <w:numId w:val="1005"/>
+          <w:numId w:val="1006"/>
         </w:numPr>
         <w:pStyle w:val="Compact"/>
       </w:pPr>
@@ -5817,20 +7824,20 @@
         <w:rPr>
           <w:rStyle w:val="VerbatimChar"/>
         </w:rPr>
-        <w:t xml:space="preserve">docs/verify_iter9.py</w:t>
-      </w:r>
-      <w:r>
-        <w:t xml:space="preserve"> </w:t>
-      </w:r>
-      <w:r>
-        <w:t xml:space="preserve">— audit string formula + recompute numerik (ekonomi) vs proto</w:t>
+        <w:t xml:space="preserve">pv_pipeline/m2a/cleaning_report.py</w:t>
+      </w:r>
+      <w:r>
+        <w:t xml:space="preserve"> </w:t>
+      </w:r>
+      <w:r>
+        <w:t xml:space="preserve">— rekap manual cleaning (checklist STSn + mapping DC cable ST→PV)</w:t>
       </w:r>
     </w:p>
     <w:p>
       <w:pPr>
         <w:numPr>
           <w:ilvl w:val="0"/>
-          <w:numId w:val="1005"/>
+          <w:numId w:val="1006"/>
         </w:numPr>
         <w:pStyle w:val="Compact"/>
       </w:pPr>
@@ -5838,20 +7845,44 @@
         <w:rPr>
           <w:rStyle w:val="VerbatimChar"/>
         </w:rPr>
-        <w:t xml:space="preserve">outputs/proto_iter9.py</w:t>
-      </w:r>
-      <w:r>
-        <w:t xml:space="preserve"> </w:t>
-      </w:r>
-      <w:r>
-        <w:t xml:space="preserve">— prototipe pengunci angka (deterministic; PR harian + 4 skenario sr)</w:t>
+        <w:t xml:space="preserve">run_soiling_analysis.py</w:t>
+      </w:r>
+      <w:r>
+        <w:t xml:space="preserve"> </w:t>
+      </w:r>
+      <w:r>
+        <w:t xml:space="preserve">+</w:t>
+      </w:r>
+      <w:r>
+        <w:t xml:space="preserve"> </w:t>
+      </w:r>
+      <w:r>
+        <w:rPr>
+          <w:rStyle w:val="VerbatimChar"/>
+        </w:rPr>
+        <w:t xml:space="preserve">notebook/M2aSoiling.ipynb</w:t>
+      </w:r>
+      <w:r>
+        <w:t xml:space="preserve"> </w:t>
+      </w:r>
+      <w:r>
+        <w:t xml:space="preserve">— runner analysis run standalone; run nyata</w:t>
+      </w:r>
+      <w:r>
+        <w:t xml:space="preserve"> </w:t>
+      </w:r>
+      <w:r>
+        <w:rPr>
+          <w:rStyle w:val="VerbatimChar"/>
+        </w:rPr>
+        <w:t xml:space="preserve">coba/soiling_srr_20250103_20260430*.xlsx</w:t>
       </w:r>
     </w:p>
     <w:p>
       <w:pPr>
         <w:numPr>
           <w:ilvl w:val="0"/>
-          <w:numId w:val="1005"/>
+          <w:numId w:val="1006"/>
         </w:numPr>
         <w:pStyle w:val="Compact"/>
       </w:pPr>
@@ -5859,22 +7890,22 @@
         <w:rPr>
           <w:rStyle w:val="VerbatimChar"/>
         </w:rPr>
-        <w:t xml:space="preserve">docs/M2_PV_Performance_Workbook.xlsx</w:t>
-      </w:r>
-      <w:r>
-        <w:t xml:space="preserve"> </w:t>
-      </w:r>
-      <w:r>
-        <w:t xml:space="preserve">— 41 sheet;</w:t>
-      </w:r>
-      <w:r>
-        <w:t xml:space="preserve"> </w:t>
-      </w:r>
-      <w:r>
-        <w:rPr>
-          <w:rStyle w:val="VerbatimChar"/>
-        </w:rPr>
-        <w:t xml:space="preserve">Raw_Data_SO</w:t>
+        <w:t xml:space="preserve">pv_pipeline/core.py</w:t>
+      </w:r>
+      <w:r>
+        <w:t xml:space="preserve"> </w:t>
+      </w:r>
+      <w:r>
+        <w:t xml:space="preserve">—</w:t>
+      </w:r>
+      <w:r>
+        <w:t xml:space="preserve"> </w:t>
+      </w:r>
+      <w:r>
+        <w:rPr>
+          <w:rStyle w:val="VerbatimChar"/>
+        </w:rPr>
+        <w:t xml:space="preserve">M2Finding</w:t>
       </w:r>
       <w:r>
         <w:t xml:space="preserve">,</w:t>
@@ -5886,7 +7917,7 @@
         <w:rPr>
           <w:rStyle w:val="VerbatimChar"/>
         </w:rPr>
-        <w:t xml:space="preserve">Helpers_SO</w:t>
+        <w:t xml:space="preserve">Severity</w:t>
       </w:r>
       <w:r>
         <w:t xml:space="preserve">,</w:t>
@@ -5898,7 +7929,7 @@
         <w:rPr>
           <w:rStyle w:val="VerbatimChar"/>
         </w:rPr>
-        <w:t xml:space="preserve">SO_Economics</w:t>
+        <w:t xml:space="preserve">SubModule</w:t>
       </w:r>
       <w:r>
         <w:t xml:space="preserve">,</w:t>
@@ -5910,41 +7941,206 @@
         <w:rPr>
           <w:rStyle w:val="VerbatimChar"/>
         </w:rPr>
-        <w:t xml:space="preserve">SO_Summary</w:t>
+        <w:t xml:space="preserve">load_empty_pv_map</w:t>
       </w:r>
     </w:p>
     <w:p>
       <w:pPr>
         <w:numPr>
           <w:ilvl w:val="0"/>
-          <w:numId w:val="1005"/>
+          <w:numId w:val="1006"/>
         </w:numPr>
         <w:pStyle w:val="Compact"/>
       </w:pPr>
       <w:r>
-        <w:t xml:space="preserve">rdtools.soiling docs; Deceglie et al. 2018</w:t>
-      </w:r>
-      <w:r>
-        <w:t xml:space="preserve"> </w:t>
-      </w:r>
-      <w:r>
-        <w:t xml:space="preserve">“</w:t>
-      </w:r>
-      <w:r>
-        <w:t xml:space="preserve">Quantifying Soiling Loss Directly from PV Yield</w:t>
-      </w:r>
-      <w:r>
-        <w:t xml:space="preserve">”</w:t>
-      </w:r>
-      <w:r>
-        <w:t xml:space="preserve">; IEC 61724-1:2021 (PR)</w:t>
+        <w:rPr>
+          <w:rStyle w:val="VerbatimChar"/>
+        </w:rPr>
+        <w:t xml:space="preserve">config/m2_config.yaml</w:t>
+      </w:r>
+      <w:r>
+        <w:t xml:space="preserve"> </w:t>
+      </w:r>
+      <w:r>
+        <w:t xml:space="preserve">—</w:t>
+      </w:r>
+      <w:r>
+        <w:t xml:space="preserve"> </w:t>
+      </w:r>
+      <w:r>
+        <w:rPr>
+          <w:rStyle w:val="VerbatimChar"/>
+        </w:rPr>
+        <w:t xml:space="preserve">m2a_soiling</w:t>
+      </w:r>
+      <w:r>
+        <w:t xml:space="preserve"> </w:t>
+      </w:r>
+      <w:r>
+        <w:t xml:space="preserve">(enabled false, min_days 90, capacity 71500, tariff 1500, cleaning_cost 0, payback 30, + knob 2026-07 §0)</w:t>
       </w:r>
     </w:p>
     <w:p>
       <w:pPr>
         <w:numPr>
           <w:ilvl w:val="0"/>
-          <w:numId w:val="1005"/>
+          <w:numId w:val="1006"/>
+        </w:numPr>
+        <w:pStyle w:val="Compact"/>
+      </w:pPr>
+      <w:r>
+        <w:rPr>
+          <w:rStyle w:val="VerbatimChar"/>
+        </w:rPr>
+        <w:t xml:space="preserve">docs/_extend_m2_workbook_iter9.py</w:t>
+      </w:r>
+      <w:r>
+        <w:t xml:space="preserve"> </w:t>
+      </w:r>
+      <w:r>
+        <w:t xml:space="preserve">(252 baris) — build script 4 sheet (PR + ekonomi live, regen 0-diff)</w:t>
+      </w:r>
+    </w:p>
+    <w:p>
+      <w:pPr>
+        <w:numPr>
+          <w:ilvl w:val="0"/>
+          <w:numId w:val="1006"/>
+        </w:numPr>
+        <w:pStyle w:val="Compact"/>
+      </w:pPr>
+      <w:r>
+        <w:rPr>
+          <w:rStyle w:val="VerbatimChar"/>
+        </w:rPr>
+        <w:t xml:space="preserve">docs/verify_iter9.py</w:t>
+      </w:r>
+      <w:r>
+        <w:t xml:space="preserve"> </w:t>
+      </w:r>
+      <w:r>
+        <w:t xml:space="preserve">— audit string formula + recompute numerik (ekonomi) vs proto</w:t>
+      </w:r>
+    </w:p>
+    <w:p>
+      <w:pPr>
+        <w:numPr>
+          <w:ilvl w:val="0"/>
+          <w:numId w:val="1006"/>
+        </w:numPr>
+        <w:pStyle w:val="Compact"/>
+      </w:pPr>
+      <w:r>
+        <w:rPr>
+          <w:rStyle w:val="VerbatimChar"/>
+        </w:rPr>
+        <w:t xml:space="preserve">outputs/proto_iter9.py</w:t>
+      </w:r>
+      <w:r>
+        <w:t xml:space="preserve"> </w:t>
+      </w:r>
+      <w:r>
+        <w:t xml:space="preserve">— prototipe pengunci angka (deterministic; PR harian + 4 skenario sr)</w:t>
+      </w:r>
+    </w:p>
+    <w:p>
+      <w:pPr>
+        <w:numPr>
+          <w:ilvl w:val="0"/>
+          <w:numId w:val="1006"/>
+        </w:numPr>
+        <w:pStyle w:val="Compact"/>
+      </w:pPr>
+      <w:r>
+        <w:rPr>
+          <w:rStyle w:val="VerbatimChar"/>
+        </w:rPr>
+        <w:t xml:space="preserve">docs/M2_PV_Performance_Workbook.xlsx</w:t>
+      </w:r>
+      <w:r>
+        <w:t xml:space="preserve"> </w:t>
+      </w:r>
+      <w:r>
+        <w:t xml:space="preserve">— kini 46 sheet;</w:t>
+      </w:r>
+      <w:r>
+        <w:t xml:space="preserve"> </w:t>
+      </w:r>
+      <w:r>
+        <w:rPr>
+          <w:rStyle w:val="VerbatimChar"/>
+        </w:rPr>
+        <w:t xml:space="preserve">Raw_Data_SO</w:t>
+      </w:r>
+      <w:r>
+        <w:t xml:space="preserve">,</w:t>
+      </w:r>
+      <w:r>
+        <w:t xml:space="preserve"> </w:t>
+      </w:r>
+      <w:r>
+        <w:rPr>
+          <w:rStyle w:val="VerbatimChar"/>
+        </w:rPr>
+        <w:t xml:space="preserve">Helpers_SO</w:t>
+      </w:r>
+      <w:r>
+        <w:t xml:space="preserve">,</w:t>
+      </w:r>
+      <w:r>
+        <w:t xml:space="preserve"> </w:t>
+      </w:r>
+      <w:r>
+        <w:rPr>
+          <w:rStyle w:val="VerbatimChar"/>
+        </w:rPr>
+        <w:t xml:space="preserve">SO_Economics</w:t>
+      </w:r>
+      <w:r>
+        <w:t xml:space="preserve">,</w:t>
+      </w:r>
+      <w:r>
+        <w:t xml:space="preserve"> </w:t>
+      </w:r>
+      <w:r>
+        <w:rPr>
+          <w:rStyle w:val="VerbatimChar"/>
+        </w:rPr>
+        <w:t xml:space="preserve">SO_Summary</w:t>
+      </w:r>
+    </w:p>
+    <w:p>
+      <w:pPr>
+        <w:numPr>
+          <w:ilvl w:val="0"/>
+          <w:numId w:val="1006"/>
+        </w:numPr>
+        <w:pStyle w:val="Compact"/>
+      </w:pPr>
+      <w:r>
+        <w:t xml:space="preserve">rdtools.soiling docs; Deceglie et al. 2018</w:t>
+      </w:r>
+      <w:r>
+        <w:t xml:space="preserve"> </w:t>
+      </w:r>
+      <w:r>
+        <w:t xml:space="preserve">“</w:t>
+      </w:r>
+      <w:r>
+        <w:t xml:space="preserve">Quantifying Soiling Loss Directly from PV Yield</w:t>
+      </w:r>
+      <w:r>
+        <w:t xml:space="preserve">”</w:t>
+      </w:r>
+      <w:r>
+        <w:t xml:space="preserve">; IEC 61724-1:2021 (PR)</w:t>
+      </w:r>
+    </w:p>
+    <w:p>
+      <w:pPr>
+        <w:numPr>
+          <w:ilvl w:val="0"/>
+          <w:numId w:val="1006"/>
         </w:numPr>
         <w:pStyle w:val="Compact"/>
       </w:pPr>
@@ -6085,111 +8281,8 @@
       </w:pPr>
     </w:lvl>
   </w:abstractNum>
-  <w:abstractNum w:abstractNumId="991">
+  <w:abstractNum w:abstractNumId="99411">
     <w:nsid w:val="ea454b4c"/>
-    <w:multiLevelType w:val="multilevel"/>
-    <w:lvl w:ilvl="0">
-      <w:numFmt w:val="bullet"/>
-      <w:lvlText w:val="•"/>
-      <w:lvlJc w:val="left"/>
-      <w:pPr>
-        <w:tabs>
-          <w:tab w:val="num" w:pos="0"/>
-        </w:tabs>
-        <w:ind w:left="480" w:hanging="480"/>
-      </w:pPr>
-    </w:lvl>
-    <w:lvl w:ilvl="1">
-      <w:numFmt w:val="bullet"/>
-      <w:lvlText w:val="–"/>
-      <w:lvlJc w:val="left"/>
-      <w:pPr>
-        <w:tabs>
-          <w:tab w:val="num" w:pos="720"/>
-        </w:tabs>
-        <w:ind w:left="1200" w:hanging="480"/>
-      </w:pPr>
-    </w:lvl>
-    <w:lvl w:ilvl="2">
-      <w:numFmt w:val="bullet"/>
-      <w:lvlText w:val="•"/>
-      <w:lvlJc w:val="left"/>
-      <w:pPr>
-        <w:tabs>
-          <w:tab w:val="num" w:pos="1440"/>
-        </w:tabs>
-        <w:ind w:left="1920" w:hanging="480"/>
-      </w:pPr>
-    </w:lvl>
-    <w:lvl w:ilvl="3">
-      <w:numFmt w:val="bullet"/>
-      <w:lvlText w:val="–"/>
-      <w:lvlJc w:val="left"/>
-      <w:pPr>
-        <w:tabs>
-          <w:tab w:val="num" w:pos="2160"/>
-        </w:tabs>
-        <w:ind w:left="2640" w:hanging="480"/>
-      </w:pPr>
-    </w:lvl>
-    <w:lvl w:ilvl="4">
-      <w:numFmt w:val="bullet"/>
-      <w:lvlText w:val="•"/>
-      <w:lvlJc w:val="left"/>
-      <w:pPr>
-        <w:tabs>
-          <w:tab w:val="num" w:pos="2880"/>
-        </w:tabs>
-        <w:ind w:left="3360" w:hanging="480"/>
-      </w:pPr>
-    </w:lvl>
-    <w:lvl w:ilvl="5">
-      <w:numFmt w:val="bullet"/>
-      <w:lvlText w:val="–"/>
-      <w:lvlJc w:val="left"/>
-      <w:pPr>
-        <w:tabs>
-          <w:tab w:val="num" w:pos="3600"/>
-        </w:tabs>
-        <w:ind w:left="4080" w:hanging="480"/>
-      </w:pPr>
-    </w:lvl>
-    <w:lvl w:ilvl="6">
-      <w:numFmt w:val="bullet"/>
-      <w:lvlText w:val="•"/>
-      <w:lvlJc w:val="left"/>
-      <w:pPr>
-        <w:tabs>
-          <w:tab w:val="num" w:pos="4320"/>
-        </w:tabs>
-        <w:ind w:left="4800" w:hanging="480"/>
-      </w:pPr>
-    </w:lvl>
-    <w:lvl w:ilvl="7">
-      <w:numFmt w:val="bullet"/>
-      <w:lvlText w:val="–"/>
-      <w:lvlJc w:val="left"/>
-      <w:pPr>
-        <w:tabs>
-          <w:tab w:val="num" w:pos="5040"/>
-        </w:tabs>
-        <w:ind w:left="5520" w:hanging="480"/>
-      </w:pPr>
-    </w:lvl>
-    <w:lvl w:ilvl="8">
-      <w:numFmt w:val="bullet"/>
-      <w:lvlText w:val="•"/>
-      <w:lvlJc w:val="left"/>
-      <w:pPr>
-        <w:tabs>
-          <w:tab w:val="num" w:pos="5760"/>
-        </w:tabs>
-        <w:ind w:left="6240" w:hanging="480"/>
-      </w:pPr>
-    </w:lvl>
-  </w:abstractNum>
-  <w:abstractNum w:abstractNumId="99411">
-    <w:nsid w:val="71315dca"/>
     <w:multiLevelType w:val="multilevel"/>
     <w:lvl w:ilvl="0">
       <w:start w:val="1"/>
@@ -6300,13 +8393,113 @@
       </w:pPr>
     </w:lvl>
   </w:abstractNum>
+  <w:abstractNum w:abstractNumId="991">
+    <w:nsid w:val="71315dca"/>
+    <w:multiLevelType w:val="multilevel"/>
+    <w:lvl w:ilvl="0">
+      <w:numFmt w:val="bullet"/>
+      <w:lvlText w:val="•"/>
+      <w:lvlJc w:val="left"/>
+      <w:pPr>
+        <w:tabs>
+          <w:tab w:val="num" w:pos="0"/>
+        </w:tabs>
+        <w:ind w:left="480" w:hanging="480"/>
+      </w:pPr>
+    </w:lvl>
+    <w:lvl w:ilvl="1">
+      <w:numFmt w:val="bullet"/>
+      <w:lvlText w:val="–"/>
+      <w:lvlJc w:val="left"/>
+      <w:pPr>
+        <w:tabs>
+          <w:tab w:val="num" w:pos="720"/>
+        </w:tabs>
+        <w:ind w:left="1200" w:hanging="480"/>
+      </w:pPr>
+    </w:lvl>
+    <w:lvl w:ilvl="2">
+      <w:numFmt w:val="bullet"/>
+      <w:lvlText w:val="•"/>
+      <w:lvlJc w:val="left"/>
+      <w:pPr>
+        <w:tabs>
+          <w:tab w:val="num" w:pos="1440"/>
+        </w:tabs>
+        <w:ind w:left="1920" w:hanging="480"/>
+      </w:pPr>
+    </w:lvl>
+    <w:lvl w:ilvl="3">
+      <w:numFmt w:val="bullet"/>
+      <w:lvlText w:val="–"/>
+      <w:lvlJc w:val="left"/>
+      <w:pPr>
+        <w:tabs>
+          <w:tab w:val="num" w:pos="2160"/>
+        </w:tabs>
+        <w:ind w:left="2640" w:hanging="480"/>
+      </w:pPr>
+    </w:lvl>
+    <w:lvl w:ilvl="4">
+      <w:numFmt w:val="bullet"/>
+      <w:lvlText w:val="•"/>
+      <w:lvlJc w:val="left"/>
+      <w:pPr>
+        <w:tabs>
+          <w:tab w:val="num" w:pos="2880"/>
+        </w:tabs>
+        <w:ind w:left="3360" w:hanging="480"/>
+      </w:pPr>
+    </w:lvl>
+    <w:lvl w:ilvl="5">
+      <w:numFmt w:val="bullet"/>
+      <w:lvlText w:val="–"/>
+      <w:lvlJc w:val="left"/>
+      <w:pPr>
+        <w:tabs>
+          <w:tab w:val="num" w:pos="3600"/>
+        </w:tabs>
+        <w:ind w:left="4080" w:hanging="480"/>
+      </w:pPr>
+    </w:lvl>
+    <w:lvl w:ilvl="6">
+      <w:numFmt w:val="bullet"/>
+      <w:lvlText w:val="•"/>
+      <w:lvlJc w:val="left"/>
+      <w:pPr>
+        <w:tabs>
+          <w:tab w:val="num" w:pos="4320"/>
+        </w:tabs>
+        <w:ind w:left="4800" w:hanging="480"/>
+      </w:pPr>
+    </w:lvl>
+    <w:lvl w:ilvl="7">
+      <w:numFmt w:val="bullet"/>
+      <w:lvlText w:val="–"/>
+      <w:lvlJc w:val="left"/>
+      <w:pPr>
+        <w:tabs>
+          <w:tab w:val="num" w:pos="5040"/>
+        </w:tabs>
+        <w:ind w:left="5520" w:hanging="480"/>
+      </w:pPr>
+    </w:lvl>
+    <w:lvl w:ilvl="8">
+      <w:numFmt w:val="bullet"/>
+      <w:lvlText w:val="•"/>
+      <w:lvlJc w:val="left"/>
+      <w:pPr>
+        <w:tabs>
+          <w:tab w:val="num" w:pos="5760"/>
+        </w:tabs>
+        <w:ind w:left="6240" w:hanging="480"/>
+      </w:pPr>
+    </w:lvl>
+  </w:abstractNum>
   <w:num w:numId="1000">
     <w:abstractNumId w:val="990"/>
   </w:num>
   <w:num w:numId="1001">
-    <w:abstractNumId w:val="991"/>
-  </w:num>
-  <w:num w:numId="1002">
     <w:abstractNumId w:val="99411"/>
     <w:lvlOverride w:ilvl="0">
       <w:startOverride w:val="1"/>
@@ -6336,10 +8529,10 @@
       <w:startOverride w:val="1"/>
     </w:lvlOverride>
   </w:num>
-  <w:num w:numId="1003">
+  <w:num w:numId="1002">
     <w:abstractNumId w:val="991"/>
   </w:num>
-  <w:num w:numId="1004">
+  <w:num w:numId="1003">
     <w:abstractNumId w:val="99411"/>
     <w:lvlOverride w:ilvl="0">
       <w:startOverride w:val="1"/>
@@ -6369,7 +8562,40 @@
       <w:startOverride w:val="1"/>
     </w:lvlOverride>
   </w:num>
+  <w:num w:numId="1004">
+    <w:abstractNumId w:val="991"/>
+  </w:num>
   <w:num w:numId="1005">
+    <w:abstractNumId w:val="99411"/>
+    <w:lvlOverride w:ilvl="0">
+      <w:startOverride w:val="1"/>
+    </w:lvlOverride>
+    <w:lvlOverride w:ilvl="1">
+      <w:startOverride w:val="1"/>
+    </w:lvlOverride>
+    <w:lvlOverride w:ilvl="2">
+      <w:startOverride w:val="1"/>
+    </w:lvlOverride>
+    <w:lvlOverride w:ilvl="3">
+      <w:startOverride w:val="1"/>
+    </w:lvlOverride>
+    <w:lvlOverride w:ilvl="4">
+      <w:startOverride w:val="1"/>
+    </w:lvlOverride>
+    <w:lvlOverride w:ilvl="5">
+      <w:startOverride w:val="1"/>
+    </w:lvlOverride>
+    <w:lvlOverride w:ilvl="6">
+      <w:startOverride w:val="1"/>
+    </w:lvlOverride>
+    <w:lvlOverride w:ilvl="7">
+      <w:startOverride w:val="1"/>
+    </w:lvlOverride>
+    <w:lvlOverride w:ilvl="8">
+      <w:startOverride w:val="1"/>
+    </w:lvlOverride>
+  </w:num>
+  <w:num w:numId="1006">
     <w:abstractNumId w:val="991"/>
   </w:num>
 </w:numbering>

--- a/docs/M2_RE_09_M2aSoiling.docx
+++ b/docs/M2_RE_09_M2aSoiling.docx
@@ -1130,7 +1130,7 @@
         <w:t xml:space="preserve"> </w:t>
       </w:r>
       <w:r>
-        <w:t xml:space="preserve">(5473ed9) — uplift PR per event/interval + klasifikasi cause hujan vs manual (</w:t>
+        <w:t>(5473ed9) — kenaikan SR (sr_gain_pp, poin persen) per event/interval + klasifikasi cause hujan vs manual (</w:t>
       </w:r>
       <w:r>
         <w:rPr>
@@ -3765,7 +3765,7 @@
         <w:t xml:space="preserve"> </w:t>
       </w:r>
       <w:r>
-        <w:t xml:space="preserve">(uplift per event/interval SRR),</w:t>
+        <w:t>(sr_gain_pp per event/interval SRR),</w:t>
       </w:r>
       <w:r>
         <w:t xml:space="preserve"> </w:t>
@@ -3795,7 +3795,7 @@
         <w:t xml:space="preserve"> </w:t>
       </w:r>
       <w:r>
-        <w:t xml:space="preserve">(pre/post PR sekitar campaign, independen SRR),</w:t>
+        <w:t>(pre/post PR sekitar campaign, independen SRR; kolom soiling_loss_pct / rank_soiling_loss),</w:t>
       </w:r>
       <w:r>
         <w:t xml:space="preserve"> </w:t>
@@ -3816,7 +3816,7 @@
         <w:t xml:space="preserve">build_cleaning_recommendation</w:t>
       </w:r>
       <w:r>
-        <w:t xml:space="preserve">), dan</w:t>
+        <w:t>; string mati ditandai status=DEAD_OR_OFFLINE dan keluar dari ranking), dan</w:t>
       </w:r>
       <w:r>
         <w:t xml:space="preserve"> </w:t>
